--- a/Documento/TALLER SEMANA 6 PARCIAL.docx
+++ b/Documento/TALLER SEMANA 6 PARCIAL.docx
@@ -19,8 +19,6 @@
         </w:rPr>
         <w:t>TALLER SEMANA 6</w:t>
       </w:r>
-      <w:bookmarkStart w:id="0" w:name="_GoBack"/>
-      <w:bookmarkEnd w:id="0"/>
     </w:p>
     <w:p>
       <w:pPr>
@@ -82,8 +80,17 @@
           <w:rFonts w:ascii="Times New Roman" w:hAnsi="Times New Roman" w:cs="Times New Roman"/>
           <w:lang w:val="es-MX"/>
         </w:rPr>
-        <w:t>Silvia Natalia Jurado Panqueva</w:t>
-      </w:r>
+        <w:t xml:space="preserve">Silvia Natalia Jurado </w:t>
+      </w:r>
+      <w:proofErr w:type="spellStart"/>
+      <w:r>
+        <w:rPr>
+          <w:rFonts w:ascii="Times New Roman" w:hAnsi="Times New Roman" w:cs="Times New Roman"/>
+          <w:lang w:val="es-MX"/>
+        </w:rPr>
+        <w:t>Panqueva</w:t>
+      </w:r>
+      <w:proofErr w:type="spellEnd"/>
     </w:p>
     <w:p>
       <w:pPr>
@@ -93,12 +100,21 @@
           <w:lang w:val="es-MX"/>
         </w:rPr>
       </w:pPr>
+      <w:proofErr w:type="spellStart"/>
       <w:r>
         <w:rPr>
           <w:rFonts w:ascii="Times New Roman" w:hAnsi="Times New Roman" w:cs="Times New Roman"/>
           <w:lang w:val="es-MX"/>
         </w:rPr>
-        <w:t>Karol Dayana Suarez Niño</w:t>
+        <w:t>Karol</w:t>
+      </w:r>
+      <w:proofErr w:type="spellEnd"/>
+      <w:r>
+        <w:rPr>
+          <w:rFonts w:ascii="Times New Roman" w:hAnsi="Times New Roman" w:cs="Times New Roman"/>
+          <w:lang w:val="es-MX"/>
+        </w:rPr>
+        <w:t xml:space="preserve"> Dayana Suarez Niño</w:t>
       </w:r>
     </w:p>
     <w:p>
@@ -4122,7 +4138,7 @@
           <w:szCs w:val="24"/>
         </w:rPr>
       </w:pPr>
-      <w:bookmarkStart w:id="1" w:name="_Toc240386970"/>
+      <w:bookmarkStart w:id="0" w:name="_Toc240386970"/>
       <w:r>
         <w:rPr>
           <w:rFonts w:ascii="Times New Roman" w:hAnsi="Times New Roman" w:cs="Times New Roman"/>
@@ -4134,7 +4150,7 @@
         </w:rPr>
         <w:t>Literatura / introducción del proyecto</w:t>
       </w:r>
-      <w:bookmarkEnd w:id="1"/>
+      <w:bookmarkEnd w:id="0"/>
     </w:p>
     <w:p>
       <w:pPr>
@@ -4179,8 +4195,18 @@
           <w:b/>
           <w:bCs/>
         </w:rPr>
-        <w:t>Marketplace Multivendedor</w:t>
-      </w:r>
+        <w:t xml:space="preserve">Marketplace </w:t>
+      </w:r>
+      <w:proofErr w:type="spellStart"/>
+      <w:r>
+        <w:rPr>
+          <w:rFonts w:ascii="Times New Roman" w:hAnsi="Times New Roman" w:cs="Times New Roman"/>
+          <w:b/>
+          <w:bCs/>
+        </w:rPr>
+        <w:t>Multivendedor</w:t>
+      </w:r>
+      <w:proofErr w:type="spellEnd"/>
       <w:r>
         <w:rPr>
           <w:rFonts w:ascii="Times New Roman" w:hAnsi="Times New Roman" w:cs="Times New Roman"/>
@@ -4225,7 +4251,7 @@
           <w:szCs w:val="24"/>
         </w:rPr>
       </w:pPr>
-      <w:bookmarkStart w:id="2" w:name="_Toc240386971"/>
+      <w:bookmarkStart w:id="1" w:name="_Toc240386971"/>
       <w:r>
         <w:rPr>
           <w:rFonts w:ascii="Times New Roman" w:hAnsi="Times New Roman" w:cs="Times New Roman"/>
@@ -4236,7 +4262,7 @@
         </w:rPr>
         <w:t>Diferencia:</w:t>
       </w:r>
-      <w:bookmarkEnd w:id="2"/>
+      <w:bookmarkEnd w:id="1"/>
       <w:r>
         <w:rPr>
           <w:rFonts w:ascii="Times New Roman" w:hAnsi="Times New Roman" w:cs="Times New Roman"/>
@@ -4268,7 +4294,25 @@
           <w:b/>
           <w:bCs/>
         </w:rPr>
-        <w:t xml:space="preserve">Modelo Multivendedor: </w:t>
+        <w:t xml:space="preserve">Modelo </w:t>
+      </w:r>
+      <w:proofErr w:type="spellStart"/>
+      <w:r>
+        <w:rPr>
+          <w:rFonts w:ascii="Times New Roman" w:hAnsi="Times New Roman" w:cs="Times New Roman"/>
+          <w:b/>
+          <w:bCs/>
+        </w:rPr>
+        <w:t>Multivendedor</w:t>
+      </w:r>
+      <w:proofErr w:type="spellEnd"/>
+      <w:r>
+        <w:rPr>
+          <w:rFonts w:ascii="Times New Roman" w:hAnsi="Times New Roman" w:cs="Times New Roman"/>
+          <w:b/>
+          <w:bCs/>
+        </w:rPr>
+        <w:t xml:space="preserve">: </w:t>
       </w:r>
       <w:r>
         <w:rPr>
@@ -4335,7 +4379,7 @@
           <w:szCs w:val="24"/>
         </w:rPr>
       </w:pPr>
-      <w:bookmarkStart w:id="3" w:name="_Toc240386972"/>
+      <w:bookmarkStart w:id="2" w:name="_Toc240386972"/>
       <w:r>
         <w:rPr>
           <w:rFonts w:ascii="Times New Roman" w:hAnsi="Times New Roman" w:cs="Times New Roman"/>
@@ -4356,7 +4400,7 @@
         </w:rPr>
         <w:t>:</w:t>
       </w:r>
-      <w:bookmarkEnd w:id="3"/>
+      <w:bookmarkEnd w:id="2"/>
     </w:p>
     <w:p>
       <w:pPr>
@@ -4381,8 +4425,18 @@
           <w:b/>
           <w:bCs/>
         </w:rPr>
-        <w:t>Este proyecto se llama Marketplace Multivendedor</w:t>
-      </w:r>
+        <w:t xml:space="preserve">Este proyecto se llama Marketplace </w:t>
+      </w:r>
+      <w:proofErr w:type="spellStart"/>
+      <w:r>
+        <w:rPr>
+          <w:rFonts w:ascii="Times New Roman" w:hAnsi="Times New Roman" w:cs="Times New Roman"/>
+          <w:b/>
+          <w:bCs/>
+        </w:rPr>
+        <w:t>Multivendedor</w:t>
+      </w:r>
+      <w:proofErr w:type="spellEnd"/>
       <w:r>
         <w:rPr>
           <w:rFonts w:ascii="Times New Roman" w:hAnsi="Times New Roman" w:cs="Times New Roman"/>
@@ -4427,7 +4481,21 @@
           <w:rFonts w:ascii="Times New Roman" w:hAnsi="Times New Roman" w:cs="Times New Roman"/>
         </w:rPr>
         <w:tab/>
-        <w:t xml:space="preserve"> vendedor  2- Ropa Dama </w:t>
+        <w:t xml:space="preserve"> </w:t>
+      </w:r>
+      <w:proofErr w:type="gramStart"/>
+      <w:r>
+        <w:rPr>
+          <w:rFonts w:ascii="Times New Roman" w:hAnsi="Times New Roman" w:cs="Times New Roman"/>
+        </w:rPr>
+        <w:t>vendedor  2</w:t>
+      </w:r>
+      <w:proofErr w:type="gramEnd"/>
+      <w:r>
+        <w:rPr>
+          <w:rFonts w:ascii="Times New Roman" w:hAnsi="Times New Roman" w:cs="Times New Roman"/>
+        </w:rPr>
+        <w:t xml:space="preserve">- Ropa Dama </w:t>
       </w:r>
       <w:r>
         <w:rPr>
@@ -4611,8 +4679,15 @@
           <w:rFonts w:ascii="Times New Roman" w:hAnsi="Times New Roman" w:cs="Times New Roman"/>
         </w:rPr>
         <w:tab/>
+      </w:r>
+      <w:proofErr w:type="spellStart"/>
+      <w:r>
+        <w:rPr>
+          <w:rFonts w:ascii="Times New Roman" w:hAnsi="Times New Roman" w:cs="Times New Roman"/>
+        </w:rPr>
         <w:t>Organizadore</w:t>
       </w:r>
+      <w:proofErr w:type="spellEnd"/>
     </w:p>
     <w:p>
       <w:pPr>
@@ -4637,7 +4712,7 @@
           <w:szCs w:val="24"/>
         </w:rPr>
       </w:pPr>
-      <w:bookmarkStart w:id="4" w:name="_Toc240386973"/>
+      <w:bookmarkStart w:id="3" w:name="_Toc240386973"/>
       <w:r>
         <w:rPr>
           <w:rFonts w:ascii="Times New Roman" w:hAnsi="Times New Roman" w:cs="Times New Roman"/>
@@ -4649,7 +4724,7 @@
         </w:rPr>
         <w:t>Gestión de catálogo, inventario, pedidos y envíos.</w:t>
       </w:r>
-      <w:bookmarkEnd w:id="4"/>
+      <w:bookmarkEnd w:id="3"/>
     </w:p>
     <w:p>
       <w:pPr>
@@ -4673,7 +4748,7 @@
           <w:rFonts w:ascii="Times New Roman" w:hAnsi="Times New Roman" w:cs="Times New Roman"/>
         </w:rPr>
       </w:pPr>
-      <w:bookmarkStart w:id="5" w:name="_Toc240386974"/>
+      <w:bookmarkStart w:id="4" w:name="_Toc240386974"/>
       <w:r>
         <w:rPr>
           <w:rStyle w:val="Ttulo3Car"/>
@@ -4683,7 +4758,7 @@
         </w:rPr>
         <w:t>Gestión de catálogo:</w:t>
       </w:r>
-      <w:bookmarkEnd w:id="5"/>
+      <w:bookmarkEnd w:id="4"/>
       <w:r>
         <w:rPr>
           <w:rFonts w:ascii="Times New Roman" w:hAnsi="Times New Roman" w:cs="Times New Roman"/>
@@ -4712,7 +4787,7 @@
           <w:rFonts w:ascii="Times New Roman" w:hAnsi="Times New Roman" w:cs="Times New Roman"/>
         </w:rPr>
       </w:pPr>
-      <w:bookmarkStart w:id="6" w:name="_Toc240386975"/>
+      <w:bookmarkStart w:id="5" w:name="_Toc240386975"/>
       <w:r>
         <w:rPr>
           <w:rStyle w:val="Ttulo3Car"/>
@@ -4722,7 +4797,7 @@
         </w:rPr>
         <w:t>El catálogo:</w:t>
       </w:r>
-      <w:bookmarkEnd w:id="6"/>
+      <w:bookmarkEnd w:id="5"/>
       <w:r>
         <w:rPr>
           <w:rFonts w:ascii="Times New Roman" w:hAnsi="Times New Roman" w:cs="Times New Roman"/>
@@ -4752,7 +4827,7 @@
           <w:rFonts w:ascii="Times New Roman" w:hAnsi="Times New Roman" w:cs="Times New Roman"/>
         </w:rPr>
       </w:pPr>
-      <w:bookmarkStart w:id="7" w:name="_Toc240386976"/>
+      <w:bookmarkStart w:id="6" w:name="_Toc240386976"/>
       <w:r>
         <w:rPr>
           <w:rStyle w:val="Ttulo3Car"/>
@@ -4762,7 +4837,7 @@
         </w:rPr>
         <w:t>El inventario:</w:t>
       </w:r>
-      <w:bookmarkEnd w:id="7"/>
+      <w:bookmarkEnd w:id="6"/>
       <w:r>
         <w:rPr>
           <w:rFonts w:ascii="Times New Roman" w:hAnsi="Times New Roman" w:cs="Times New Roman"/>
@@ -4791,7 +4866,7 @@
           <w:rFonts w:ascii="Times New Roman" w:hAnsi="Times New Roman" w:cs="Times New Roman"/>
         </w:rPr>
       </w:pPr>
-      <w:bookmarkStart w:id="8" w:name="_Toc240386977"/>
+      <w:bookmarkStart w:id="7" w:name="_Toc240386977"/>
       <w:r>
         <w:rPr>
           <w:rStyle w:val="Ttulo3Car"/>
@@ -4801,7 +4876,7 @@
         </w:rPr>
         <w:t>La gestión de pedidos:</w:t>
       </w:r>
-      <w:bookmarkEnd w:id="8"/>
+      <w:bookmarkEnd w:id="7"/>
       <w:r>
         <w:rPr>
           <w:rFonts w:ascii="Times New Roman" w:hAnsi="Times New Roman" w:cs="Times New Roman"/>
@@ -4830,7 +4905,7 @@
           <w:rFonts w:ascii="Times New Roman" w:hAnsi="Times New Roman" w:cs="Times New Roman"/>
         </w:rPr>
       </w:pPr>
-      <w:bookmarkStart w:id="9" w:name="_Toc240386978"/>
+      <w:bookmarkStart w:id="8" w:name="_Toc240386978"/>
       <w:r>
         <w:rPr>
           <w:rStyle w:val="Ttulo3Car"/>
@@ -4840,12 +4915,40 @@
         </w:rPr>
         <w:t>En el proyecto,</w:t>
       </w:r>
-      <w:bookmarkEnd w:id="9"/>
-      <w:r>
-        <w:rPr>
-          <w:rFonts w:ascii="Times New Roman" w:hAnsi="Times New Roman" w:cs="Times New Roman"/>
-        </w:rPr>
-        <w:t xml:space="preserve"> este componente permitirá establecer el flujo principal de compra: un vendedor publica un producto, el cliente lo selecciona y realiza un pedido. Concretamente, cada vendedor administrará su propio catálogo desde un panel de vendedor: podrá agregar nuevos productos, así como actualizarlos, eliminarlos e indicar la cantidad de unidades disponibles de cada uno, de modo que el inventario quede siempre al día, además de consultar los pedidos que los compradores le han realizado. Por su parte, el comprador podrá explorar el catálogo organizado por categorías, por ejemplo tecnología, ropa y tenis, consultando para cada producto si está disponible y cuántas unidades quedan (Shopify, s. f.-a).</w:t>
+      <w:bookmarkEnd w:id="8"/>
+      <w:r>
+        <w:rPr>
+          <w:rFonts w:ascii="Times New Roman" w:hAnsi="Times New Roman" w:cs="Times New Roman"/>
+        </w:rPr>
+        <w:t xml:space="preserve"> este componente permitirá establecer el flujo principal de compra: un vendedor publica un producto, el cliente lo selecciona y realiza un pedido. Concretamente, cada vendedor administrará su propio catálogo desde un panel de vendedor: podrá agregar nuevos productos, así como actualizarlos, eliminarlos e indicar la cantidad de unidades disponibles de cada uno, de modo que el inventario quede siempre al día, además de consultar los pedidos que los compradores le han realizado. Por su parte, el comprador podrá explorar el catálogo organizado por categorías, por </w:t>
+      </w:r>
+      <w:proofErr w:type="gramStart"/>
+      <w:r>
+        <w:rPr>
+          <w:rFonts w:ascii="Times New Roman" w:hAnsi="Times New Roman" w:cs="Times New Roman"/>
+        </w:rPr>
+        <w:t>ejemplo</w:t>
+      </w:r>
+      <w:proofErr w:type="gramEnd"/>
+      <w:r>
+        <w:rPr>
+          <w:rFonts w:ascii="Times New Roman" w:hAnsi="Times New Roman" w:cs="Times New Roman"/>
+        </w:rPr>
+        <w:t xml:space="preserve"> tecnología, ropa y tenis, consultando para cada producto si está disponible y cuántas unidades quedan (</w:t>
+      </w:r>
+      <w:proofErr w:type="spellStart"/>
+      <w:r>
+        <w:rPr>
+          <w:rFonts w:ascii="Times New Roman" w:hAnsi="Times New Roman" w:cs="Times New Roman"/>
+        </w:rPr>
+        <w:t>Shopify</w:t>
+      </w:r>
+      <w:proofErr w:type="spellEnd"/>
+      <w:r>
+        <w:rPr>
+          <w:rFonts w:ascii="Times New Roman" w:hAnsi="Times New Roman" w:cs="Times New Roman"/>
+        </w:rPr>
+        <w:t>, s. f.-a).</w:t>
       </w:r>
     </w:p>
     <w:p>
@@ -4867,7 +4970,7 @@
           <w:szCs w:val="24"/>
         </w:rPr>
       </w:pPr>
-      <w:bookmarkStart w:id="10" w:name="_Toc240386979"/>
+      <w:bookmarkStart w:id="9" w:name="_Toc240386979"/>
       <w:r>
         <w:rPr>
           <w:rFonts w:ascii="Times New Roman" w:hAnsi="Times New Roman" w:cs="Times New Roman"/>
@@ -4878,7 +4981,7 @@
         </w:rPr>
         <w:t>Sistema de reputación y reseñas</w:t>
       </w:r>
-      <w:bookmarkEnd w:id="10"/>
+      <w:bookmarkEnd w:id="9"/>
     </w:p>
     <w:p>
       <w:pPr>
@@ -4900,7 +5003,7 @@
           <w:rFonts w:ascii="Times New Roman" w:hAnsi="Times New Roman" w:cs="Times New Roman"/>
         </w:rPr>
       </w:pPr>
-      <w:bookmarkStart w:id="11" w:name="_Toc240386980"/>
+      <w:bookmarkStart w:id="10" w:name="_Toc240386980"/>
       <w:r>
         <w:rPr>
           <w:rStyle w:val="Ttulo3Car"/>
@@ -4910,12 +5013,26 @@
         </w:rPr>
         <w:t>Reseñas:</w:t>
       </w:r>
-      <w:bookmarkEnd w:id="11"/>
-      <w:r>
-        <w:rPr>
-          <w:rFonts w:ascii="Times New Roman" w:hAnsi="Times New Roman" w:cs="Times New Roman"/>
-        </w:rPr>
-        <w:t xml:space="preserve"> Permite que los usuarios compartan su experiencia después de realizar una compra. En un Marketplace Multivendedor, ayuda a los clientes a conocer la percepción que otros compradores tienen sobre un producto o vendedor.</w:t>
+      <w:bookmarkEnd w:id="10"/>
+      <w:r>
+        <w:rPr>
+          <w:rFonts w:ascii="Times New Roman" w:hAnsi="Times New Roman" w:cs="Times New Roman"/>
+        </w:rPr>
+        <w:t xml:space="preserve"> Permite que los usuarios compartan su experiencia después de realizar una compra. En un Marketplace </w:t>
+      </w:r>
+      <w:proofErr w:type="spellStart"/>
+      <w:r>
+        <w:rPr>
+          <w:rFonts w:ascii="Times New Roman" w:hAnsi="Times New Roman" w:cs="Times New Roman"/>
+        </w:rPr>
+        <w:t>Multivendedor</w:t>
+      </w:r>
+      <w:proofErr w:type="spellEnd"/>
+      <w:r>
+        <w:rPr>
+          <w:rFonts w:ascii="Times New Roman" w:hAnsi="Times New Roman" w:cs="Times New Roman"/>
+        </w:rPr>
+        <w:t>, ayuda a los clientes a conocer la percepción que otros compradores tienen sobre un producto o vendedor.</w:t>
       </w:r>
     </w:p>
     <w:p>
@@ -4939,7 +5056,7 @@
           <w:rFonts w:ascii="Times New Roman" w:hAnsi="Times New Roman" w:cs="Times New Roman"/>
         </w:rPr>
       </w:pPr>
-      <w:bookmarkStart w:id="12" w:name="_Toc240386981"/>
+      <w:bookmarkStart w:id="11" w:name="_Toc240386981"/>
       <w:r>
         <w:rPr>
           <w:rStyle w:val="Ttulo3Car"/>
@@ -4949,12 +5066,26 @@
         </w:rPr>
         <w:t>Sistema de reputación:</w:t>
       </w:r>
-      <w:bookmarkEnd w:id="12"/>
-      <w:r>
-        <w:rPr>
-          <w:rFonts w:ascii="Times New Roman" w:hAnsi="Times New Roman" w:cs="Times New Roman"/>
-        </w:rPr>
-        <w:t xml:space="preserve"> puede representarse mediante una calificación numérica o por  estrellas, mientras que las reseñas permiten agregar comentarios sobre la experiencia de compra. A partir de estas valoraciones, la plataforma puede generar un promedio que represente la reputación de cada vendedor o producto.</w:t>
+      <w:bookmarkEnd w:id="11"/>
+      <w:r>
+        <w:rPr>
+          <w:rFonts w:ascii="Times New Roman" w:hAnsi="Times New Roman" w:cs="Times New Roman"/>
+        </w:rPr>
+        <w:t xml:space="preserve"> puede representarse mediante una calificación numérica o </w:t>
+      </w:r>
+      <w:proofErr w:type="gramStart"/>
+      <w:r>
+        <w:rPr>
+          <w:rFonts w:ascii="Times New Roman" w:hAnsi="Times New Roman" w:cs="Times New Roman"/>
+        </w:rPr>
+        <w:t>por  estrellas</w:t>
+      </w:r>
+      <w:proofErr w:type="gramEnd"/>
+      <w:r>
+        <w:rPr>
+          <w:rFonts w:ascii="Times New Roman" w:hAnsi="Times New Roman" w:cs="Times New Roman"/>
+        </w:rPr>
+        <w:t>, mientras que las reseñas permiten agregar comentarios sobre la experiencia de compra. A partir de estas valoraciones, la plataforma puede generar un promedio que represente la reputación de cada vendedor o producto.</w:t>
       </w:r>
     </w:p>
     <w:p>
@@ -4973,7 +5104,7 @@
           <w:rFonts w:ascii="Times New Roman" w:hAnsi="Times New Roman" w:cs="Times New Roman"/>
         </w:rPr>
       </w:pPr>
-      <w:bookmarkStart w:id="13" w:name="_Toc240386982"/>
+      <w:bookmarkStart w:id="12" w:name="_Toc240386982"/>
       <w:r>
         <w:rPr>
           <w:rStyle w:val="Ttulo2Car"/>
@@ -4985,12 +5116,40 @@
         </w:rPr>
         <w:t>En el proyecto</w:t>
       </w:r>
-      <w:bookmarkEnd w:id="13"/>
-      <w:r>
-        <w:rPr>
-          <w:rFonts w:ascii="Times New Roman" w:hAnsi="Times New Roman" w:cs="Times New Roman"/>
-        </w:rPr>
-        <w:t>, este componente permitirá que los clientes califiquen y escriban reseñas después de una compra, proporcionando información que pueda ser consultada posteriormente por otros usuarios. Concretamente, desde el catálogo cualquier comprador podrá revisar los comentarios de las personas que ya adquirieron un producto y la calificación en estrellas que este ha recibido. Este tipo de valoraciones tiene un peso importante en la decisión de compra: incluso una mejora pequeña en la calificación promedio de un producto puede traducirse en un aumento notable de las ventas (Fedewa et al., 2021), y además incorporar reseñas de clientes en las páginas de producto puede elevar significativamente la tasa de conversión de una tienda en línea (Shopify, s. f.-b).</w:t>
+      <w:bookmarkEnd w:id="12"/>
+      <w:r>
+        <w:rPr>
+          <w:rFonts w:ascii="Times New Roman" w:hAnsi="Times New Roman" w:cs="Times New Roman"/>
+        </w:rPr>
+        <w:t>, este componente permitirá que los clientes califiquen y escriban reseñas después de una compra, proporcionando información que pueda ser consultada posteriormente por otros usuarios. Concretamente, desde el catálogo cualquier comprador podrá revisar los comentarios de las personas que ya adquirieron un producto y la calificación en estrellas que este ha recibido. Este tipo de valoraciones tiene un peso importante en la decisión de compra: incluso una mejora pequeña en la calificación promedio de un producto puede traducirse en un aumento notable de las ventas (</w:t>
+      </w:r>
+      <w:proofErr w:type="spellStart"/>
+      <w:r>
+        <w:rPr>
+          <w:rFonts w:ascii="Times New Roman" w:hAnsi="Times New Roman" w:cs="Times New Roman"/>
+        </w:rPr>
+        <w:t>Fedewa</w:t>
+      </w:r>
+      <w:proofErr w:type="spellEnd"/>
+      <w:r>
+        <w:rPr>
+          <w:rFonts w:ascii="Times New Roman" w:hAnsi="Times New Roman" w:cs="Times New Roman"/>
+        </w:rPr>
+        <w:t xml:space="preserve"> et al., 2021), y además incorporar reseñas de clientes en las páginas de producto puede elevar significativamente la tasa de conversión de una tienda en línea (</w:t>
+      </w:r>
+      <w:proofErr w:type="spellStart"/>
+      <w:r>
+        <w:rPr>
+          <w:rFonts w:ascii="Times New Roman" w:hAnsi="Times New Roman" w:cs="Times New Roman"/>
+        </w:rPr>
+        <w:t>Shopify</w:t>
+      </w:r>
+      <w:proofErr w:type="spellEnd"/>
+      <w:r>
+        <w:rPr>
+          <w:rFonts w:ascii="Times New Roman" w:hAnsi="Times New Roman" w:cs="Times New Roman"/>
+        </w:rPr>
+        <w:t>, s. f.-b).</w:t>
       </w:r>
     </w:p>
     <w:p>
@@ -5013,7 +5172,7 @@
           <w:szCs w:val="24"/>
         </w:rPr>
       </w:pPr>
-      <w:bookmarkStart w:id="14" w:name="_Toc240386983"/>
+      <w:bookmarkStart w:id="13" w:name="_Toc240386983"/>
       <w:r>
         <w:rPr>
           <w:rFonts w:ascii="Times New Roman" w:hAnsi="Times New Roman" w:cs="Times New Roman"/>
@@ -5022,9 +5181,31 @@
           <w:sz w:val="24"/>
           <w:szCs w:val="24"/>
         </w:rPr>
-        <w:t>Múltiples gateways de pago y monedas</w:t>
-      </w:r>
-      <w:bookmarkEnd w:id="14"/>
+        <w:t xml:space="preserve">Múltiples </w:t>
+      </w:r>
+      <w:proofErr w:type="spellStart"/>
+      <w:r>
+        <w:rPr>
+          <w:rFonts w:ascii="Times New Roman" w:hAnsi="Times New Roman" w:cs="Times New Roman"/>
+          <w:b/>
+          <w:color w:val="auto"/>
+          <w:sz w:val="24"/>
+          <w:szCs w:val="24"/>
+        </w:rPr>
+        <w:t>gateways</w:t>
+      </w:r>
+      <w:proofErr w:type="spellEnd"/>
+      <w:r>
+        <w:rPr>
+          <w:rFonts w:ascii="Times New Roman" w:hAnsi="Times New Roman" w:cs="Times New Roman"/>
+          <w:b/>
+          <w:color w:val="auto"/>
+          <w:sz w:val="24"/>
+          <w:szCs w:val="24"/>
+        </w:rPr>
+        <w:t xml:space="preserve"> de pago y monedas</w:t>
+      </w:r>
+      <w:bookmarkEnd w:id="13"/>
     </w:p>
     <w:p>
       <w:pPr>
@@ -5047,7 +5228,7 @@
           <w:rFonts w:ascii="Times New Roman" w:hAnsi="Times New Roman" w:cs="Times New Roman"/>
         </w:rPr>
       </w:pPr>
-      <w:bookmarkStart w:id="15" w:name="_Toc240386984"/>
+      <w:bookmarkStart w:id="14" w:name="_Toc240386984"/>
       <w:r>
         <w:rPr>
           <w:rStyle w:val="Ttulo2Car"/>
@@ -5057,9 +5238,33 @@
           <w:sz w:val="24"/>
           <w:szCs w:val="24"/>
         </w:rPr>
-        <w:t>Los gateways o pasarelas de pago</w:t>
-      </w:r>
-      <w:bookmarkEnd w:id="15"/>
+        <w:t xml:space="preserve">Los </w:t>
+      </w:r>
+      <w:proofErr w:type="spellStart"/>
+      <w:r>
+        <w:rPr>
+          <w:rStyle w:val="Ttulo2Car"/>
+          <w:rFonts w:ascii="Times New Roman" w:hAnsi="Times New Roman" w:cs="Times New Roman"/>
+          <w:b/>
+          <w:color w:val="auto"/>
+          <w:sz w:val="24"/>
+          <w:szCs w:val="24"/>
+        </w:rPr>
+        <w:t>gateways</w:t>
+      </w:r>
+      <w:proofErr w:type="spellEnd"/>
+      <w:r>
+        <w:rPr>
+          <w:rStyle w:val="Ttulo2Car"/>
+          <w:rFonts w:ascii="Times New Roman" w:hAnsi="Times New Roman" w:cs="Times New Roman"/>
+          <w:b/>
+          <w:color w:val="auto"/>
+          <w:sz w:val="24"/>
+          <w:szCs w:val="24"/>
+        </w:rPr>
+        <w:t xml:space="preserve"> o pasarelas de pago</w:t>
+      </w:r>
+      <w:bookmarkEnd w:id="14"/>
       <w:r>
         <w:rPr>
           <w:rFonts w:ascii="Times New Roman" w:hAnsi="Times New Roman" w:cs="Times New Roman"/>
@@ -5097,7 +5302,7 @@
           <w:rFonts w:ascii="Times New Roman" w:hAnsi="Times New Roman" w:cs="Times New Roman"/>
         </w:rPr>
       </w:pPr>
-      <w:bookmarkStart w:id="16" w:name="_Toc240386985"/>
+      <w:bookmarkStart w:id="15" w:name="_Toc240386985"/>
       <w:r>
         <w:rPr>
           <w:rStyle w:val="Ttulo2Car"/>
@@ -5109,7 +5314,7 @@
         </w:rPr>
         <w:t>El manejo de múltiples monedas:</w:t>
       </w:r>
-      <w:bookmarkEnd w:id="16"/>
+      <w:bookmarkEnd w:id="15"/>
       <w:r>
         <w:rPr>
           <w:rFonts w:ascii="Times New Roman" w:hAnsi="Times New Roman" w:cs="Times New Roman"/>
@@ -5133,7 +5338,7 @@
           <w:rFonts w:ascii="Times New Roman" w:hAnsi="Times New Roman" w:cs="Times New Roman"/>
         </w:rPr>
       </w:pPr>
-      <w:bookmarkStart w:id="17" w:name="_Toc240386986"/>
+      <w:bookmarkStart w:id="16" w:name="_Toc240386986"/>
       <w:r>
         <w:rPr>
           <w:rStyle w:val="Ttulo3Car"/>
@@ -5143,12 +5348,40 @@
         </w:rPr>
         <w:t>Dentro del proyecto,</w:t>
       </w:r>
-      <w:bookmarkEnd w:id="17"/>
-      <w:r>
-        <w:rPr>
-          <w:rFonts w:ascii="Times New Roman" w:hAnsi="Times New Roman" w:cs="Times New Roman"/>
-        </w:rPr>
-        <w:t xml:space="preserve"> este componente permitirá representar diferentes alternativas de pago y manejar más de una moneda. Concretamente, cuando el comprador decide adquirir un producto, ingresará los datos de su tarjeta para completar el pago dentro de la plataforma (Stripe, 2025); una vez aprobada la transacción, el sistema generará la factura de la compra y la enviará automáticamente al correo electrónico registrado por el cliente (Stripe, s. f.). Para mantener el desarrollo en un alcance académico y sencillo, el procesamiento de los pagos puede manejarse inicialmente mediante una simulación de las transacciones, sin necesidad de conectarse directamente con entidades financieras reales.</w:t>
+      <w:bookmarkEnd w:id="16"/>
+      <w:r>
+        <w:rPr>
+          <w:rFonts w:ascii="Times New Roman" w:hAnsi="Times New Roman" w:cs="Times New Roman"/>
+        </w:rPr>
+        <w:t xml:space="preserve"> este componente permitirá representar diferentes alternativas de pago y manejar más de una moneda. Concretamente, cuando el comprador decide adquirir un producto, ingresará los datos de su tarjeta para completar el pago dentro de la plataforma (</w:t>
+      </w:r>
+      <w:proofErr w:type="spellStart"/>
+      <w:r>
+        <w:rPr>
+          <w:rFonts w:ascii="Times New Roman" w:hAnsi="Times New Roman" w:cs="Times New Roman"/>
+        </w:rPr>
+        <w:t>Stripe</w:t>
+      </w:r>
+      <w:proofErr w:type="spellEnd"/>
+      <w:r>
+        <w:rPr>
+          <w:rFonts w:ascii="Times New Roman" w:hAnsi="Times New Roman" w:cs="Times New Roman"/>
+        </w:rPr>
+        <w:t>, 2025); una vez aprobada la transacción, el sistema generará la factura de la compra y la enviará automáticamente al correo electrónico registrado por el cliente (</w:t>
+      </w:r>
+      <w:proofErr w:type="spellStart"/>
+      <w:r>
+        <w:rPr>
+          <w:rFonts w:ascii="Times New Roman" w:hAnsi="Times New Roman" w:cs="Times New Roman"/>
+        </w:rPr>
+        <w:t>Stripe</w:t>
+      </w:r>
+      <w:proofErr w:type="spellEnd"/>
+      <w:r>
+        <w:rPr>
+          <w:rFonts w:ascii="Times New Roman" w:hAnsi="Times New Roman" w:cs="Times New Roman"/>
+        </w:rPr>
+        <w:t>, s. f.). Para mantener el desarrollo en un alcance académico y sencillo, el procesamiento de los pagos puede manejarse inicialmente mediante una simulación de las transacciones, sin necesidad de conectarse directamente con entidades financieras reales.</w:t>
       </w:r>
     </w:p>
     <w:p>
@@ -5162,7 +5395,7 @@
           <w:szCs w:val="24"/>
         </w:rPr>
       </w:pPr>
-      <w:bookmarkStart w:id="18" w:name="_Toc240386987"/>
+      <w:bookmarkStart w:id="17" w:name="_Toc240386987"/>
       <w:r>
         <w:rPr>
           <w:rFonts w:ascii="Times New Roman" w:hAnsi="Times New Roman" w:cs="Times New Roman"/>
@@ -5171,9 +5404,21 @@
           <w:sz w:val="24"/>
           <w:szCs w:val="24"/>
         </w:rPr>
-        <w:t>Recomendaciones personalizadas basadas en Machine Learning</w:t>
-      </w:r>
-      <w:bookmarkEnd w:id="18"/>
+        <w:t xml:space="preserve">Recomendaciones personalizadas basadas en Machine </w:t>
+      </w:r>
+      <w:proofErr w:type="spellStart"/>
+      <w:r>
+        <w:rPr>
+          <w:rFonts w:ascii="Times New Roman" w:hAnsi="Times New Roman" w:cs="Times New Roman"/>
+          <w:b/>
+          <w:color w:val="auto"/>
+          <w:sz w:val="24"/>
+          <w:szCs w:val="24"/>
+        </w:rPr>
+        <w:t>Learning</w:t>
+      </w:r>
+      <w:bookmarkEnd w:id="17"/>
+      <w:proofErr w:type="spellEnd"/>
       <w:r>
         <w:rPr>
           <w:rFonts w:ascii="Times New Roman" w:hAnsi="Times New Roman" w:cs="Times New Roman"/>
@@ -5205,7 +5450,7 @@
           <w:rFonts w:ascii="Times New Roman" w:hAnsi="Times New Roman" w:cs="Times New Roman"/>
         </w:rPr>
       </w:pPr>
-      <w:bookmarkStart w:id="19" w:name="_Toc240386988"/>
+      <w:bookmarkStart w:id="18" w:name="_Toc240386988"/>
       <w:r>
         <w:rPr>
           <w:rStyle w:val="Ttulo2Car"/>
@@ -5217,7 +5462,7 @@
         </w:rPr>
         <w:t>Las recomendaciones personalizadas:</w:t>
       </w:r>
-      <w:bookmarkEnd w:id="19"/>
+      <w:bookmarkEnd w:id="18"/>
       <w:r>
         <w:rPr>
           <w:rFonts w:ascii="Times New Roman" w:hAnsi="Times New Roman" w:cs="Times New Roman"/>
@@ -5237,8 +5482,18 @@
           <w:b/>
           <w:bCs/>
         </w:rPr>
-        <w:t>Machine Learning</w:t>
-      </w:r>
+        <w:t xml:space="preserve">Machine </w:t>
+      </w:r>
+      <w:proofErr w:type="spellStart"/>
+      <w:r>
+        <w:rPr>
+          <w:rFonts w:ascii="Times New Roman" w:hAnsi="Times New Roman" w:cs="Times New Roman"/>
+          <w:b/>
+          <w:bCs/>
+        </w:rPr>
+        <w:t>Learning</w:t>
+      </w:r>
+      <w:proofErr w:type="spellEnd"/>
       <w:r>
         <w:rPr>
           <w:rFonts w:ascii="Times New Roman" w:hAnsi="Times New Roman" w:cs="Times New Roman"/>
@@ -5289,7 +5544,7 @@
           <w:rFonts w:ascii="Times New Roman" w:hAnsi="Times New Roman" w:cs="Times New Roman"/>
         </w:rPr>
       </w:pPr>
-      <w:bookmarkStart w:id="20" w:name="_Toc240386989"/>
+      <w:bookmarkStart w:id="19" w:name="_Toc240386989"/>
       <w:r>
         <w:rPr>
           <w:rStyle w:val="Ttulo2Car"/>
@@ -5301,7 +5556,7 @@
         </w:rPr>
         <w:t>En el proyecto</w:t>
       </w:r>
-      <w:bookmarkEnd w:id="20"/>
+      <w:bookmarkEnd w:id="19"/>
       <w:r>
         <w:rPr>
           <w:rFonts w:ascii="Times New Roman" w:hAnsi="Times New Roman" w:cs="Times New Roman"/>
@@ -5332,8 +5587,18 @@
           <w:b/>
           <w:bCs/>
         </w:rPr>
-        <w:t>Figura 1: Estructura de Marketplace Multivendedor</w:t>
-      </w:r>
+        <w:t xml:space="preserve">Figura 1: Estructura de Marketplace </w:t>
+      </w:r>
+      <w:proofErr w:type="spellStart"/>
+      <w:r>
+        <w:rPr>
+          <w:rFonts w:ascii="Times New Roman" w:hAnsi="Times New Roman" w:cs="Times New Roman"/>
+          <w:b/>
+          <w:bCs/>
+        </w:rPr>
+        <w:t>Multivendedor</w:t>
+      </w:r>
+      <w:proofErr w:type="spellEnd"/>
     </w:p>
     <w:p>
       <w:pPr>
@@ -5427,7 +5692,21 @@
         <w:rPr>
           <w:rFonts w:ascii="Times New Roman" w:hAnsi="Times New Roman" w:cs="Times New Roman"/>
         </w:rPr>
-        <w:t xml:space="preserve"> muestra cómo un Marketplace Multivendedor conecta a varios vendedores, cada uno con sus propios productos, con los clientes mediante una única plataforma de comercio electrónico.</w:t>
+        <w:t xml:space="preserve"> muestra cómo un Marketplace </w:t>
+      </w:r>
+      <w:proofErr w:type="spellStart"/>
+      <w:r>
+        <w:rPr>
+          <w:rFonts w:ascii="Times New Roman" w:hAnsi="Times New Roman" w:cs="Times New Roman"/>
+        </w:rPr>
+        <w:t>Multivendedor</w:t>
+      </w:r>
+      <w:proofErr w:type="spellEnd"/>
+      <w:r>
+        <w:rPr>
+          <w:rFonts w:ascii="Times New Roman" w:hAnsi="Times New Roman" w:cs="Times New Roman"/>
+        </w:rPr>
+        <w:t xml:space="preserve"> conecta a varios vendedores, cada uno con sus propios productos, con los clientes mediante una única plataforma de comercio electrónico.</w:t>
       </w:r>
     </w:p>
     <w:p>
@@ -5459,7 +5738,25 @@
           <w:bCs/>
         </w:rPr>
         <w:lastRenderedPageBreak/>
-        <w:t>Figura 2. Ejemplo de Marketplace Multivendedor.</w:t>
+        <w:t xml:space="preserve">Figura 2. Ejemplo de Marketplace </w:t>
+      </w:r>
+      <w:proofErr w:type="spellStart"/>
+      <w:r>
+        <w:rPr>
+          <w:rFonts w:ascii="Times New Roman" w:hAnsi="Times New Roman" w:cs="Times New Roman"/>
+          <w:b/>
+          <w:bCs/>
+        </w:rPr>
+        <w:t>Multivendedor</w:t>
+      </w:r>
+      <w:proofErr w:type="spellEnd"/>
+      <w:r>
+        <w:rPr>
+          <w:rFonts w:ascii="Times New Roman" w:hAnsi="Times New Roman" w:cs="Times New Roman"/>
+          <w:b/>
+          <w:bCs/>
+        </w:rPr>
+        <w:t>.</w:t>
       </w:r>
     </w:p>
     <w:p>
@@ -5631,7 +5928,7 @@
           <w:szCs w:val="24"/>
         </w:rPr>
       </w:pPr>
-      <w:bookmarkStart w:id="21" w:name="_Toc240386990"/>
+      <w:bookmarkStart w:id="20" w:name="_Toc240386990"/>
       <w:r>
         <w:rPr>
           <w:rFonts w:ascii="Times New Roman" w:hAnsi="Times New Roman" w:cs="Times New Roman"/>
@@ -5643,7 +5940,7 @@
         <w:lastRenderedPageBreak/>
         <w:t>Objetivo General:</w:t>
       </w:r>
-      <w:bookmarkEnd w:id="21"/>
+      <w:bookmarkEnd w:id="20"/>
     </w:p>
     <w:p>
       <w:pPr>
@@ -5662,8 +5959,17 @@
           <w:rStyle w:val="w6asjqtextbase"/>
           <w:rFonts w:ascii="Times New Roman" w:hAnsi="Times New Roman" w:cs="Times New Roman"/>
         </w:rPr>
-        <w:t>Marketplace Multivendedor</w:t>
-      </w:r>
+        <w:t xml:space="preserve">Marketplace </w:t>
+      </w:r>
+      <w:proofErr w:type="spellStart"/>
+      <w:r>
+        <w:rPr>
+          <w:rStyle w:val="w6asjqtextbase"/>
+          <w:rFonts w:ascii="Times New Roman" w:hAnsi="Times New Roman" w:cs="Times New Roman"/>
+        </w:rPr>
+        <w:t>Multivendedor</w:t>
+      </w:r>
+      <w:proofErr w:type="spellEnd"/>
       <w:r>
         <w:rPr>
           <w:rFonts w:ascii="Times New Roman" w:hAnsi="Times New Roman" w:cs="Times New Roman"/>
@@ -5698,7 +6004,7 @@
           <w:szCs w:val="24"/>
         </w:rPr>
       </w:pPr>
-      <w:bookmarkStart w:id="22" w:name="_Toc240386991"/>
+      <w:bookmarkStart w:id="21" w:name="_Toc240386991"/>
       <w:r>
         <w:rPr>
           <w:rFonts w:ascii="Times New Roman" w:hAnsi="Times New Roman" w:cs="Times New Roman"/>
@@ -5709,7 +6015,7 @@
         </w:rPr>
         <w:t>Objetivos Específicos:</w:t>
       </w:r>
-      <w:bookmarkEnd w:id="22"/>
+      <w:bookmarkEnd w:id="21"/>
     </w:p>
     <w:p>
       <w:pPr>
@@ -5788,7 +6094,23 @@
           <w:rFonts w:ascii="Times New Roman" w:hAnsi="Times New Roman" w:cs="Times New Roman"/>
           <w:bCs/>
         </w:rPr>
-        <w:t>Desarrollar un sistema de recomendaciones personalizadas basado en Machine Learning, utilizando los datos de interacción de los usuarios para sugerir productos de acuerdo con sus intereses.</w:t>
+        <w:t xml:space="preserve">Desarrollar un sistema de recomendaciones personalizadas basado en Machine </w:t>
+      </w:r>
+      <w:proofErr w:type="spellStart"/>
+      <w:r>
+        <w:rPr>
+          <w:rFonts w:ascii="Times New Roman" w:hAnsi="Times New Roman" w:cs="Times New Roman"/>
+          <w:bCs/>
+        </w:rPr>
+        <w:t>Learning</w:t>
+      </w:r>
+      <w:proofErr w:type="spellEnd"/>
+      <w:r>
+        <w:rPr>
+          <w:rFonts w:ascii="Times New Roman" w:hAnsi="Times New Roman" w:cs="Times New Roman"/>
+          <w:bCs/>
+        </w:rPr>
+        <w:t>, utilizando los datos de interacción de los usuarios para sugerir productos de acuerdo con sus intereses.</w:t>
       </w:r>
     </w:p>
     <w:p>
@@ -5828,7 +6150,7 @@
           <w:szCs w:val="24"/>
         </w:rPr>
       </w:pPr>
-      <w:bookmarkStart w:id="23" w:name="_Toc240386992"/>
+      <w:bookmarkStart w:id="22" w:name="_Toc240386992"/>
       <w:r>
         <w:rPr>
           <w:rFonts w:ascii="Times New Roman" w:hAnsi="Times New Roman" w:cs="Times New Roman"/>
@@ -5838,9 +6160,21 @@
           <w:szCs w:val="24"/>
         </w:rPr>
         <w:lastRenderedPageBreak/>
-        <w:t>Patrón Singleton</w:t>
-      </w:r>
-      <w:bookmarkEnd w:id="23"/>
+        <w:t xml:space="preserve">Patrón </w:t>
+      </w:r>
+      <w:proofErr w:type="spellStart"/>
+      <w:r>
+        <w:rPr>
+          <w:rFonts w:ascii="Times New Roman" w:hAnsi="Times New Roman" w:cs="Times New Roman"/>
+          <w:b/>
+          <w:color w:val="auto"/>
+          <w:sz w:val="24"/>
+          <w:szCs w:val="24"/>
+        </w:rPr>
+        <w:t>Singleton</w:t>
+      </w:r>
+      <w:bookmarkEnd w:id="22"/>
+      <w:proofErr w:type="spellEnd"/>
     </w:p>
     <w:p>
       <w:pPr>
@@ -5861,6 +6195,7 @@
         </w:rPr>
         <w:t xml:space="preserve">El patrón </w:t>
       </w:r>
+      <w:proofErr w:type="spellStart"/>
       <w:r>
         <w:rPr>
           <w:rStyle w:val="Textoennegrita"/>
@@ -5868,6 +6203,7 @@
         </w:rPr>
         <w:t>Singleton</w:t>
       </w:r>
+      <w:proofErr w:type="spellEnd"/>
       <w:r>
         <w:rPr>
           <w:rFonts w:ascii="Times New Roman" w:hAnsi="Times New Roman" w:cs="Times New Roman"/>
@@ -5892,14 +6228,24 @@
           <w:rStyle w:val="Textoennegrita"/>
           <w:rFonts w:ascii="Times New Roman" w:hAnsi="Times New Roman" w:cs="Times New Roman"/>
         </w:rPr>
-        <w:t>Marketplace Multivendedor</w:t>
-      </w:r>
+        <w:t xml:space="preserve">Marketplace </w:t>
+      </w:r>
+      <w:proofErr w:type="spellStart"/>
+      <w:r>
+        <w:rPr>
+          <w:rStyle w:val="Textoennegrita"/>
+          <w:rFonts w:ascii="Times New Roman" w:hAnsi="Times New Roman" w:cs="Times New Roman"/>
+        </w:rPr>
+        <w:t>Multivendedor</w:t>
+      </w:r>
+      <w:proofErr w:type="spellEnd"/>
       <w:r>
         <w:rPr>
           <w:rFonts w:ascii="Times New Roman" w:hAnsi="Times New Roman" w:cs="Times New Roman"/>
         </w:rPr>
         <w:t xml:space="preserve">, se aplica a la clase </w:t>
       </w:r>
+      <w:proofErr w:type="spellStart"/>
       <w:r>
         <w:rPr>
           <w:rStyle w:val="CdigoHTML"/>
@@ -5909,25 +6255,45 @@
         </w:rPr>
         <w:t>MarketplaceConfig</w:t>
       </w:r>
+      <w:proofErr w:type="spellEnd"/>
       <w:r>
         <w:rPr>
           <w:rFonts w:ascii="Times New Roman" w:hAnsi="Times New Roman" w:cs="Times New Roman"/>
         </w:rPr>
         <w:t xml:space="preserve">, encargada de almacenar configuraciones generales como la moneda principal, la tasa de comisión y el stock mínimo. De esta manera, los diferentes componentes del sistema pueden consultar una misma configuración sin crear múltiples instancias. En este proyecto se utiliza la variante </w:t>
       </w:r>
+      <w:proofErr w:type="spellStart"/>
       <w:r>
         <w:rPr>
           <w:rStyle w:val="Textoennegrita"/>
           <w:rFonts w:ascii="Times New Roman" w:hAnsi="Times New Roman" w:cs="Times New Roman"/>
         </w:rPr>
-        <w:t>Enum Singleton</w:t>
-      </w:r>
+        <w:t>Enum</w:t>
+      </w:r>
+      <w:proofErr w:type="spellEnd"/>
+      <w:r>
+        <w:rPr>
+          <w:rStyle w:val="Textoennegrita"/>
+          <w:rFonts w:ascii="Times New Roman" w:hAnsi="Times New Roman" w:cs="Times New Roman"/>
+        </w:rPr>
+        <w:t xml:space="preserve"> </w:t>
+      </w:r>
+      <w:proofErr w:type="spellStart"/>
+      <w:r>
+        <w:rPr>
+          <w:rStyle w:val="Textoennegrita"/>
+          <w:rFonts w:ascii="Times New Roman" w:hAnsi="Times New Roman" w:cs="Times New Roman"/>
+        </w:rPr>
+        <w:t>Singleton</w:t>
+      </w:r>
+      <w:proofErr w:type="spellEnd"/>
       <w:r>
         <w:rPr>
           <w:rFonts w:ascii="Times New Roman" w:hAnsi="Times New Roman" w:cs="Times New Roman"/>
         </w:rPr>
         <w:t xml:space="preserve">, mediante </w:t>
       </w:r>
+      <w:proofErr w:type="spellStart"/>
       <w:r>
         <w:rPr>
           <w:rStyle w:val="CdigoHTML"/>
@@ -5937,6 +6303,7 @@
         </w:rPr>
         <w:t>MarketplaceConfig.INSTANCE</w:t>
       </w:r>
+      <w:proofErr w:type="spellEnd"/>
       <w:r>
         <w:rPr>
           <w:rFonts w:ascii="Times New Roman" w:hAnsi="Times New Roman" w:cs="Times New Roman"/>
@@ -5960,7 +6327,7 @@
           <w:color w:val="auto"/>
         </w:rPr>
       </w:pPr>
-      <w:bookmarkStart w:id="24" w:name="_Toc240386993"/>
+      <w:bookmarkStart w:id="23" w:name="_Toc240386993"/>
       <w:r>
         <w:rPr>
           <w:rFonts w:ascii="Times New Roman" w:hAnsi="Times New Roman" w:cs="Times New Roman"/>
@@ -5977,7 +6344,7 @@
         </w:rPr>
         <w:t>UML</w:t>
       </w:r>
-      <w:bookmarkEnd w:id="24"/>
+      <w:bookmarkEnd w:id="23"/>
     </w:p>
     <w:p>
       <w:pPr>
@@ -6067,21 +6434,113 @@
         <w:rPr>
           <w:rFonts w:ascii="Times New Roman" w:hAnsi="Times New Roman" w:cs="Times New Roman"/>
         </w:rPr>
-        <w:t>Se representa la aplicación del patrón Singleton en el proyecto Marketplace Multivendedor. La clase MarketplaceConfig se implementa como un enum, donde INSTANCE representa la única instancia de configuración disponible en el sistema.</w:t>
-      </w:r>
-    </w:p>
-    <w:p>
-      <w:pPr>
-        <w:rPr>
-          <w:rFonts w:ascii="Times New Roman" w:hAnsi="Times New Roman" w:cs="Times New Roman"/>
-        </w:rPr>
-      </w:pPr>
+        <w:t xml:space="preserve">Se representa la aplicación del patrón </w:t>
+      </w:r>
+      <w:proofErr w:type="spellStart"/>
+      <w:r>
+        <w:rPr>
+          <w:rFonts w:ascii="Times New Roman" w:hAnsi="Times New Roman" w:cs="Times New Roman"/>
+        </w:rPr>
+        <w:t>Singleton</w:t>
+      </w:r>
+      <w:proofErr w:type="spellEnd"/>
+      <w:r>
+        <w:rPr>
+          <w:rFonts w:ascii="Times New Roman" w:hAnsi="Times New Roman" w:cs="Times New Roman"/>
+        </w:rPr>
+        <w:t xml:space="preserve"> en el proyecto Marketplace </w:t>
+      </w:r>
+      <w:proofErr w:type="spellStart"/>
+      <w:r>
+        <w:rPr>
+          <w:rFonts w:ascii="Times New Roman" w:hAnsi="Times New Roman" w:cs="Times New Roman"/>
+        </w:rPr>
+        <w:t>Multivendedor</w:t>
+      </w:r>
+      <w:proofErr w:type="spellEnd"/>
+      <w:r>
+        <w:rPr>
+          <w:rFonts w:ascii="Times New Roman" w:hAnsi="Times New Roman" w:cs="Times New Roman"/>
+        </w:rPr>
+        <w:t xml:space="preserve">. La clase </w:t>
+      </w:r>
+      <w:proofErr w:type="spellStart"/>
+      <w:r>
+        <w:rPr>
+          <w:rFonts w:ascii="Times New Roman" w:hAnsi="Times New Roman" w:cs="Times New Roman"/>
+        </w:rPr>
+        <w:t>MarketplaceConfig</w:t>
+      </w:r>
+      <w:proofErr w:type="spellEnd"/>
+      <w:r>
+        <w:rPr>
+          <w:rFonts w:ascii="Times New Roman" w:hAnsi="Times New Roman" w:cs="Times New Roman"/>
+        </w:rPr>
+        <w:t xml:space="preserve"> se implementa como un </w:t>
+      </w:r>
+      <w:proofErr w:type="spellStart"/>
+      <w:r>
+        <w:rPr>
+          <w:rFonts w:ascii="Times New Roman" w:hAnsi="Times New Roman" w:cs="Times New Roman"/>
+        </w:rPr>
+        <w:t>enum</w:t>
+      </w:r>
+      <w:proofErr w:type="spellEnd"/>
+      <w:r>
+        <w:rPr>
+          <w:rFonts w:ascii="Times New Roman" w:hAnsi="Times New Roman" w:cs="Times New Roman"/>
+        </w:rPr>
+        <w:t>, donde INSTANCE representa la única instancia de configuración disponible en el sistema.</w:t>
+      </w:r>
+    </w:p>
+    <w:p>
+      <w:pPr>
+        <w:rPr>
+          <w:rFonts w:ascii="Times New Roman" w:hAnsi="Times New Roman" w:cs="Times New Roman"/>
+        </w:rPr>
+      </w:pPr>
+      <w:proofErr w:type="spellStart"/>
       <w:r>
         <w:rPr>
           <w:rFonts w:ascii="Times New Roman" w:hAnsi="Times New Roman" w:cs="Times New Roman"/>
         </w:rPr>
         <w:lastRenderedPageBreak/>
-        <w:t>MarketplaceConfig contiene los valores de configuración del Marketplace, como la tasa de comisión, la moneda predeterminada y el stock mínimo. ProductoService utiliza esta única instancia mediante MarketplaceConfig.INSTANCE para consultar dicha configuración.</w:t>
+        <w:t>MarketplaceConfig</w:t>
+      </w:r>
+      <w:proofErr w:type="spellEnd"/>
+      <w:r>
+        <w:rPr>
+          <w:rFonts w:ascii="Times New Roman" w:hAnsi="Times New Roman" w:cs="Times New Roman"/>
+        </w:rPr>
+        <w:t xml:space="preserve"> contiene los valores de configuración del Marketplace, como la tasa de comisión, la moneda predeterminada y el stock mínimo. </w:t>
+      </w:r>
+      <w:proofErr w:type="spellStart"/>
+      <w:r>
+        <w:rPr>
+          <w:rFonts w:ascii="Times New Roman" w:hAnsi="Times New Roman" w:cs="Times New Roman"/>
+        </w:rPr>
+        <w:t>ProductoService</w:t>
+      </w:r>
+      <w:proofErr w:type="spellEnd"/>
+      <w:r>
+        <w:rPr>
+          <w:rFonts w:ascii="Times New Roman" w:hAnsi="Times New Roman" w:cs="Times New Roman"/>
+        </w:rPr>
+        <w:t xml:space="preserve"> utiliza esta única instancia mediante </w:t>
+      </w:r>
+      <w:proofErr w:type="spellStart"/>
+      <w:r>
+        <w:rPr>
+          <w:rFonts w:ascii="Times New Roman" w:hAnsi="Times New Roman" w:cs="Times New Roman"/>
+        </w:rPr>
+        <w:t>MarketplaceConfig.INSTANCE</w:t>
+      </w:r>
+      <w:proofErr w:type="spellEnd"/>
+      <w:r>
+        <w:rPr>
+          <w:rFonts w:ascii="Times New Roman" w:hAnsi="Times New Roman" w:cs="Times New Roman"/>
+        </w:rPr>
+        <w:t xml:space="preserve"> para consultar dicha configuración.</w:t>
       </w:r>
     </w:p>
     <w:p>
@@ -6100,7 +6559,7 @@
           <w:color w:val="auto"/>
         </w:rPr>
       </w:pPr>
-      <w:bookmarkStart w:id="25" w:name="_Toc240386994"/>
+      <w:bookmarkStart w:id="24" w:name="_Toc240386994"/>
       <w:r>
         <w:rPr>
           <w:rFonts w:ascii="Times New Roman" w:hAnsi="Times New Roman" w:cs="Times New Roman"/>
@@ -6117,7 +6576,7 @@
         </w:rPr>
         <w:t>:</w:t>
       </w:r>
-      <w:bookmarkEnd w:id="25"/>
+      <w:bookmarkEnd w:id="24"/>
     </w:p>
     <w:p>
       <w:pPr>
@@ -6140,7 +6599,35 @@
         <w:rPr>
           <w:rFonts w:ascii="Times New Roman" w:hAnsi="Times New Roman" w:cs="Times New Roman"/>
         </w:rPr>
-        <w:t>El patrón Singleton se implementa en la clase MarketplaceConfig donde INSTANCE representa la única instancia de configuración disponible en toda la aplicación. Esta instancia es creada y gestionada por la JVM, garantizando que no puedan existir múltiples objetos de configuración. En el Marketplace, esta configuración permite centralizar valores como la comisión aplicada a las ventas, la moneda predeterminada y el stock mínimo establecido para los productos.</w:t>
+        <w:t xml:space="preserve">El patrón </w:t>
+      </w:r>
+      <w:proofErr w:type="spellStart"/>
+      <w:r>
+        <w:rPr>
+          <w:rFonts w:ascii="Times New Roman" w:hAnsi="Times New Roman" w:cs="Times New Roman"/>
+        </w:rPr>
+        <w:t>Singleton</w:t>
+      </w:r>
+      <w:proofErr w:type="spellEnd"/>
+      <w:r>
+        <w:rPr>
+          <w:rFonts w:ascii="Times New Roman" w:hAnsi="Times New Roman" w:cs="Times New Roman"/>
+        </w:rPr>
+        <w:t xml:space="preserve"> se implementa en la clase </w:t>
+      </w:r>
+      <w:proofErr w:type="spellStart"/>
+      <w:r>
+        <w:rPr>
+          <w:rFonts w:ascii="Times New Roman" w:hAnsi="Times New Roman" w:cs="Times New Roman"/>
+        </w:rPr>
+        <w:t>MarketplaceConfig</w:t>
+      </w:r>
+      <w:proofErr w:type="spellEnd"/>
+      <w:r>
+        <w:rPr>
+          <w:rFonts w:ascii="Times New Roman" w:hAnsi="Times New Roman" w:cs="Times New Roman"/>
+        </w:rPr>
+        <w:t xml:space="preserve"> donde INSTANCE representa la única instancia de configuración disponible en toda la aplicación. Esta instancia es creada y gestionada por la JVM, garantizando que no puedan existir múltiples objetos de configuración. En el Marketplace, esta configuración permite centralizar valores como la comisión aplicada a las ventas, la moneda predeterminada y el stock mínimo establecido para los productos.</w:t>
       </w:r>
     </w:p>
     <w:p>
@@ -6261,7 +6748,21 @@
           <w:rFonts w:ascii="Times New Roman" w:hAnsi="Times New Roman" w:cs="Times New Roman"/>
         </w:rPr>
         <w:lastRenderedPageBreak/>
-        <w:t>Su uso se observa en la clase ProductoService, específicamente en la línea:</w:t>
+        <w:t xml:space="preserve">Su uso se observa en la clase </w:t>
+      </w:r>
+      <w:proofErr w:type="spellStart"/>
+      <w:r>
+        <w:rPr>
+          <w:rFonts w:ascii="Times New Roman" w:hAnsi="Times New Roman" w:cs="Times New Roman"/>
+        </w:rPr>
+        <w:t>ProductoService</w:t>
+      </w:r>
+      <w:proofErr w:type="spellEnd"/>
+      <w:r>
+        <w:rPr>
+          <w:rFonts w:ascii="Times New Roman" w:hAnsi="Times New Roman" w:cs="Times New Roman"/>
+        </w:rPr>
+        <w:t>, específicamente en la línea:</w:t>
       </w:r>
     </w:p>
     <w:p>
@@ -6415,7 +6916,21 @@
         <w:rPr>
           <w:rFonts w:ascii="Times New Roman" w:hAnsi="Times New Roman" w:cs="Times New Roman"/>
         </w:rPr>
-        <w:t>el sistema accede a la única instancia de MarketplaceConfig para obtener la tasa de comisión aplicada a una orden. De esta manera, los diferentes componentes del Marketplace utilizan una única fuente de configuración para consultar valores como la tasa de comisión, la moneda predeterminada y el stock mínimo, evitand</w:t>
+        <w:t xml:space="preserve">el sistema accede a la única instancia de </w:t>
+      </w:r>
+      <w:proofErr w:type="spellStart"/>
+      <w:r>
+        <w:rPr>
+          <w:rFonts w:ascii="Times New Roman" w:hAnsi="Times New Roman" w:cs="Times New Roman"/>
+        </w:rPr>
+        <w:t>MarketplaceConfig</w:t>
+      </w:r>
+      <w:proofErr w:type="spellEnd"/>
+      <w:r>
+        <w:rPr>
+          <w:rFonts w:ascii="Times New Roman" w:hAnsi="Times New Roman" w:cs="Times New Roman"/>
+        </w:rPr>
+        <w:t xml:space="preserve"> para obtener la tasa de comisión aplicada a una orden. De esta manera, los diferentes componentes del Marketplace utilizan una única fuente de configuración para consultar valores como la tasa de comisión, la moneda predeterminada y el stock mínimo, evitand</w:t>
       </w:r>
       <w:r>
         <w:rPr>
@@ -6434,7 +6949,49 @@
         <w:rPr>
           <w:rFonts w:ascii="Times New Roman" w:hAnsi="Times New Roman" w:cs="Times New Roman"/>
         </w:rPr>
-        <w:t>La relación entre ProductoService y MarketplaceConfig muestra que el servicio depende de la instancia Singleton para acceder a la configuración del sistema.</w:t>
+        <w:t xml:space="preserve">La relación entre </w:t>
+      </w:r>
+      <w:proofErr w:type="spellStart"/>
+      <w:r>
+        <w:rPr>
+          <w:rFonts w:ascii="Times New Roman" w:hAnsi="Times New Roman" w:cs="Times New Roman"/>
+        </w:rPr>
+        <w:t>ProductoService</w:t>
+      </w:r>
+      <w:proofErr w:type="spellEnd"/>
+      <w:r>
+        <w:rPr>
+          <w:rFonts w:ascii="Times New Roman" w:hAnsi="Times New Roman" w:cs="Times New Roman"/>
+        </w:rPr>
+        <w:t xml:space="preserve"> y </w:t>
+      </w:r>
+      <w:proofErr w:type="spellStart"/>
+      <w:r>
+        <w:rPr>
+          <w:rFonts w:ascii="Times New Roman" w:hAnsi="Times New Roman" w:cs="Times New Roman"/>
+        </w:rPr>
+        <w:t>MarketplaceConfig</w:t>
+      </w:r>
+      <w:proofErr w:type="spellEnd"/>
+      <w:r>
+        <w:rPr>
+          <w:rFonts w:ascii="Times New Roman" w:hAnsi="Times New Roman" w:cs="Times New Roman"/>
+        </w:rPr>
+        <w:t xml:space="preserve"> muestra que el servicio depende de la instancia </w:t>
+      </w:r>
+      <w:proofErr w:type="spellStart"/>
+      <w:r>
+        <w:rPr>
+          <w:rFonts w:ascii="Times New Roman" w:hAnsi="Times New Roman" w:cs="Times New Roman"/>
+        </w:rPr>
+        <w:t>Singleton</w:t>
+      </w:r>
+      <w:proofErr w:type="spellEnd"/>
+      <w:r>
+        <w:rPr>
+          <w:rFonts w:ascii="Times New Roman" w:hAnsi="Times New Roman" w:cs="Times New Roman"/>
+        </w:rPr>
+        <w:t xml:space="preserve"> para acceder a la configuración del sistema.</w:t>
       </w:r>
     </w:p>
     <w:p>
@@ -6516,7 +7073,7 @@
           <w:color w:val="auto"/>
         </w:rPr>
       </w:pPr>
-      <w:bookmarkStart w:id="26" w:name="_Toc240386995"/>
+      <w:bookmarkStart w:id="25" w:name="_Toc240386995"/>
       <w:r>
         <w:rPr>
           <w:rFonts w:ascii="Times New Roman" w:hAnsi="Times New Roman" w:cs="Times New Roman"/>
@@ -6526,15 +7083,32 @@
         <w:lastRenderedPageBreak/>
         <w:t>Pruebas</w:t>
       </w:r>
-      <w:bookmarkEnd w:id="26"/>
-    </w:p>
-    <w:p>
-      <w:r>
-        <w:t>Singleton se relaciona con la configuración general del Marketplace. En el proyecto esta configuración se maneja como una única instancia mediante MarketplaceConfig.INSTANCE.</w:t>
-      </w:r>
-    </w:p>
-    <w:p>
-      <w:r>
+      <w:bookmarkEnd w:id="25"/>
+    </w:p>
+    <w:p>
+      <w:proofErr w:type="spellStart"/>
+      <w:r>
+        <w:t>Singleton</w:t>
+      </w:r>
+      <w:proofErr w:type="spellEnd"/>
+      <w:r>
+        <w:t xml:space="preserve"> se relaciona con la configuración general del Marketplace. En el proyecto esta configuración se maneja como una única instancia mediante </w:t>
+      </w:r>
+      <w:proofErr w:type="spellStart"/>
+      <w:r>
+        <w:t>MarketplaceConfig.INSTANCE</w:t>
+      </w:r>
+      <w:proofErr w:type="spellEnd"/>
+      <w:r>
+        <w:t>.</w:t>
+      </w:r>
+    </w:p>
+    <w:p>
+      <w:r>
+        <w:rPr>
+          <w:noProof/>
+          <w:lang w:eastAsia="es-CO"/>
+        </w:rPr>
         <w:drawing>
           <wp:inline distT="0" distB="0" distL="0" distR="0" wp14:anchorId="7FA24513" wp14:editId="0F40EE61">
             <wp:extent cx="3832860" cy="3043997"/>
@@ -6596,7 +7170,7 @@
           <w:szCs w:val="24"/>
         </w:rPr>
       </w:pPr>
-      <w:bookmarkStart w:id="27" w:name="_Toc240386996"/>
+      <w:bookmarkStart w:id="26" w:name="_Toc240386996"/>
       <w:r>
         <w:rPr>
           <w:rFonts w:ascii="Times New Roman" w:hAnsi="Times New Roman" w:cs="Times New Roman"/>
@@ -6606,9 +7180,9 @@
           <w:szCs w:val="24"/>
         </w:rPr>
         <w:lastRenderedPageBreak/>
-        <w:t>Factory Method</w:t>
-      </w:r>
-      <w:bookmarkEnd w:id="27"/>
+        <w:t xml:space="preserve">Factory </w:t>
+      </w:r>
+      <w:proofErr w:type="spellStart"/>
       <w:r>
         <w:rPr>
           <w:rFonts w:ascii="Times New Roman" w:hAnsi="Times New Roman" w:cs="Times New Roman"/>
@@ -6617,6 +7191,18 @@
           <w:sz w:val="24"/>
           <w:szCs w:val="24"/>
         </w:rPr>
+        <w:t>Method</w:t>
+      </w:r>
+      <w:bookmarkEnd w:id="26"/>
+      <w:proofErr w:type="spellEnd"/>
+      <w:r>
+        <w:rPr>
+          <w:rFonts w:ascii="Times New Roman" w:hAnsi="Times New Roman" w:cs="Times New Roman"/>
+          <w:b/>
+          <w:color w:val="auto"/>
+          <w:sz w:val="24"/>
+          <w:szCs w:val="24"/>
+        </w:rPr>
         <w:t xml:space="preserve"> </w:t>
       </w:r>
     </w:p>
@@ -6631,7 +7217,91 @@
         <w:rPr>
           <w:rFonts w:ascii="Times New Roman" w:hAnsi="Times New Roman" w:cs="Times New Roman"/>
         </w:rPr>
-        <w:t>El patrón Factory Method es un patrón creacional que permite delegar la creación de objetos a clases especializadas. En el proyecto Marketplace Multivendedor, se utiliza para gestionar los diferentes métodos de pago mediante PagoFactory y sus fábricas concretas, como PagoTarjetaFactory, PagoPSEFactory y PagoNequiFactory.</w:t>
+        <w:t xml:space="preserve">El patrón Factory </w:t>
+      </w:r>
+      <w:proofErr w:type="spellStart"/>
+      <w:r>
+        <w:rPr>
+          <w:rFonts w:ascii="Times New Roman" w:hAnsi="Times New Roman" w:cs="Times New Roman"/>
+        </w:rPr>
+        <w:t>Method</w:t>
+      </w:r>
+      <w:proofErr w:type="spellEnd"/>
+      <w:r>
+        <w:rPr>
+          <w:rFonts w:ascii="Times New Roman" w:hAnsi="Times New Roman" w:cs="Times New Roman"/>
+        </w:rPr>
+        <w:t xml:space="preserve"> es un patrón creacional que permite delegar la creación de objetos a clases especializadas. En el proyecto Marketplace </w:t>
+      </w:r>
+      <w:proofErr w:type="spellStart"/>
+      <w:r>
+        <w:rPr>
+          <w:rFonts w:ascii="Times New Roman" w:hAnsi="Times New Roman" w:cs="Times New Roman"/>
+        </w:rPr>
+        <w:t>Multivendedor</w:t>
+      </w:r>
+      <w:proofErr w:type="spellEnd"/>
+      <w:r>
+        <w:rPr>
+          <w:rFonts w:ascii="Times New Roman" w:hAnsi="Times New Roman" w:cs="Times New Roman"/>
+        </w:rPr>
+        <w:t xml:space="preserve">, se utiliza para gestionar los diferentes métodos de pago mediante </w:t>
+      </w:r>
+      <w:proofErr w:type="spellStart"/>
+      <w:r>
+        <w:rPr>
+          <w:rFonts w:ascii="Times New Roman" w:hAnsi="Times New Roman" w:cs="Times New Roman"/>
+        </w:rPr>
+        <w:t>PagoFactory</w:t>
+      </w:r>
+      <w:proofErr w:type="spellEnd"/>
+      <w:r>
+        <w:rPr>
+          <w:rFonts w:ascii="Times New Roman" w:hAnsi="Times New Roman" w:cs="Times New Roman"/>
+        </w:rPr>
+        <w:t xml:space="preserve"> y sus fábricas concretas, como </w:t>
+      </w:r>
+      <w:proofErr w:type="spellStart"/>
+      <w:r>
+        <w:rPr>
+          <w:rFonts w:ascii="Times New Roman" w:hAnsi="Times New Roman" w:cs="Times New Roman"/>
+        </w:rPr>
+        <w:t>PagoTarjetaFactory</w:t>
+      </w:r>
+      <w:proofErr w:type="spellEnd"/>
+      <w:r>
+        <w:rPr>
+          <w:rFonts w:ascii="Times New Roman" w:hAnsi="Times New Roman" w:cs="Times New Roman"/>
+        </w:rPr>
+        <w:t xml:space="preserve">, </w:t>
+      </w:r>
+      <w:proofErr w:type="spellStart"/>
+      <w:r>
+        <w:rPr>
+          <w:rFonts w:ascii="Times New Roman" w:hAnsi="Times New Roman" w:cs="Times New Roman"/>
+        </w:rPr>
+        <w:t>PagoPSEFactory</w:t>
+      </w:r>
+      <w:proofErr w:type="spellEnd"/>
+      <w:r>
+        <w:rPr>
+          <w:rFonts w:ascii="Times New Roman" w:hAnsi="Times New Roman" w:cs="Times New Roman"/>
+        </w:rPr>
+        <w:t xml:space="preserve"> y </w:t>
+      </w:r>
+      <w:proofErr w:type="spellStart"/>
+      <w:r>
+        <w:rPr>
+          <w:rFonts w:ascii="Times New Roman" w:hAnsi="Times New Roman" w:cs="Times New Roman"/>
+        </w:rPr>
+        <w:t>PagoNequiFactory</w:t>
+      </w:r>
+      <w:proofErr w:type="spellEnd"/>
+      <w:r>
+        <w:rPr>
+          <w:rFonts w:ascii="Times New Roman" w:hAnsi="Times New Roman" w:cs="Times New Roman"/>
+        </w:rPr>
+        <w:t>.</w:t>
       </w:r>
     </w:p>
     <w:p/>
@@ -6644,7 +7314,7 @@
           <w:color w:val="auto"/>
         </w:rPr>
       </w:pPr>
-      <w:bookmarkStart w:id="28" w:name="_Toc240386997"/>
+      <w:bookmarkStart w:id="27" w:name="_Toc240386997"/>
       <w:r>
         <w:rPr>
           <w:rFonts w:ascii="Times New Roman" w:hAnsi="Times New Roman" w:cs="Times New Roman"/>
@@ -6653,7 +7323,7 @@
         </w:rPr>
         <w:t>Diagrama UML</w:t>
       </w:r>
-      <w:bookmarkEnd w:id="28"/>
+      <w:bookmarkEnd w:id="27"/>
     </w:p>
     <w:p>
       <w:pPr>
@@ -6748,33 +7418,203 @@
         <w:rPr>
           <w:rFonts w:ascii="Times New Roman" w:hAnsi="Times New Roman" w:cs="Times New Roman"/>
         </w:rPr>
-        <w:t>En el diagrama UML se observa que PagoFactory es la clase abstracta que define el método crearPago(). Esta clase es extendida por PagoTarjetaFactory, PagoPSEFactory y PagoNequiFactory, que implementan el método para crear respectivamente objetos de tipo PagoTarjeta, PagoPSE y PagoNequi.</w:t>
-      </w:r>
-    </w:p>
-    <w:p>
-      <w:pPr>
-        <w:rPr>
-          <w:rFonts w:ascii="Times New Roman" w:hAnsi="Times New Roman" w:cs="Times New Roman"/>
-        </w:rPr>
-      </w:pPr>
-      <w:r>
-        <w:rPr>
-          <w:rFonts w:ascii="Times New Roman" w:hAnsi="Times New Roman" w:cs="Times New Roman"/>
-        </w:rPr>
-        <w:t>La interfaz Pago establece las operaciones que deben implementar los diferentes métodos de pago. Las clases PagoTarjeta, PagoPSE y PagoNequi implementan esta interfaz y representan los productos concretos creados por las fábricas.</w:t>
-      </w:r>
-    </w:p>
-    <w:p>
-      <w:pPr>
-        <w:rPr>
-          <w:rFonts w:ascii="Times New Roman" w:hAnsi="Times New Roman" w:cs="Times New Roman"/>
-        </w:rPr>
-      </w:pPr>
-      <w:r>
-        <w:rPr>
-          <w:rFonts w:ascii="Times New Roman" w:hAnsi="Times New Roman" w:cs="Times New Roman"/>
-        </w:rPr>
-        <w:t>PagoService actúa como cliente del patrón y utiliza una fábrica para obtener el objeto de pago correspondiente. De esta manera, la creación de los objetos queda separada del servicio que realiza su procesamiento.</w:t>
+        <w:t xml:space="preserve">En el diagrama UML se observa que </w:t>
+      </w:r>
+      <w:proofErr w:type="spellStart"/>
+      <w:r>
+        <w:rPr>
+          <w:rFonts w:ascii="Times New Roman" w:hAnsi="Times New Roman" w:cs="Times New Roman"/>
+        </w:rPr>
+        <w:t>PagoFactory</w:t>
+      </w:r>
+      <w:proofErr w:type="spellEnd"/>
+      <w:r>
+        <w:rPr>
+          <w:rFonts w:ascii="Times New Roman" w:hAnsi="Times New Roman" w:cs="Times New Roman"/>
+        </w:rPr>
+        <w:t xml:space="preserve"> es la clase abstracta que define el método </w:t>
+      </w:r>
+      <w:proofErr w:type="spellStart"/>
+      <w:proofErr w:type="gramStart"/>
+      <w:r>
+        <w:rPr>
+          <w:rFonts w:ascii="Times New Roman" w:hAnsi="Times New Roman" w:cs="Times New Roman"/>
+        </w:rPr>
+        <w:t>crearPago</w:t>
+      </w:r>
+      <w:proofErr w:type="spellEnd"/>
+      <w:r>
+        <w:rPr>
+          <w:rFonts w:ascii="Times New Roman" w:hAnsi="Times New Roman" w:cs="Times New Roman"/>
+        </w:rPr>
+        <w:t>(</w:t>
+      </w:r>
+      <w:proofErr w:type="gramEnd"/>
+      <w:r>
+        <w:rPr>
+          <w:rFonts w:ascii="Times New Roman" w:hAnsi="Times New Roman" w:cs="Times New Roman"/>
+        </w:rPr>
+        <w:t xml:space="preserve">). Esta clase es extendida por </w:t>
+      </w:r>
+      <w:proofErr w:type="spellStart"/>
+      <w:r>
+        <w:rPr>
+          <w:rFonts w:ascii="Times New Roman" w:hAnsi="Times New Roman" w:cs="Times New Roman"/>
+        </w:rPr>
+        <w:t>PagoTarjetaFactory</w:t>
+      </w:r>
+      <w:proofErr w:type="spellEnd"/>
+      <w:r>
+        <w:rPr>
+          <w:rFonts w:ascii="Times New Roman" w:hAnsi="Times New Roman" w:cs="Times New Roman"/>
+        </w:rPr>
+        <w:t xml:space="preserve">, </w:t>
+      </w:r>
+      <w:proofErr w:type="spellStart"/>
+      <w:r>
+        <w:rPr>
+          <w:rFonts w:ascii="Times New Roman" w:hAnsi="Times New Roman" w:cs="Times New Roman"/>
+        </w:rPr>
+        <w:t>PagoPSEFactory</w:t>
+      </w:r>
+      <w:proofErr w:type="spellEnd"/>
+      <w:r>
+        <w:rPr>
+          <w:rFonts w:ascii="Times New Roman" w:hAnsi="Times New Roman" w:cs="Times New Roman"/>
+        </w:rPr>
+        <w:t xml:space="preserve"> y </w:t>
+      </w:r>
+      <w:proofErr w:type="spellStart"/>
+      <w:r>
+        <w:rPr>
+          <w:rFonts w:ascii="Times New Roman" w:hAnsi="Times New Roman" w:cs="Times New Roman"/>
+        </w:rPr>
+        <w:t>PagoNequiFactory</w:t>
+      </w:r>
+      <w:proofErr w:type="spellEnd"/>
+      <w:r>
+        <w:rPr>
+          <w:rFonts w:ascii="Times New Roman" w:hAnsi="Times New Roman" w:cs="Times New Roman"/>
+        </w:rPr>
+        <w:t xml:space="preserve">, que implementan el método para crear respectivamente objetos de tipo </w:t>
+      </w:r>
+      <w:proofErr w:type="spellStart"/>
+      <w:r>
+        <w:rPr>
+          <w:rFonts w:ascii="Times New Roman" w:hAnsi="Times New Roman" w:cs="Times New Roman"/>
+        </w:rPr>
+        <w:t>PagoTarjeta</w:t>
+      </w:r>
+      <w:proofErr w:type="spellEnd"/>
+      <w:r>
+        <w:rPr>
+          <w:rFonts w:ascii="Times New Roman" w:hAnsi="Times New Roman" w:cs="Times New Roman"/>
+        </w:rPr>
+        <w:t xml:space="preserve">, </w:t>
+      </w:r>
+      <w:proofErr w:type="spellStart"/>
+      <w:r>
+        <w:rPr>
+          <w:rFonts w:ascii="Times New Roman" w:hAnsi="Times New Roman" w:cs="Times New Roman"/>
+        </w:rPr>
+        <w:t>PagoPSE</w:t>
+      </w:r>
+      <w:proofErr w:type="spellEnd"/>
+      <w:r>
+        <w:rPr>
+          <w:rFonts w:ascii="Times New Roman" w:hAnsi="Times New Roman" w:cs="Times New Roman"/>
+        </w:rPr>
+        <w:t xml:space="preserve"> y </w:t>
+      </w:r>
+      <w:proofErr w:type="spellStart"/>
+      <w:r>
+        <w:rPr>
+          <w:rFonts w:ascii="Times New Roman" w:hAnsi="Times New Roman" w:cs="Times New Roman"/>
+        </w:rPr>
+        <w:t>PagoNequi</w:t>
+      </w:r>
+      <w:proofErr w:type="spellEnd"/>
+      <w:r>
+        <w:rPr>
+          <w:rFonts w:ascii="Times New Roman" w:hAnsi="Times New Roman" w:cs="Times New Roman"/>
+        </w:rPr>
+        <w:t>.</w:t>
+      </w:r>
+    </w:p>
+    <w:p>
+      <w:pPr>
+        <w:rPr>
+          <w:rFonts w:ascii="Times New Roman" w:hAnsi="Times New Roman" w:cs="Times New Roman"/>
+        </w:rPr>
+      </w:pPr>
+      <w:r>
+        <w:rPr>
+          <w:rFonts w:ascii="Times New Roman" w:hAnsi="Times New Roman" w:cs="Times New Roman"/>
+        </w:rPr>
+        <w:t xml:space="preserve">La interfaz Pago establece las operaciones que deben implementar los diferentes métodos de pago. Las clases </w:t>
+      </w:r>
+      <w:proofErr w:type="spellStart"/>
+      <w:r>
+        <w:rPr>
+          <w:rFonts w:ascii="Times New Roman" w:hAnsi="Times New Roman" w:cs="Times New Roman"/>
+        </w:rPr>
+        <w:t>PagoTarjeta</w:t>
+      </w:r>
+      <w:proofErr w:type="spellEnd"/>
+      <w:r>
+        <w:rPr>
+          <w:rFonts w:ascii="Times New Roman" w:hAnsi="Times New Roman" w:cs="Times New Roman"/>
+        </w:rPr>
+        <w:t xml:space="preserve">, </w:t>
+      </w:r>
+      <w:proofErr w:type="spellStart"/>
+      <w:r>
+        <w:rPr>
+          <w:rFonts w:ascii="Times New Roman" w:hAnsi="Times New Roman" w:cs="Times New Roman"/>
+        </w:rPr>
+        <w:t>PagoPSE</w:t>
+      </w:r>
+      <w:proofErr w:type="spellEnd"/>
+      <w:r>
+        <w:rPr>
+          <w:rFonts w:ascii="Times New Roman" w:hAnsi="Times New Roman" w:cs="Times New Roman"/>
+        </w:rPr>
+        <w:t xml:space="preserve"> y </w:t>
+      </w:r>
+      <w:proofErr w:type="spellStart"/>
+      <w:r>
+        <w:rPr>
+          <w:rFonts w:ascii="Times New Roman" w:hAnsi="Times New Roman" w:cs="Times New Roman"/>
+        </w:rPr>
+        <w:t>PagoNequi</w:t>
+      </w:r>
+      <w:proofErr w:type="spellEnd"/>
+      <w:r>
+        <w:rPr>
+          <w:rFonts w:ascii="Times New Roman" w:hAnsi="Times New Roman" w:cs="Times New Roman"/>
+        </w:rPr>
+        <w:t xml:space="preserve"> implementan esta interfaz y representan los productos concretos creados por las fábricas.</w:t>
+      </w:r>
+    </w:p>
+    <w:p>
+      <w:pPr>
+        <w:rPr>
+          <w:rFonts w:ascii="Times New Roman" w:hAnsi="Times New Roman" w:cs="Times New Roman"/>
+        </w:rPr>
+      </w:pPr>
+      <w:proofErr w:type="spellStart"/>
+      <w:r>
+        <w:rPr>
+          <w:rFonts w:ascii="Times New Roman" w:hAnsi="Times New Roman" w:cs="Times New Roman"/>
+        </w:rPr>
+        <w:t>PagoService</w:t>
+      </w:r>
+      <w:proofErr w:type="spellEnd"/>
+      <w:r>
+        <w:rPr>
+          <w:rFonts w:ascii="Times New Roman" w:hAnsi="Times New Roman" w:cs="Times New Roman"/>
+        </w:rPr>
+        <w:t xml:space="preserve"> actúa como cliente del patrón y utiliza una fábrica para obtener el objeto de pago correspondiente. De esta manera, la creación de los objetos queda separada del servicio que realiza su procesamiento.</w:t>
       </w:r>
     </w:p>
     <w:p>
@@ -6800,7 +7640,7 @@
           <w:color w:val="auto"/>
         </w:rPr>
       </w:pPr>
-      <w:bookmarkStart w:id="29" w:name="_Toc240386998"/>
+      <w:bookmarkStart w:id="28" w:name="_Toc240386998"/>
       <w:r>
         <w:rPr>
           <w:rFonts w:ascii="Times New Roman" w:hAnsi="Times New Roman" w:cs="Times New Roman"/>
@@ -6810,7 +7650,7 @@
         <w:lastRenderedPageBreak/>
         <w:t>Código</w:t>
       </w:r>
-      <w:bookmarkEnd w:id="29"/>
+      <w:bookmarkEnd w:id="28"/>
     </w:p>
     <w:p/>
     <w:p>
@@ -6831,11 +7671,125 @@
         </w:rPr>
         <w:t xml:space="preserve">on este patrón se encuentran en el paquete </w:t>
       </w:r>
-      <w:r>
-        <w:rPr>
-          <w:rFonts w:ascii="Times New Roman" w:hAnsi="Times New Roman" w:cs="Times New Roman"/>
-        </w:rPr>
-        <w:t>com.marketplace.payment, donde se incluyen Pago, PagoTarjeta, PagoPSE, PagoNequi, PagoFactory, PagoTarjetaFactory, PagoPSEFactory y PagoNequiFactory.</w:t>
+      <w:proofErr w:type="spellStart"/>
+      <w:proofErr w:type="gramStart"/>
+      <w:r>
+        <w:rPr>
+          <w:rFonts w:ascii="Times New Roman" w:hAnsi="Times New Roman" w:cs="Times New Roman"/>
+        </w:rPr>
+        <w:t>com.marketplace</w:t>
+      </w:r>
+      <w:proofErr w:type="gramEnd"/>
+      <w:r>
+        <w:rPr>
+          <w:rFonts w:ascii="Times New Roman" w:hAnsi="Times New Roman" w:cs="Times New Roman"/>
+        </w:rPr>
+        <w:t>.payment</w:t>
+      </w:r>
+      <w:proofErr w:type="spellEnd"/>
+      <w:r>
+        <w:rPr>
+          <w:rFonts w:ascii="Times New Roman" w:hAnsi="Times New Roman" w:cs="Times New Roman"/>
+        </w:rPr>
+        <w:t xml:space="preserve">, donde se incluyen Pago, </w:t>
+      </w:r>
+      <w:proofErr w:type="spellStart"/>
+      <w:r>
+        <w:rPr>
+          <w:rFonts w:ascii="Times New Roman" w:hAnsi="Times New Roman" w:cs="Times New Roman"/>
+        </w:rPr>
+        <w:t>PagoTarjeta</w:t>
+      </w:r>
+      <w:proofErr w:type="spellEnd"/>
+      <w:r>
+        <w:rPr>
+          <w:rFonts w:ascii="Times New Roman" w:hAnsi="Times New Roman" w:cs="Times New Roman"/>
+        </w:rPr>
+        <w:t xml:space="preserve">, </w:t>
+      </w:r>
+      <w:proofErr w:type="spellStart"/>
+      <w:r>
+        <w:rPr>
+          <w:rFonts w:ascii="Times New Roman" w:hAnsi="Times New Roman" w:cs="Times New Roman"/>
+        </w:rPr>
+        <w:t>PagoPSE</w:t>
+      </w:r>
+      <w:proofErr w:type="spellEnd"/>
+      <w:r>
+        <w:rPr>
+          <w:rFonts w:ascii="Times New Roman" w:hAnsi="Times New Roman" w:cs="Times New Roman"/>
+        </w:rPr>
+        <w:t xml:space="preserve">, </w:t>
+      </w:r>
+      <w:proofErr w:type="spellStart"/>
+      <w:r>
+        <w:rPr>
+          <w:rFonts w:ascii="Times New Roman" w:hAnsi="Times New Roman" w:cs="Times New Roman"/>
+        </w:rPr>
+        <w:t>PagoNequi</w:t>
+      </w:r>
+      <w:proofErr w:type="spellEnd"/>
+      <w:r>
+        <w:rPr>
+          <w:rFonts w:ascii="Times New Roman" w:hAnsi="Times New Roman" w:cs="Times New Roman"/>
+        </w:rPr>
+        <w:t xml:space="preserve">, </w:t>
+      </w:r>
+      <w:proofErr w:type="spellStart"/>
+      <w:r>
+        <w:rPr>
+          <w:rFonts w:ascii="Times New Roman" w:hAnsi="Times New Roman" w:cs="Times New Roman"/>
+        </w:rPr>
+        <w:t>PagoFactory</w:t>
+      </w:r>
+      <w:proofErr w:type="spellEnd"/>
+      <w:r>
+        <w:rPr>
+          <w:rFonts w:ascii="Times New Roman" w:hAnsi="Times New Roman" w:cs="Times New Roman"/>
+        </w:rPr>
+        <w:t xml:space="preserve">, </w:t>
+      </w:r>
+      <w:proofErr w:type="spellStart"/>
+      <w:r>
+        <w:rPr>
+          <w:rFonts w:ascii="Times New Roman" w:hAnsi="Times New Roman" w:cs="Times New Roman"/>
+        </w:rPr>
+        <w:t>PagoTarjetaFactory</w:t>
+      </w:r>
+      <w:proofErr w:type="spellEnd"/>
+      <w:r>
+        <w:rPr>
+          <w:rFonts w:ascii="Times New Roman" w:hAnsi="Times New Roman" w:cs="Times New Roman"/>
+        </w:rPr>
+        <w:t xml:space="preserve">, </w:t>
+      </w:r>
+      <w:proofErr w:type="spellStart"/>
+      <w:r>
+        <w:rPr>
+          <w:rFonts w:ascii="Times New Roman" w:hAnsi="Times New Roman" w:cs="Times New Roman"/>
+        </w:rPr>
+        <w:t>PagoPSEFactory</w:t>
+      </w:r>
+      <w:proofErr w:type="spellEnd"/>
+      <w:r>
+        <w:rPr>
+          <w:rFonts w:ascii="Times New Roman" w:hAnsi="Times New Roman" w:cs="Times New Roman"/>
+        </w:rPr>
+        <w:t xml:space="preserve"> y </w:t>
+      </w:r>
+      <w:proofErr w:type="spellStart"/>
+      <w:r>
+        <w:rPr>
+          <w:rFonts w:ascii="Times New Roman" w:hAnsi="Times New Roman" w:cs="Times New Roman"/>
+        </w:rPr>
+        <w:t>PagoNequiFactory</w:t>
+      </w:r>
+      <w:proofErr w:type="spellEnd"/>
+      <w:r>
+        <w:rPr>
+          <w:rFonts w:ascii="Times New Roman" w:hAnsi="Times New Roman" w:cs="Times New Roman"/>
+        </w:rPr>
+        <w:t>.</w:t>
       </w:r>
     </w:p>
     <w:p>
@@ -6913,6 +7867,7 @@
         </w:rPr>
         <w:t xml:space="preserve">La clase abstracta </w:t>
       </w:r>
+      <w:proofErr w:type="spellStart"/>
       <w:r>
         <w:rPr>
           <w:rStyle w:val="CdigoHTML"/>
@@ -6922,12 +7877,15 @@
         </w:rPr>
         <w:t>PagoFactory</w:t>
       </w:r>
+      <w:proofErr w:type="spellEnd"/>
       <w:r>
         <w:rPr>
           <w:rFonts w:ascii="Times New Roman" w:hAnsi="Times New Roman" w:cs="Times New Roman"/>
         </w:rPr>
         <w:t xml:space="preserve"> define el método </w:t>
       </w:r>
+      <w:proofErr w:type="spellStart"/>
+      <w:proofErr w:type="gramStart"/>
       <w:r>
         <w:rPr>
           <w:rStyle w:val="CdigoHTML"/>
@@ -6935,7 +7893,27 @@
           <w:sz w:val="24"/>
           <w:szCs w:val="24"/>
         </w:rPr>
-        <w:t>crearPago()</w:t>
+        <w:t>crearPago</w:t>
+      </w:r>
+      <w:proofErr w:type="spellEnd"/>
+      <w:r>
+        <w:rPr>
+          <w:rStyle w:val="CdigoHTML"/>
+          <w:rFonts w:ascii="Times New Roman" w:eastAsiaTheme="minorHAnsi" w:hAnsi="Times New Roman" w:cs="Times New Roman"/>
+          <w:sz w:val="24"/>
+          <w:szCs w:val="24"/>
+        </w:rPr>
+        <w:t>(</w:t>
+      </w:r>
+      <w:proofErr w:type="gramEnd"/>
+      <w:r>
+        <w:rPr>
+          <w:rStyle w:val="CdigoHTML"/>
+          <w:rFonts w:ascii="Times New Roman" w:eastAsiaTheme="minorHAnsi" w:hAnsi="Times New Roman" w:cs="Times New Roman"/>
+          <w:sz w:val="24"/>
+          <w:szCs w:val="24"/>
+        </w:rPr>
+        <w:t>)</w:t>
       </w:r>
       <w:r>
         <w:rPr>
@@ -7106,7 +8084,133 @@
           <w:rFonts w:ascii="Times New Roman" w:hAnsi="Times New Roman" w:cs="Times New Roman"/>
         </w:rPr>
         <w:lastRenderedPageBreak/>
-        <w:t>Las clases PagoTarjetaFactory, PagoPSEFactory y PagoNequiFactory corresponden a las fábricas concretas. PagoTarjetaFactory crea objetos de tipo PagoTarjeta, PagoPSEFactory crea objetos de tipo PagoPSE y PagoNequiFactory crea objetos de tipo PagoNequi.</w:t>
+        <w:t xml:space="preserve">Las clases </w:t>
+      </w:r>
+      <w:proofErr w:type="spellStart"/>
+      <w:r>
+        <w:rPr>
+          <w:rFonts w:ascii="Times New Roman" w:hAnsi="Times New Roman" w:cs="Times New Roman"/>
+        </w:rPr>
+        <w:t>PagoTarjetaFactory</w:t>
+      </w:r>
+      <w:proofErr w:type="spellEnd"/>
+      <w:r>
+        <w:rPr>
+          <w:rFonts w:ascii="Times New Roman" w:hAnsi="Times New Roman" w:cs="Times New Roman"/>
+        </w:rPr>
+        <w:t xml:space="preserve">, </w:t>
+      </w:r>
+      <w:proofErr w:type="spellStart"/>
+      <w:r>
+        <w:rPr>
+          <w:rFonts w:ascii="Times New Roman" w:hAnsi="Times New Roman" w:cs="Times New Roman"/>
+        </w:rPr>
+        <w:t>PagoPSEFactory</w:t>
+      </w:r>
+      <w:proofErr w:type="spellEnd"/>
+      <w:r>
+        <w:rPr>
+          <w:rFonts w:ascii="Times New Roman" w:hAnsi="Times New Roman" w:cs="Times New Roman"/>
+        </w:rPr>
+        <w:t xml:space="preserve"> y </w:t>
+      </w:r>
+      <w:proofErr w:type="spellStart"/>
+      <w:r>
+        <w:rPr>
+          <w:rFonts w:ascii="Times New Roman" w:hAnsi="Times New Roman" w:cs="Times New Roman"/>
+        </w:rPr>
+        <w:t>PagoNequiFactory</w:t>
+      </w:r>
+      <w:proofErr w:type="spellEnd"/>
+      <w:r>
+        <w:rPr>
+          <w:rFonts w:ascii="Times New Roman" w:hAnsi="Times New Roman" w:cs="Times New Roman"/>
+        </w:rPr>
+        <w:t xml:space="preserve"> corresponden a las fábricas concretas. </w:t>
+      </w:r>
+      <w:proofErr w:type="spellStart"/>
+      <w:r>
+        <w:rPr>
+          <w:rFonts w:ascii="Times New Roman" w:hAnsi="Times New Roman" w:cs="Times New Roman"/>
+        </w:rPr>
+        <w:t>PagoTarjetaFactory</w:t>
+      </w:r>
+      <w:proofErr w:type="spellEnd"/>
+      <w:r>
+        <w:rPr>
+          <w:rFonts w:ascii="Times New Roman" w:hAnsi="Times New Roman" w:cs="Times New Roman"/>
+        </w:rPr>
+        <w:t xml:space="preserve"> crea objetos de tipo </w:t>
+      </w:r>
+      <w:proofErr w:type="spellStart"/>
+      <w:r>
+        <w:rPr>
+          <w:rFonts w:ascii="Times New Roman" w:hAnsi="Times New Roman" w:cs="Times New Roman"/>
+        </w:rPr>
+        <w:t>PagoTarjeta</w:t>
+      </w:r>
+      <w:proofErr w:type="spellEnd"/>
+      <w:r>
+        <w:rPr>
+          <w:rFonts w:ascii="Times New Roman" w:hAnsi="Times New Roman" w:cs="Times New Roman"/>
+        </w:rPr>
+        <w:t xml:space="preserve">, </w:t>
+      </w:r>
+      <w:proofErr w:type="spellStart"/>
+      <w:r>
+        <w:rPr>
+          <w:rFonts w:ascii="Times New Roman" w:hAnsi="Times New Roman" w:cs="Times New Roman"/>
+        </w:rPr>
+        <w:t>PagoPSEFactory</w:t>
+      </w:r>
+      <w:proofErr w:type="spellEnd"/>
+      <w:r>
+        <w:rPr>
+          <w:rFonts w:ascii="Times New Roman" w:hAnsi="Times New Roman" w:cs="Times New Roman"/>
+        </w:rPr>
+        <w:t xml:space="preserve"> crea objetos de tipo </w:t>
+      </w:r>
+      <w:proofErr w:type="spellStart"/>
+      <w:r>
+        <w:rPr>
+          <w:rFonts w:ascii="Times New Roman" w:hAnsi="Times New Roman" w:cs="Times New Roman"/>
+        </w:rPr>
+        <w:t>PagoPSE</w:t>
+      </w:r>
+      <w:proofErr w:type="spellEnd"/>
+      <w:r>
+        <w:rPr>
+          <w:rFonts w:ascii="Times New Roman" w:hAnsi="Times New Roman" w:cs="Times New Roman"/>
+        </w:rPr>
+        <w:t xml:space="preserve"> y </w:t>
+      </w:r>
+      <w:proofErr w:type="spellStart"/>
+      <w:r>
+        <w:rPr>
+          <w:rFonts w:ascii="Times New Roman" w:hAnsi="Times New Roman" w:cs="Times New Roman"/>
+        </w:rPr>
+        <w:t>PagoNequiFactory</w:t>
+      </w:r>
+      <w:proofErr w:type="spellEnd"/>
+      <w:r>
+        <w:rPr>
+          <w:rFonts w:ascii="Times New Roman" w:hAnsi="Times New Roman" w:cs="Times New Roman"/>
+        </w:rPr>
+        <w:t xml:space="preserve"> crea objetos de tipo </w:t>
+      </w:r>
+      <w:proofErr w:type="spellStart"/>
+      <w:r>
+        <w:rPr>
+          <w:rFonts w:ascii="Times New Roman" w:hAnsi="Times New Roman" w:cs="Times New Roman"/>
+        </w:rPr>
+        <w:t>PagoNequi</w:t>
+      </w:r>
+      <w:proofErr w:type="spellEnd"/>
+      <w:r>
+        <w:rPr>
+          <w:rFonts w:ascii="Times New Roman" w:hAnsi="Times New Roman" w:cs="Times New Roman"/>
+        </w:rPr>
+        <w:t>.</w:t>
       </w:r>
     </w:p>
     <w:p>
@@ -7182,7 +8286,77 @@
         <w:rPr>
           <w:rFonts w:ascii="Times New Roman" w:hAnsi="Times New Roman" w:cs="Times New Roman"/>
         </w:rPr>
-        <w:t>El patrón se utiliza desde PagoService, donde se recibe una fábrica para realizar el procesamiento del pago. De esta forma, el servicio trabaja con la abstracción PagoFactory y no necesita crear directamente los objetos PagoTarjeta, PagoPSE o PagoNequi.</w:t>
+        <w:t xml:space="preserve">El patrón se utiliza desde </w:t>
+      </w:r>
+      <w:proofErr w:type="spellStart"/>
+      <w:r>
+        <w:rPr>
+          <w:rFonts w:ascii="Times New Roman" w:hAnsi="Times New Roman" w:cs="Times New Roman"/>
+        </w:rPr>
+        <w:t>PagoService</w:t>
+      </w:r>
+      <w:proofErr w:type="spellEnd"/>
+      <w:r>
+        <w:rPr>
+          <w:rFonts w:ascii="Times New Roman" w:hAnsi="Times New Roman" w:cs="Times New Roman"/>
+        </w:rPr>
+        <w:t xml:space="preserve">, donde se recibe una fábrica para realizar el procesamiento del pago. De esta forma, el servicio trabaja con la abstracción </w:t>
+      </w:r>
+      <w:proofErr w:type="spellStart"/>
+      <w:r>
+        <w:rPr>
+          <w:rFonts w:ascii="Times New Roman" w:hAnsi="Times New Roman" w:cs="Times New Roman"/>
+        </w:rPr>
+        <w:t>PagoFactory</w:t>
+      </w:r>
+      <w:proofErr w:type="spellEnd"/>
+      <w:r>
+        <w:rPr>
+          <w:rFonts w:ascii="Times New Roman" w:hAnsi="Times New Roman" w:cs="Times New Roman"/>
+        </w:rPr>
+        <w:t xml:space="preserve"> y no necesita crear directamente los objetos </w:t>
+      </w:r>
+      <w:proofErr w:type="spellStart"/>
+      <w:r>
+        <w:rPr>
+          <w:rFonts w:ascii="Times New Roman" w:hAnsi="Times New Roman" w:cs="Times New Roman"/>
+        </w:rPr>
+        <w:t>PagoTarjeta</w:t>
+      </w:r>
+      <w:proofErr w:type="spellEnd"/>
+      <w:r>
+        <w:rPr>
+          <w:rFonts w:ascii="Times New Roman" w:hAnsi="Times New Roman" w:cs="Times New Roman"/>
+        </w:rPr>
+        <w:t xml:space="preserve">, </w:t>
+      </w:r>
+      <w:proofErr w:type="spellStart"/>
+      <w:r>
+        <w:rPr>
+          <w:rFonts w:ascii="Times New Roman" w:hAnsi="Times New Roman" w:cs="Times New Roman"/>
+        </w:rPr>
+        <w:t>PagoPSE</w:t>
+      </w:r>
+      <w:proofErr w:type="spellEnd"/>
+      <w:r>
+        <w:rPr>
+          <w:rFonts w:ascii="Times New Roman" w:hAnsi="Times New Roman" w:cs="Times New Roman"/>
+        </w:rPr>
+        <w:t xml:space="preserve"> o </w:t>
+      </w:r>
+      <w:proofErr w:type="spellStart"/>
+      <w:r>
+        <w:rPr>
+          <w:rFonts w:ascii="Times New Roman" w:hAnsi="Times New Roman" w:cs="Times New Roman"/>
+        </w:rPr>
+        <w:t>PagoNequi</w:t>
+      </w:r>
+      <w:proofErr w:type="spellEnd"/>
+      <w:r>
+        <w:rPr>
+          <w:rFonts w:ascii="Times New Roman" w:hAnsi="Times New Roman" w:cs="Times New Roman"/>
+        </w:rPr>
+        <w:t>.</w:t>
       </w:r>
     </w:p>
     <w:p>
@@ -7257,7 +8431,7 @@
           <w:color w:val="auto"/>
         </w:rPr>
       </w:pPr>
-      <w:bookmarkStart w:id="30" w:name="_Toc240386999"/>
+      <w:bookmarkStart w:id="29" w:name="_Toc240386999"/>
       <w:r>
         <w:rPr>
           <w:rFonts w:ascii="Times New Roman" w:hAnsi="Times New Roman" w:cs="Times New Roman"/>
@@ -7266,19 +8440,47 @@
         </w:rPr>
         <w:t>Pruebas</w:t>
       </w:r>
-      <w:bookmarkEnd w:id="30"/>
-    </w:p>
-    <w:p>
-      <w:pPr>
-        <w:rPr>
-          <w:rFonts w:ascii="Times New Roman" w:hAnsi="Times New Roman" w:cs="Times New Roman"/>
-        </w:rPr>
-      </w:pPr>
-      <w:r>
-        <w:rPr>
-          <w:rFonts w:ascii="Times New Roman" w:hAnsi="Times New Roman" w:cs="Times New Roman"/>
-        </w:rPr>
-        <w:t>Factory Method se utiliza para crear diferentes métodos de pago. El cliente selecciona una opción y posteriormente el backend utilizará la fábrica correspondiente para crear el objeto de pago.</w:t>
+      <w:bookmarkEnd w:id="29"/>
+    </w:p>
+    <w:p>
+      <w:pPr>
+        <w:rPr>
+          <w:rFonts w:ascii="Times New Roman" w:hAnsi="Times New Roman" w:cs="Times New Roman"/>
+        </w:rPr>
+      </w:pPr>
+      <w:r>
+        <w:rPr>
+          <w:rFonts w:ascii="Times New Roman" w:hAnsi="Times New Roman" w:cs="Times New Roman"/>
+        </w:rPr>
+        <w:t xml:space="preserve">Factory </w:t>
+      </w:r>
+      <w:proofErr w:type="spellStart"/>
+      <w:r>
+        <w:rPr>
+          <w:rFonts w:ascii="Times New Roman" w:hAnsi="Times New Roman" w:cs="Times New Roman"/>
+        </w:rPr>
+        <w:t>Method</w:t>
+      </w:r>
+      <w:proofErr w:type="spellEnd"/>
+      <w:r>
+        <w:rPr>
+          <w:rFonts w:ascii="Times New Roman" w:hAnsi="Times New Roman" w:cs="Times New Roman"/>
+        </w:rPr>
+        <w:t xml:space="preserve"> se utiliza para crear diferentes métodos de pago. El cliente selecciona una opción y posteriormente el </w:t>
+      </w:r>
+      <w:proofErr w:type="spellStart"/>
+      <w:r>
+        <w:rPr>
+          <w:rFonts w:ascii="Times New Roman" w:hAnsi="Times New Roman" w:cs="Times New Roman"/>
+        </w:rPr>
+        <w:t>backend</w:t>
+      </w:r>
+      <w:proofErr w:type="spellEnd"/>
+      <w:r>
+        <w:rPr>
+          <w:rFonts w:ascii="Times New Roman" w:hAnsi="Times New Roman" w:cs="Times New Roman"/>
+        </w:rPr>
+        <w:t xml:space="preserve"> utilizará la fábrica correspondiente para crear el objeto de pago.</w:t>
       </w:r>
     </w:p>
     <w:p>
@@ -7334,6 +8536,10 @@
     </w:p>
     <w:p>
       <w:r>
+        <w:rPr>
+          <w:noProof/>
+          <w:lang w:eastAsia="es-CO"/>
+        </w:rPr>
         <w:drawing>
           <wp:inline distT="0" distB="0" distL="0" distR="0" wp14:anchorId="0E457272" wp14:editId="19444374">
             <wp:extent cx="4091940" cy="3602559"/>
@@ -7392,6 +8598,7 @@
           <w:b/>
         </w:rPr>
       </w:pPr>
+      <w:proofErr w:type="spellStart"/>
       <w:r>
         <w:rPr>
           <w:rFonts w:ascii="Times New Roman" w:hAnsi="Times New Roman" w:cs="Times New Roman"/>
@@ -7399,18 +8606,21 @@
         </w:rPr>
         <w:t>Nequi</w:t>
       </w:r>
-    </w:p>
-    <w:p>
-      <w:pPr>
-        <w:rPr>
-          <w:rFonts w:ascii="Times New Roman" w:hAnsi="Times New Roman" w:cs="Times New Roman"/>
-          <w:b/>
-        </w:rPr>
-      </w:pPr>
-      <w:r>
-        <w:rPr>
-          <w:rFonts w:ascii="Times New Roman" w:hAnsi="Times New Roman" w:cs="Times New Roman"/>
-          <w:b/>
+      <w:proofErr w:type="spellEnd"/>
+    </w:p>
+    <w:p>
+      <w:pPr>
+        <w:rPr>
+          <w:rFonts w:ascii="Times New Roman" w:hAnsi="Times New Roman" w:cs="Times New Roman"/>
+          <w:b/>
+        </w:rPr>
+      </w:pPr>
+      <w:r>
+        <w:rPr>
+          <w:rFonts w:ascii="Times New Roman" w:hAnsi="Times New Roman" w:cs="Times New Roman"/>
+          <w:b/>
+          <w:noProof/>
+          <w:lang w:eastAsia="es-CO"/>
         </w:rPr>
         <w:drawing>
           <wp:inline distT="0" distB="0" distL="0" distR="0" wp14:anchorId="6ADC80EB" wp14:editId="284AB806">
@@ -7481,6 +8691,8 @@
       <w:r>
         <w:rPr>
           <w:rFonts w:ascii="Times New Roman" w:hAnsi="Times New Roman" w:cs="Times New Roman"/>
+          <w:noProof/>
+          <w:lang w:eastAsia="es-CO"/>
         </w:rPr>
         <w:drawing>
           <wp:inline distT="0" distB="0" distL="0" distR="0" wp14:anchorId="5582935F" wp14:editId="0D5C9183">
@@ -7614,7 +8826,8 @@
           <w:szCs w:val="24"/>
         </w:rPr>
       </w:pPr>
-      <w:bookmarkStart w:id="31" w:name="_Toc240387000"/>
+      <w:bookmarkStart w:id="30" w:name="_Toc240387000"/>
+      <w:proofErr w:type="spellStart"/>
       <w:r>
         <w:rPr>
           <w:rFonts w:ascii="Times New Roman" w:hAnsi="Times New Roman" w:cs="Times New Roman"/>
@@ -7624,9 +8837,9 @@
           <w:szCs w:val="24"/>
         </w:rPr>
         <w:lastRenderedPageBreak/>
-        <w:t>Abstract Factory</w:t>
-      </w:r>
-      <w:bookmarkEnd w:id="31"/>
+        <w:t>Abstract</w:t>
+      </w:r>
+      <w:proofErr w:type="spellEnd"/>
       <w:r>
         <w:rPr>
           <w:rFonts w:ascii="Times New Roman" w:hAnsi="Times New Roman" w:cs="Times New Roman"/>
@@ -7635,19 +8848,10 @@
           <w:sz w:val="24"/>
           <w:szCs w:val="24"/>
         </w:rPr>
-        <w:t xml:space="preserve"> </w:t>
-      </w:r>
-    </w:p>
-    <w:p/>
-    <w:p>
-      <w:r>
-        <w:t>El patrón Abstract Factory permite crear familias de objetos relacionados sin depender directamente de sus clases concretas. En el proyecto Marketplace Multivendedor, se aplica a la gestión de envíos mediante EnvioFactory, que permite crear diferentes componentes relacionados con los envíos nacionales e internacionales.</w:t>
-      </w:r>
-    </w:p>
-    <w:p/>
-    <w:p>
-      <w:pPr>
-        <w:pStyle w:val="Ttulo2"/>
+        <w:t xml:space="preserve"> Factory</w:t>
+      </w:r>
+      <w:bookmarkEnd w:id="30"/>
+      <w:r>
         <w:rPr>
           <w:rFonts w:ascii="Times New Roman" w:hAnsi="Times New Roman" w:cs="Times New Roman"/>
           <w:b/>
@@ -7655,9 +8859,43 @@
           <w:sz w:val="24"/>
           <w:szCs w:val="24"/>
         </w:rPr>
-      </w:pPr>
-      <w:bookmarkStart w:id="32" w:name="_Toc240387001"/>
-      <w:r>
+        <w:t xml:space="preserve"> </w:t>
+      </w:r>
+    </w:p>
+    <w:p/>
+    <w:p>
+      <w:r>
+        <w:t xml:space="preserve">El patrón </w:t>
+      </w:r>
+      <w:proofErr w:type="spellStart"/>
+      <w:r>
+        <w:t>Abstract</w:t>
+      </w:r>
+      <w:proofErr w:type="spellEnd"/>
+      <w:r>
+        <w:t xml:space="preserve"> Factory permite crear familias de objetos relacionados sin depender directamente de sus clases concretas. En el proyecto Marketplace </w:t>
+      </w:r>
+      <w:proofErr w:type="spellStart"/>
+      <w:r>
+        <w:t>Multivendedor</w:t>
+      </w:r>
+      <w:proofErr w:type="spellEnd"/>
+      <w:r>
+        <w:t xml:space="preserve">, se aplica a la gestión de envíos mediante </w:t>
+      </w:r>
+      <w:proofErr w:type="spellStart"/>
+      <w:r>
+        <w:t>EnvioFactory</w:t>
+      </w:r>
+      <w:proofErr w:type="spellEnd"/>
+      <w:r>
+        <w:t>, que permite crear diferentes componentes relacionados con los envíos nacionales e internacionales.</w:t>
+      </w:r>
+    </w:p>
+    <w:p/>
+    <w:p>
+      <w:pPr>
+        <w:pStyle w:val="Ttulo2"/>
         <w:rPr>
           <w:rFonts w:ascii="Times New Roman" w:hAnsi="Times New Roman" w:cs="Times New Roman"/>
           <w:b/>
@@ -7665,9 +8903,19 @@
           <w:sz w:val="24"/>
           <w:szCs w:val="24"/>
         </w:rPr>
+      </w:pPr>
+      <w:bookmarkStart w:id="31" w:name="_Toc240387001"/>
+      <w:r>
+        <w:rPr>
+          <w:rFonts w:ascii="Times New Roman" w:hAnsi="Times New Roman" w:cs="Times New Roman"/>
+          <w:b/>
+          <w:color w:val="auto"/>
+          <w:sz w:val="24"/>
+          <w:szCs w:val="24"/>
+        </w:rPr>
         <w:t>Diagrama UML</w:t>
       </w:r>
-      <w:bookmarkEnd w:id="32"/>
+      <w:bookmarkEnd w:id="31"/>
     </w:p>
     <w:p>
       <w:r>
@@ -7736,7 +8984,113 @@
         <w:rPr>
           <w:rFonts w:ascii="Times New Roman" w:hAnsi="Times New Roman" w:cs="Times New Roman"/>
         </w:rPr>
-        <w:t>En el diagrama UML se observa que EnvioFactory representa la fábrica abstracta y define los métodos crearCalculadorEnvio() y crearGeneradorGuia(). Las clases EnvioNacionalFactory y EnvioInternacionalFactory implementan esta fábrica y se encargan de crear los objetos correspondientes a cada tipo de envío. A su vez, CalculadorEnvio y GeneradorGuia representan las interfaces de los productos que pueden ser creados. De esta manera, el sistema puede trabajar con diferentes familias de objetos relacionados sin depender directamente de sus implementaciones concretas.</w:t>
+        <w:t xml:space="preserve">En el diagrama UML se observa que </w:t>
+      </w:r>
+      <w:proofErr w:type="spellStart"/>
+      <w:r>
+        <w:rPr>
+          <w:rFonts w:ascii="Times New Roman" w:hAnsi="Times New Roman" w:cs="Times New Roman"/>
+        </w:rPr>
+        <w:t>EnvioFactory</w:t>
+      </w:r>
+      <w:proofErr w:type="spellEnd"/>
+      <w:r>
+        <w:rPr>
+          <w:rFonts w:ascii="Times New Roman" w:hAnsi="Times New Roman" w:cs="Times New Roman"/>
+        </w:rPr>
+        <w:t xml:space="preserve"> representa la fábrica abstracta y define los métodos </w:t>
+      </w:r>
+      <w:proofErr w:type="spellStart"/>
+      <w:proofErr w:type="gramStart"/>
+      <w:r>
+        <w:rPr>
+          <w:rFonts w:ascii="Times New Roman" w:hAnsi="Times New Roman" w:cs="Times New Roman"/>
+        </w:rPr>
+        <w:t>crearCalculadorEnvio</w:t>
+      </w:r>
+      <w:proofErr w:type="spellEnd"/>
+      <w:r>
+        <w:rPr>
+          <w:rFonts w:ascii="Times New Roman" w:hAnsi="Times New Roman" w:cs="Times New Roman"/>
+        </w:rPr>
+        <w:t>(</w:t>
+      </w:r>
+      <w:proofErr w:type="gramEnd"/>
+      <w:r>
+        <w:rPr>
+          <w:rFonts w:ascii="Times New Roman" w:hAnsi="Times New Roman" w:cs="Times New Roman"/>
+        </w:rPr>
+        <w:t xml:space="preserve">) y </w:t>
+      </w:r>
+      <w:proofErr w:type="spellStart"/>
+      <w:r>
+        <w:rPr>
+          <w:rFonts w:ascii="Times New Roman" w:hAnsi="Times New Roman" w:cs="Times New Roman"/>
+        </w:rPr>
+        <w:t>crearGeneradorGuia</w:t>
+      </w:r>
+      <w:proofErr w:type="spellEnd"/>
+      <w:r>
+        <w:rPr>
+          <w:rFonts w:ascii="Times New Roman" w:hAnsi="Times New Roman" w:cs="Times New Roman"/>
+        </w:rPr>
+        <w:t xml:space="preserve">(). Las clases </w:t>
+      </w:r>
+      <w:proofErr w:type="spellStart"/>
+      <w:r>
+        <w:rPr>
+          <w:rFonts w:ascii="Times New Roman" w:hAnsi="Times New Roman" w:cs="Times New Roman"/>
+        </w:rPr>
+        <w:t>EnvioNacionalFactory</w:t>
+      </w:r>
+      <w:proofErr w:type="spellEnd"/>
+      <w:r>
+        <w:rPr>
+          <w:rFonts w:ascii="Times New Roman" w:hAnsi="Times New Roman" w:cs="Times New Roman"/>
+        </w:rPr>
+        <w:t xml:space="preserve"> y </w:t>
+      </w:r>
+      <w:proofErr w:type="spellStart"/>
+      <w:r>
+        <w:rPr>
+          <w:rFonts w:ascii="Times New Roman" w:hAnsi="Times New Roman" w:cs="Times New Roman"/>
+        </w:rPr>
+        <w:t>EnvioInternacionalFactory</w:t>
+      </w:r>
+      <w:proofErr w:type="spellEnd"/>
+      <w:r>
+        <w:rPr>
+          <w:rFonts w:ascii="Times New Roman" w:hAnsi="Times New Roman" w:cs="Times New Roman"/>
+        </w:rPr>
+        <w:t xml:space="preserve"> implementan esta fábrica y se encargan de crear los objetos correspondientes a cada tipo de envío. A su vez, </w:t>
+      </w:r>
+      <w:proofErr w:type="spellStart"/>
+      <w:r>
+        <w:rPr>
+          <w:rFonts w:ascii="Times New Roman" w:hAnsi="Times New Roman" w:cs="Times New Roman"/>
+        </w:rPr>
+        <w:t>CalculadorEnvio</w:t>
+      </w:r>
+      <w:proofErr w:type="spellEnd"/>
+      <w:r>
+        <w:rPr>
+          <w:rFonts w:ascii="Times New Roman" w:hAnsi="Times New Roman" w:cs="Times New Roman"/>
+        </w:rPr>
+        <w:t xml:space="preserve"> y </w:t>
+      </w:r>
+      <w:proofErr w:type="spellStart"/>
+      <w:r>
+        <w:rPr>
+          <w:rFonts w:ascii="Times New Roman" w:hAnsi="Times New Roman" w:cs="Times New Roman"/>
+        </w:rPr>
+        <w:t>GeneradorGuia</w:t>
+      </w:r>
+      <w:proofErr w:type="spellEnd"/>
+      <w:r>
+        <w:rPr>
+          <w:rFonts w:ascii="Times New Roman" w:hAnsi="Times New Roman" w:cs="Times New Roman"/>
+        </w:rPr>
+        <w:t xml:space="preserve"> representan las interfaces de los productos que pueden ser creados. De esta manera, el sistema puede trabajar con diferentes familias de objetos relacionados sin depender directamente de sus implementaciones concretas.</w:t>
       </w:r>
     </w:p>
     <w:p>
@@ -7806,7 +9160,7 @@
           <w:szCs w:val="24"/>
         </w:rPr>
       </w:pPr>
-      <w:bookmarkStart w:id="33" w:name="_Toc240387002"/>
+      <w:bookmarkStart w:id="32" w:name="_Toc240387002"/>
       <w:r>
         <w:rPr>
           <w:rFonts w:ascii="Times New Roman" w:hAnsi="Times New Roman" w:cs="Times New Roman"/>
@@ -7818,7 +9172,7 @@
         <w:lastRenderedPageBreak/>
         <w:t>Código</w:t>
       </w:r>
-      <w:bookmarkEnd w:id="33"/>
+      <w:bookmarkEnd w:id="32"/>
     </w:p>
     <w:p/>
     <w:p>
@@ -7827,11 +9181,19 @@
           <w:rFonts w:ascii="Times New Roman" w:hAnsi="Times New Roman" w:cs="Times New Roman"/>
         </w:rPr>
       </w:pPr>
-      <w:r>
-        <w:rPr>
-          <w:rFonts w:ascii="Times New Roman" w:hAnsi="Times New Roman" w:cs="Times New Roman"/>
-        </w:rPr>
-        <w:t>EnvioFactory es la fábrica abstracta. Define los métodos que deben implementar las fábricas concretas para crear los diferentes componentes relacionados con los envíos</w:t>
+      <w:proofErr w:type="spellStart"/>
+      <w:r>
+        <w:rPr>
+          <w:rFonts w:ascii="Times New Roman" w:hAnsi="Times New Roman" w:cs="Times New Roman"/>
+        </w:rPr>
+        <w:t>EnvioFactory</w:t>
+      </w:r>
+      <w:proofErr w:type="spellEnd"/>
+      <w:r>
+        <w:rPr>
+          <w:rFonts w:ascii="Times New Roman" w:hAnsi="Times New Roman" w:cs="Times New Roman"/>
+        </w:rPr>
+        <w:t xml:space="preserve"> es la fábrica abstracta. Define los métodos que deben implementar las fábricas concretas para crear los diferentes componentes relacionados con los envíos</w:t>
       </w:r>
     </w:p>
     <w:p/>
@@ -7963,11 +9325,19 @@
           <w:rFonts w:ascii="Times New Roman" w:hAnsi="Times New Roman" w:cs="Times New Roman"/>
         </w:rPr>
       </w:pPr>
-      <w:r>
-        <w:rPr>
-          <w:rFonts w:ascii="Times New Roman" w:hAnsi="Times New Roman" w:cs="Times New Roman"/>
-        </w:rPr>
-        <w:t>EnvioNacionalFactory es una fábrica concreta encargada de crear los objetos correspondientes a los envíos nacionales, como el calculador de costo y el generador de guía.</w:t>
+      <w:proofErr w:type="spellStart"/>
+      <w:r>
+        <w:rPr>
+          <w:rFonts w:ascii="Times New Roman" w:hAnsi="Times New Roman" w:cs="Times New Roman"/>
+        </w:rPr>
+        <w:t>EnvioNacionalFactory</w:t>
+      </w:r>
+      <w:proofErr w:type="spellEnd"/>
+      <w:r>
+        <w:rPr>
+          <w:rFonts w:ascii="Times New Roman" w:hAnsi="Times New Roman" w:cs="Times New Roman"/>
+        </w:rPr>
+        <w:t xml:space="preserve"> es una fábrica concreta encargada de crear los objetos correspondientes a los envíos nacionales, como el calculador de costo y el generador de guía.</w:t>
       </w:r>
     </w:p>
     <w:p/>
@@ -8020,11 +9390,19 @@
           <w:rFonts w:ascii="Times New Roman" w:hAnsi="Times New Roman" w:cs="Times New Roman"/>
         </w:rPr>
       </w:pPr>
-      <w:r>
-        <w:rPr>
-          <w:rFonts w:ascii="Times New Roman" w:hAnsi="Times New Roman" w:cs="Times New Roman"/>
-        </w:rPr>
-        <w:t>EnvioInternacionalFactory implementa la fábrica abstracta y crea los componentes específicos para gestionar los envíos internacionales.</w:t>
+      <w:proofErr w:type="spellStart"/>
+      <w:r>
+        <w:rPr>
+          <w:rFonts w:ascii="Times New Roman" w:hAnsi="Times New Roman" w:cs="Times New Roman"/>
+        </w:rPr>
+        <w:t>EnvioInternacionalFactory</w:t>
+      </w:r>
+      <w:proofErr w:type="spellEnd"/>
+      <w:r>
+        <w:rPr>
+          <w:rFonts w:ascii="Times New Roman" w:hAnsi="Times New Roman" w:cs="Times New Roman"/>
+        </w:rPr>
+        <w:t xml:space="preserve"> implementa la fábrica abstracta y crea los componentes específicos para gestionar los envíos internacionales.</w:t>
       </w:r>
     </w:p>
     <w:p>
@@ -8102,7 +9480,7 @@
           <w:szCs w:val="24"/>
         </w:rPr>
       </w:pPr>
-      <w:bookmarkStart w:id="34" w:name="_Toc240387003"/>
+      <w:bookmarkStart w:id="33" w:name="_Toc240387003"/>
       <w:r>
         <w:rPr>
           <w:rFonts w:ascii="Times New Roman" w:hAnsi="Times New Roman" w:cs="Times New Roman"/>
@@ -8113,19 +9491,27 @@
         </w:rPr>
         <w:t>Pruebas</w:t>
       </w:r>
-      <w:bookmarkEnd w:id="34"/>
-    </w:p>
-    <w:p>
-      <w:pPr>
-        <w:rPr>
-          <w:rFonts w:ascii="Times New Roman" w:hAnsi="Times New Roman" w:cs="Times New Roman"/>
-        </w:rPr>
-      </w:pPr>
-      <w:r>
-        <w:rPr>
-          <w:rFonts w:ascii="Times New Roman" w:hAnsi="Times New Roman" w:cs="Times New Roman"/>
-        </w:rPr>
-        <w:t>Abstract Factory se utiliza para representar familias de objetos relacionadas con los tipos de envío. En el proyecto se manejan las familias Nacional e Internacional, cada una con su calculado</w:t>
+      <w:bookmarkEnd w:id="33"/>
+    </w:p>
+    <w:p>
+      <w:pPr>
+        <w:rPr>
+          <w:rFonts w:ascii="Times New Roman" w:hAnsi="Times New Roman" w:cs="Times New Roman"/>
+        </w:rPr>
+      </w:pPr>
+      <w:proofErr w:type="spellStart"/>
+      <w:r>
+        <w:rPr>
+          <w:rFonts w:ascii="Times New Roman" w:hAnsi="Times New Roman" w:cs="Times New Roman"/>
+        </w:rPr>
+        <w:t>Abstract</w:t>
+      </w:r>
+      <w:proofErr w:type="spellEnd"/>
+      <w:r>
+        <w:rPr>
+          <w:rFonts w:ascii="Times New Roman" w:hAnsi="Times New Roman" w:cs="Times New Roman"/>
+        </w:rPr>
+        <w:t xml:space="preserve"> Factory se utiliza para representar familias de objetos relacionadas con los tipos de envío. En el proyecto se manejan las familias Nacional e Internacional, cada una con su calculado</w:t>
       </w:r>
       <w:r>
         <w:rPr>
@@ -8165,6 +9551,8 @@
       <w:r>
         <w:rPr>
           <w:rFonts w:ascii="Times New Roman" w:hAnsi="Times New Roman" w:cs="Times New Roman"/>
+          <w:noProof/>
+          <w:lang w:eastAsia="es-CO"/>
         </w:rPr>
         <w:drawing>
           <wp:inline distT="0" distB="0" distL="0" distR="0" wp14:anchorId="53635E80" wp14:editId="262D360F">
@@ -8241,6 +9629,8 @@
       <w:r>
         <w:rPr>
           <w:rFonts w:ascii="Times New Roman" w:hAnsi="Times New Roman" w:cs="Times New Roman"/>
+          <w:noProof/>
+          <w:lang w:eastAsia="es-CO"/>
         </w:rPr>
         <w:drawing>
           <wp:inline distT="0" distB="0" distL="0" distR="0" wp14:anchorId="2F7FA3F5" wp14:editId="4EC1C4EC">
@@ -8346,7 +9736,7 @@
           <w:szCs w:val="24"/>
         </w:rPr>
       </w:pPr>
-      <w:bookmarkStart w:id="35" w:name="_Toc240387004"/>
+      <w:bookmarkStart w:id="34" w:name="_Toc240387004"/>
       <w:r>
         <w:rPr>
           <w:rFonts w:ascii="Times New Roman" w:hAnsi="Times New Roman" w:cs="Times New Roman"/>
@@ -8356,65 +9746,119 @@
           <w:szCs w:val="24"/>
         </w:rPr>
         <w:lastRenderedPageBreak/>
-        <w:t>Patrón Builder</w:t>
+        <w:t xml:space="preserve">Patrón </w:t>
+      </w:r>
+      <w:proofErr w:type="spellStart"/>
+      <w:r>
+        <w:rPr>
+          <w:rFonts w:ascii="Times New Roman" w:hAnsi="Times New Roman" w:cs="Times New Roman"/>
+          <w:b/>
+          <w:color w:val="auto"/>
+          <w:sz w:val="24"/>
+          <w:szCs w:val="24"/>
+        </w:rPr>
+        <w:t>Builder</w:t>
+      </w:r>
+      <w:bookmarkEnd w:id="34"/>
+      <w:proofErr w:type="spellEnd"/>
+    </w:p>
+    <w:p>
+      <w:pPr>
+        <w:rPr>
+          <w:rFonts w:ascii="Times New Roman" w:hAnsi="Times New Roman" w:cs="Times New Roman"/>
+        </w:rPr>
+      </w:pPr>
+    </w:p>
+    <w:p>
+      <w:pPr>
+        <w:rPr>
+          <w:rFonts w:ascii="Times New Roman" w:hAnsi="Times New Roman" w:cs="Times New Roman"/>
+        </w:rPr>
+      </w:pPr>
+      <w:r>
+        <w:rPr>
+          <w:rFonts w:ascii="Times New Roman" w:hAnsi="Times New Roman" w:cs="Times New Roman"/>
+        </w:rPr>
+        <w:t xml:space="preserve">El patrón </w:t>
+      </w:r>
+      <w:proofErr w:type="spellStart"/>
+      <w:r>
+        <w:rPr>
+          <w:rFonts w:ascii="Times New Roman" w:hAnsi="Times New Roman" w:cs="Times New Roman"/>
+        </w:rPr>
+        <w:t>Builder</w:t>
+      </w:r>
+      <w:proofErr w:type="spellEnd"/>
+      <w:r>
+        <w:rPr>
+          <w:rFonts w:ascii="Times New Roman" w:hAnsi="Times New Roman" w:cs="Times New Roman"/>
+        </w:rPr>
+        <w:t xml:space="preserve"> permite construir objetos de manera gradual mediante diferentes métodos de configuración. En el proyecto Marketplace </w:t>
+      </w:r>
+      <w:proofErr w:type="spellStart"/>
+      <w:r>
+        <w:rPr>
+          <w:rFonts w:ascii="Times New Roman" w:hAnsi="Times New Roman" w:cs="Times New Roman"/>
+        </w:rPr>
+        <w:t>Multivendedor</w:t>
+      </w:r>
+      <w:proofErr w:type="spellEnd"/>
+      <w:r>
+        <w:rPr>
+          <w:rFonts w:ascii="Times New Roman" w:hAnsi="Times New Roman" w:cs="Times New Roman"/>
+        </w:rPr>
+        <w:t xml:space="preserve">, se utiliza para construir objetos Pedido mediante </w:t>
+      </w:r>
+      <w:proofErr w:type="spellStart"/>
+      <w:r>
+        <w:rPr>
+          <w:rFonts w:ascii="Times New Roman" w:hAnsi="Times New Roman" w:cs="Times New Roman"/>
+        </w:rPr>
+        <w:t>PedidoBuilder</w:t>
+      </w:r>
+      <w:proofErr w:type="spellEnd"/>
+      <w:r>
+        <w:rPr>
+          <w:rFonts w:ascii="Times New Roman" w:hAnsi="Times New Roman" w:cs="Times New Roman"/>
+        </w:rPr>
+        <w:t>, permitiendo establecer los productos, el total y el estado del pedido antes de crear el objeto final.</w:t>
+      </w:r>
+      <w:r>
+        <w:rPr>
+          <w:rFonts w:ascii="Times New Roman" w:hAnsi="Times New Roman" w:cs="Times New Roman"/>
+        </w:rPr>
+        <w:t xml:space="preserve"> </w:t>
+      </w:r>
+    </w:p>
+    <w:p>
+      <w:pPr>
+        <w:pStyle w:val="Ttulo2"/>
+        <w:rPr>
+          <w:rFonts w:ascii="Times New Roman" w:hAnsi="Times New Roman" w:cs="Times New Roman"/>
+          <w:b/>
+          <w:color w:val="auto"/>
+        </w:rPr>
+      </w:pPr>
+    </w:p>
+    <w:p>
+      <w:pPr>
+        <w:pStyle w:val="Ttulo2"/>
+        <w:rPr>
+          <w:rFonts w:ascii="Times New Roman" w:hAnsi="Times New Roman" w:cs="Times New Roman"/>
+          <w:b/>
+          <w:color w:val="auto"/>
+        </w:rPr>
+      </w:pPr>
+      <w:bookmarkStart w:id="35" w:name="_Toc240387005"/>
+      <w:r>
+        <w:rPr>
+          <w:rFonts w:ascii="Times New Roman" w:hAnsi="Times New Roman" w:cs="Times New Roman"/>
+          <w:b/>
+          <w:color w:val="auto"/>
+        </w:rPr>
+        <w:t>Diagrama UML</w:t>
       </w:r>
       <w:bookmarkEnd w:id="35"/>
-    </w:p>
-    <w:p>
-      <w:pPr>
-        <w:rPr>
-          <w:rFonts w:ascii="Times New Roman" w:hAnsi="Times New Roman" w:cs="Times New Roman"/>
-        </w:rPr>
-      </w:pPr>
-    </w:p>
-    <w:p>
-      <w:pPr>
-        <w:rPr>
-          <w:rFonts w:ascii="Times New Roman" w:hAnsi="Times New Roman" w:cs="Times New Roman"/>
-        </w:rPr>
-      </w:pPr>
-      <w:r>
-        <w:rPr>
-          <w:rFonts w:ascii="Times New Roman" w:hAnsi="Times New Roman" w:cs="Times New Roman"/>
-        </w:rPr>
-        <w:t>El patrón Builder permite construir objetos de manera gradual mediante diferentes métodos de configuración. En el proyecto Marketplace Multivendedor, se utiliza para construir objetos Pedido mediante PedidoBuilder, permitiendo establecer los productos, el total y el estado del pedido antes de crear el objeto final.</w:t>
-      </w:r>
-      <w:r>
-        <w:rPr>
-          <w:rFonts w:ascii="Times New Roman" w:hAnsi="Times New Roman" w:cs="Times New Roman"/>
-        </w:rPr>
-        <w:t xml:space="preserve"> </w:t>
-      </w:r>
-    </w:p>
-    <w:p>
-      <w:pPr>
-        <w:pStyle w:val="Ttulo2"/>
-        <w:rPr>
-          <w:rFonts w:ascii="Times New Roman" w:hAnsi="Times New Roman" w:cs="Times New Roman"/>
-          <w:b/>
-          <w:color w:val="auto"/>
-        </w:rPr>
-      </w:pPr>
-    </w:p>
-    <w:p>
-      <w:pPr>
-        <w:pStyle w:val="Ttulo2"/>
-        <w:rPr>
-          <w:rFonts w:ascii="Times New Roman" w:hAnsi="Times New Roman" w:cs="Times New Roman"/>
-          <w:b/>
-          <w:color w:val="auto"/>
-        </w:rPr>
-      </w:pPr>
-      <w:bookmarkStart w:id="36" w:name="_Toc240387005"/>
-      <w:r>
-        <w:rPr>
-          <w:rFonts w:ascii="Times New Roman" w:hAnsi="Times New Roman" w:cs="Times New Roman"/>
-          <w:b/>
-          <w:color w:val="auto"/>
-        </w:rPr>
-        <w:t>Diagrama UML</w:t>
-      </w:r>
-      <w:bookmarkEnd w:id="36"/>
     </w:p>
     <w:p>
       <w:pPr>
@@ -8482,7 +9926,93 @@
         <w:rPr>
           <w:rFonts w:ascii="Times New Roman" w:hAnsi="Times New Roman" w:cs="Times New Roman"/>
         </w:rPr>
-        <w:t>En el diagrama UML se observa que PedidoBuilder representa el constructor encargado de crear objetos de tipo Pedido. Esta clase define los métodos conProductos(), conTotal() y conEstado(), que permiten establecer progresivamente los atributos del pedido. Finalmente, el método build() se encarga de construir y retornar la instancia de Pedido. De esta manera, el sistema puede crear pedidos de forma organizada y flexible, separando el proceso de construcción de la representación final del objeto.</w:t>
+        <w:t xml:space="preserve">En el diagrama UML se observa que </w:t>
+      </w:r>
+      <w:proofErr w:type="spellStart"/>
+      <w:r>
+        <w:rPr>
+          <w:rFonts w:ascii="Times New Roman" w:hAnsi="Times New Roman" w:cs="Times New Roman"/>
+        </w:rPr>
+        <w:t>PedidoBuilder</w:t>
+      </w:r>
+      <w:proofErr w:type="spellEnd"/>
+      <w:r>
+        <w:rPr>
+          <w:rFonts w:ascii="Times New Roman" w:hAnsi="Times New Roman" w:cs="Times New Roman"/>
+        </w:rPr>
+        <w:t xml:space="preserve"> representa el constructor encargado de crear objetos de tipo Pedido. Esta clase define los métodos </w:t>
+      </w:r>
+      <w:proofErr w:type="spellStart"/>
+      <w:proofErr w:type="gramStart"/>
+      <w:r>
+        <w:rPr>
+          <w:rFonts w:ascii="Times New Roman" w:hAnsi="Times New Roman" w:cs="Times New Roman"/>
+        </w:rPr>
+        <w:t>conProductos</w:t>
+      </w:r>
+      <w:proofErr w:type="spellEnd"/>
+      <w:r>
+        <w:rPr>
+          <w:rFonts w:ascii="Times New Roman" w:hAnsi="Times New Roman" w:cs="Times New Roman"/>
+        </w:rPr>
+        <w:t>(</w:t>
+      </w:r>
+      <w:proofErr w:type="gramEnd"/>
+      <w:r>
+        <w:rPr>
+          <w:rFonts w:ascii="Times New Roman" w:hAnsi="Times New Roman" w:cs="Times New Roman"/>
+        </w:rPr>
+        <w:t xml:space="preserve">), </w:t>
+      </w:r>
+      <w:proofErr w:type="spellStart"/>
+      <w:r>
+        <w:rPr>
+          <w:rFonts w:ascii="Times New Roman" w:hAnsi="Times New Roman" w:cs="Times New Roman"/>
+        </w:rPr>
+        <w:t>conTotal</w:t>
+      </w:r>
+      <w:proofErr w:type="spellEnd"/>
+      <w:r>
+        <w:rPr>
+          <w:rFonts w:ascii="Times New Roman" w:hAnsi="Times New Roman" w:cs="Times New Roman"/>
+        </w:rPr>
+        <w:t xml:space="preserve">() y </w:t>
+      </w:r>
+      <w:proofErr w:type="spellStart"/>
+      <w:r>
+        <w:rPr>
+          <w:rFonts w:ascii="Times New Roman" w:hAnsi="Times New Roman" w:cs="Times New Roman"/>
+        </w:rPr>
+        <w:t>conEstado</w:t>
+      </w:r>
+      <w:proofErr w:type="spellEnd"/>
+      <w:r>
+        <w:rPr>
+          <w:rFonts w:ascii="Times New Roman" w:hAnsi="Times New Roman" w:cs="Times New Roman"/>
+        </w:rPr>
+        <w:t xml:space="preserve">(), que permiten establecer progresivamente los atributos del pedido. Finalmente, el método </w:t>
+      </w:r>
+      <w:proofErr w:type="spellStart"/>
+      <w:proofErr w:type="gramStart"/>
+      <w:r>
+        <w:rPr>
+          <w:rFonts w:ascii="Times New Roman" w:hAnsi="Times New Roman" w:cs="Times New Roman"/>
+        </w:rPr>
+        <w:t>build</w:t>
+      </w:r>
+      <w:proofErr w:type="spellEnd"/>
+      <w:r>
+        <w:rPr>
+          <w:rFonts w:ascii="Times New Roman" w:hAnsi="Times New Roman" w:cs="Times New Roman"/>
+        </w:rPr>
+        <w:t>(</w:t>
+      </w:r>
+      <w:proofErr w:type="gramEnd"/>
+      <w:r>
+        <w:rPr>
+          <w:rFonts w:ascii="Times New Roman" w:hAnsi="Times New Roman" w:cs="Times New Roman"/>
+        </w:rPr>
+        <w:t>) se encarga de construir y retornar la instancia de Pedido. De esta manera, el sistema puede crear pedidos de forma organizada y flexible, separando el proceso de construcción de la representación final del objeto.</w:t>
       </w:r>
     </w:p>
     <w:p>
@@ -8521,7 +10051,7 @@
           <w:szCs w:val="24"/>
         </w:rPr>
       </w:pPr>
-      <w:bookmarkStart w:id="37" w:name="_Toc240387006"/>
+      <w:bookmarkStart w:id="36" w:name="_Toc240387006"/>
       <w:r>
         <w:rPr>
           <w:rFonts w:ascii="Times New Roman" w:hAnsi="Times New Roman" w:cs="Times New Roman"/>
@@ -8532,12 +10062,13 @@
         </w:rPr>
         <w:t>Código</w:t>
       </w:r>
-      <w:bookmarkEnd w:id="37"/>
+      <w:bookmarkEnd w:id="36"/>
     </w:p>
     <w:p>
       <w:pPr>
         <w:pStyle w:val="pdq2pgselectionanchorcontainer"/>
       </w:pPr>
+      <w:proofErr w:type="spellStart"/>
       <w:r>
         <w:rPr>
           <w:rStyle w:val="CdigoHTML"/>
@@ -8547,6 +10078,7 @@
         </w:rPr>
         <w:t>PedidoBuilder</w:t>
       </w:r>
+      <w:proofErr w:type="spellEnd"/>
       <w:r>
         <w:t xml:space="preserve"> permite construir un </w:t>
       </w:r>
@@ -8562,6 +10094,8 @@
       <w:r>
         <w:t xml:space="preserve"> paso a paso. Los métodos </w:t>
       </w:r>
+      <w:proofErr w:type="spellStart"/>
+      <w:proofErr w:type="gramStart"/>
       <w:r>
         <w:rPr>
           <w:rStyle w:val="CdigoHTML"/>
@@ -8569,11 +10103,9 @@
           <w:sz w:val="24"/>
           <w:szCs w:val="24"/>
         </w:rPr>
-        <w:t>conProductos()</w:t>
-      </w:r>
-      <w:r>
-        <w:t xml:space="preserve">, </w:t>
-      </w:r>
+        <w:t>conProductos</w:t>
+      </w:r>
+      <w:proofErr w:type="spellEnd"/>
       <w:r>
         <w:rPr>
           <w:rStyle w:val="CdigoHTML"/>
@@ -8581,11 +10113,9 @@
           <w:sz w:val="24"/>
           <w:szCs w:val="24"/>
         </w:rPr>
-        <w:t>conTotal()</w:t>
-      </w:r>
-      <w:r>
-        <w:t xml:space="preserve"> y </w:t>
-      </w:r>
+        <w:t>(</w:t>
+      </w:r>
+      <w:proofErr w:type="gramEnd"/>
       <w:r>
         <w:rPr>
           <w:rStyle w:val="CdigoHTML"/>
@@ -8593,11 +10123,12 @@
           <w:sz w:val="24"/>
           <w:szCs w:val="24"/>
         </w:rPr>
-        <w:t>conEstado()</w:t>
-      </w:r>
-      <w:r>
-        <w:t xml:space="preserve"> configuran los datos, mientras que </w:t>
-      </w:r>
+        <w:t>)</w:t>
+      </w:r>
+      <w:r>
+        <w:t xml:space="preserve">, </w:t>
+      </w:r>
+      <w:proofErr w:type="spellStart"/>
       <w:r>
         <w:rPr>
           <w:rStyle w:val="CdigoHTML"/>
@@ -8605,11 +10136,9 @@
           <w:sz w:val="24"/>
           <w:szCs w:val="24"/>
         </w:rPr>
-        <w:t>build()</w:t>
-      </w:r>
-      <w:r>
-        <w:t xml:space="preserve"> finalmente crea el objeto </w:t>
-      </w:r>
+        <w:t>conTotal</w:t>
+      </w:r>
+      <w:proofErr w:type="spellEnd"/>
       <w:r>
         <w:rPr>
           <w:rStyle w:val="CdigoHTML"/>
@@ -8617,16 +10146,86 @@
           <w:sz w:val="24"/>
           <w:szCs w:val="24"/>
         </w:rPr>
+        <w:t>()</w:t>
+      </w:r>
+      <w:r>
+        <w:t xml:space="preserve"> y </w:t>
+      </w:r>
+      <w:proofErr w:type="spellStart"/>
+      <w:r>
+        <w:rPr>
+          <w:rStyle w:val="CdigoHTML"/>
+          <w:rFonts w:ascii="Times New Roman" w:eastAsiaTheme="majorEastAsia" w:hAnsi="Times New Roman" w:cs="Times New Roman"/>
+          <w:sz w:val="24"/>
+          <w:szCs w:val="24"/>
+        </w:rPr>
+        <w:t>conEstado</w:t>
+      </w:r>
+      <w:proofErr w:type="spellEnd"/>
+      <w:r>
+        <w:rPr>
+          <w:rStyle w:val="CdigoHTML"/>
+          <w:rFonts w:ascii="Times New Roman" w:eastAsiaTheme="majorEastAsia" w:hAnsi="Times New Roman" w:cs="Times New Roman"/>
+          <w:sz w:val="24"/>
+          <w:szCs w:val="24"/>
+        </w:rPr>
+        <w:t>()</w:t>
+      </w:r>
+      <w:r>
+        <w:t xml:space="preserve"> configuran los datos, mientras que </w:t>
+      </w:r>
+      <w:proofErr w:type="spellStart"/>
+      <w:r>
+        <w:rPr>
+          <w:rStyle w:val="CdigoHTML"/>
+          <w:rFonts w:ascii="Times New Roman" w:eastAsiaTheme="majorEastAsia" w:hAnsi="Times New Roman" w:cs="Times New Roman"/>
+          <w:sz w:val="24"/>
+          <w:szCs w:val="24"/>
+        </w:rPr>
+        <w:t>build</w:t>
+      </w:r>
+      <w:proofErr w:type="spellEnd"/>
+      <w:r>
+        <w:rPr>
+          <w:rStyle w:val="CdigoHTML"/>
+          <w:rFonts w:ascii="Times New Roman" w:eastAsiaTheme="majorEastAsia" w:hAnsi="Times New Roman" w:cs="Times New Roman"/>
+          <w:sz w:val="24"/>
+          <w:szCs w:val="24"/>
+        </w:rPr>
+        <w:t>()</w:t>
+      </w:r>
+      <w:r>
+        <w:t xml:space="preserve"> finalmente crea el objeto </w:t>
+      </w:r>
+      <w:r>
+        <w:rPr>
+          <w:rStyle w:val="CdigoHTML"/>
+          <w:rFonts w:ascii="Times New Roman" w:eastAsiaTheme="majorEastAsia" w:hAnsi="Times New Roman" w:cs="Times New Roman"/>
+          <w:sz w:val="24"/>
+          <w:szCs w:val="24"/>
+        </w:rPr>
         <w:t>Pedido</w:t>
       </w:r>
       <w:r>
-        <w:t>. Esta es la parte donde se aplica el patrón Builder en tu proyecto.</w:t>
+        <w:t xml:space="preserve">. Esta es la parte donde se aplica el patrón </w:t>
+      </w:r>
+      <w:proofErr w:type="spellStart"/>
+      <w:r>
+        <w:t>Builder</w:t>
+      </w:r>
+      <w:proofErr w:type="spellEnd"/>
+      <w:r>
+        <w:t xml:space="preserve"> en tu proyecto.</w:t>
       </w:r>
     </w:p>
     <w:p/>
     <w:p/>
     <w:p>
       <w:r>
+        <w:rPr>
+          <w:noProof/>
+          <w:lang w:eastAsia="es-CO"/>
+        </w:rPr>
         <w:drawing>
           <wp:inline distT="0" distB="0" distL="0" distR="0" wp14:anchorId="1A7EAB10" wp14:editId="08754E65">
             <wp:extent cx="3627120" cy="3632049"/>
@@ -8680,7 +10279,7 @@
           <w:color w:val="auto"/>
         </w:rPr>
       </w:pPr>
-      <w:bookmarkStart w:id="38" w:name="_Toc240387007"/>
+      <w:bookmarkStart w:id="37" w:name="_Toc240387007"/>
       <w:r>
         <w:rPr>
           <w:rFonts w:ascii="Times New Roman" w:hAnsi="Times New Roman" w:cs="Times New Roman"/>
@@ -8690,23 +10289,35 @@
         <w:lastRenderedPageBreak/>
         <w:t>Pruebas</w:t>
       </w:r>
-      <w:bookmarkEnd w:id="38"/>
-    </w:p>
-    <w:p>
-      <w:pPr>
-        <w:rPr>
-          <w:rFonts w:ascii="Times New Roman" w:hAnsi="Times New Roman" w:cs="Times New Roman"/>
-        </w:rPr>
-      </w:pPr>
-      <w:r>
-        <w:rPr>
-          <w:rFonts w:ascii="Times New Roman" w:hAnsi="Times New Roman" w:cs="Times New Roman"/>
-        </w:rPr>
-        <w:t>Builder se utiliza para construir el pedido a partir de sus diferentes datos. El objeto Pedido se forma mediante productos, total y estado.</w:t>
-      </w:r>
-    </w:p>
-    <w:p>
-      <w:r>
+      <w:bookmarkEnd w:id="37"/>
+    </w:p>
+    <w:p>
+      <w:pPr>
+        <w:rPr>
+          <w:rFonts w:ascii="Times New Roman" w:hAnsi="Times New Roman" w:cs="Times New Roman"/>
+        </w:rPr>
+      </w:pPr>
+      <w:proofErr w:type="spellStart"/>
+      <w:r>
+        <w:rPr>
+          <w:rFonts w:ascii="Times New Roman" w:hAnsi="Times New Roman" w:cs="Times New Roman"/>
+        </w:rPr>
+        <w:t>Builder</w:t>
+      </w:r>
+      <w:proofErr w:type="spellEnd"/>
+      <w:r>
+        <w:rPr>
+          <w:rFonts w:ascii="Times New Roman" w:hAnsi="Times New Roman" w:cs="Times New Roman"/>
+        </w:rPr>
+        <w:t xml:space="preserve"> se utiliza para construir el pedido a partir de sus diferentes datos. El objeto Pedido se forma mediante productos, total y estado.</w:t>
+      </w:r>
+    </w:p>
+    <w:p>
+      <w:r>
+        <w:rPr>
+          <w:noProof/>
+          <w:lang w:eastAsia="es-CO"/>
+        </w:rPr>
         <w:drawing>
           <wp:inline distT="0" distB="0" distL="0" distR="0" wp14:anchorId="174D3A68" wp14:editId="08C666BA">
             <wp:extent cx="3367960" cy="3752850"/>
@@ -8746,6 +10357,10 @@
     </w:p>
     <w:p>
       <w:r>
+        <w:rPr>
+          <w:noProof/>
+          <w:lang w:eastAsia="es-CO"/>
+        </w:rPr>
         <w:drawing>
           <wp:inline distT="0" distB="0" distL="0" distR="0" wp14:anchorId="3E5F90DD" wp14:editId="734536F6">
             <wp:extent cx="4347210" cy="2246895"/>
@@ -8785,6 +10400,10 @@
     </w:p>
     <w:p>
       <w:r>
+        <w:rPr>
+          <w:noProof/>
+          <w:lang w:eastAsia="es-CO"/>
+        </w:rPr>
         <w:lastRenderedPageBreak/>
         <w:drawing>
           <wp:inline distT="0" distB="0" distL="0" distR="0" wp14:anchorId="415A82EA" wp14:editId="485D151D">
@@ -8852,7 +10471,7 @@
           <w:szCs w:val="24"/>
         </w:rPr>
       </w:pPr>
-      <w:bookmarkStart w:id="39" w:name="_Toc240387008"/>
+      <w:bookmarkStart w:id="38" w:name="_Toc240387008"/>
       <w:r>
         <w:rPr>
           <w:rFonts w:ascii="Times New Roman" w:hAnsi="Times New Roman" w:cs="Times New Roman"/>
@@ -8862,34 +10481,10 @@
           <w:szCs w:val="24"/>
         </w:rPr>
         <w:lastRenderedPageBreak/>
-        <w:t>Patrón Prototype</w:t>
-      </w:r>
-      <w:bookmarkEnd w:id="39"/>
-    </w:p>
-    <w:p/>
-    <w:p>
-      <w:pPr>
-        <w:rPr>
-          <w:rFonts w:ascii="Times New Roman" w:hAnsi="Times New Roman" w:cs="Times New Roman"/>
-        </w:rPr>
-      </w:pPr>
-      <w:r>
-        <w:rPr>
-          <w:rFonts w:ascii="Times New Roman" w:hAnsi="Times New Roman" w:cs="Times New Roman"/>
-        </w:rPr>
-        <w:t>El patrón Prototype permite crear nuevos objetos a partir de la copia de un objeto existente. En el proyecto Marketplace Multivendedor, se puede aplicar a la clase Producto para generar copias de productos existentes y utilizarlas como base para crear nuevas variantes sin construir el objeto desde cero.</w:t>
-      </w:r>
-    </w:p>
-    <w:p>
-      <w:pPr>
-        <w:rPr>
-          <w:rFonts w:ascii="Times New Roman" w:hAnsi="Times New Roman" w:cs="Times New Roman"/>
-        </w:rPr>
-      </w:pPr>
-    </w:p>
-    <w:p>
-      <w:pPr>
-        <w:pStyle w:val="Ttulo2"/>
+        <w:t xml:space="preserve">Patrón </w:t>
+      </w:r>
+      <w:proofErr w:type="spellStart"/>
+      <w:r>
         <w:rPr>
           <w:rFonts w:ascii="Times New Roman" w:hAnsi="Times New Roman" w:cs="Times New Roman"/>
           <w:b/>
@@ -8897,9 +10492,63 @@
           <w:sz w:val="24"/>
           <w:szCs w:val="24"/>
         </w:rPr>
-      </w:pPr>
-      <w:bookmarkStart w:id="40" w:name="_Toc240387009"/>
-      <w:r>
+        <w:t>Prototype</w:t>
+      </w:r>
+      <w:bookmarkEnd w:id="38"/>
+      <w:proofErr w:type="spellEnd"/>
+    </w:p>
+    <w:p/>
+    <w:p>
+      <w:pPr>
+        <w:rPr>
+          <w:rFonts w:ascii="Times New Roman" w:hAnsi="Times New Roman" w:cs="Times New Roman"/>
+        </w:rPr>
+      </w:pPr>
+      <w:r>
+        <w:rPr>
+          <w:rFonts w:ascii="Times New Roman" w:hAnsi="Times New Roman" w:cs="Times New Roman"/>
+        </w:rPr>
+        <w:t xml:space="preserve">El patrón </w:t>
+      </w:r>
+      <w:proofErr w:type="spellStart"/>
+      <w:r>
+        <w:rPr>
+          <w:rFonts w:ascii="Times New Roman" w:hAnsi="Times New Roman" w:cs="Times New Roman"/>
+        </w:rPr>
+        <w:t>Prototype</w:t>
+      </w:r>
+      <w:proofErr w:type="spellEnd"/>
+      <w:r>
+        <w:rPr>
+          <w:rFonts w:ascii="Times New Roman" w:hAnsi="Times New Roman" w:cs="Times New Roman"/>
+        </w:rPr>
+        <w:t xml:space="preserve"> permite crear nuevos objetos a partir de la copia de un objeto existente. En el proyecto Marketplace </w:t>
+      </w:r>
+      <w:proofErr w:type="spellStart"/>
+      <w:r>
+        <w:rPr>
+          <w:rFonts w:ascii="Times New Roman" w:hAnsi="Times New Roman" w:cs="Times New Roman"/>
+        </w:rPr>
+        <w:t>Multivendedor</w:t>
+      </w:r>
+      <w:proofErr w:type="spellEnd"/>
+      <w:r>
+        <w:rPr>
+          <w:rFonts w:ascii="Times New Roman" w:hAnsi="Times New Roman" w:cs="Times New Roman"/>
+        </w:rPr>
+        <w:t>, se puede aplicar a la clase Producto para generar copias de productos existentes y utilizarlas como base para crear nuevas variantes sin construir el objeto desde cero.</w:t>
+      </w:r>
+    </w:p>
+    <w:p>
+      <w:pPr>
+        <w:rPr>
+          <w:rFonts w:ascii="Times New Roman" w:hAnsi="Times New Roman" w:cs="Times New Roman"/>
+        </w:rPr>
+      </w:pPr>
+    </w:p>
+    <w:p>
+      <w:pPr>
+        <w:pStyle w:val="Ttulo2"/>
         <w:rPr>
           <w:rFonts w:ascii="Times New Roman" w:hAnsi="Times New Roman" w:cs="Times New Roman"/>
           <w:b/>
@@ -8907,9 +10556,31 @@
           <w:sz w:val="24"/>
           <w:szCs w:val="24"/>
         </w:rPr>
-        <w:t>Diagrma UML</w:t>
-      </w:r>
-      <w:bookmarkEnd w:id="40"/>
+      </w:pPr>
+      <w:bookmarkStart w:id="39" w:name="_Toc240387009"/>
+      <w:proofErr w:type="spellStart"/>
+      <w:r>
+        <w:rPr>
+          <w:rFonts w:ascii="Times New Roman" w:hAnsi="Times New Roman" w:cs="Times New Roman"/>
+          <w:b/>
+          <w:color w:val="auto"/>
+          <w:sz w:val="24"/>
+          <w:szCs w:val="24"/>
+        </w:rPr>
+        <w:t>Diagrma</w:t>
+      </w:r>
+      <w:proofErr w:type="spellEnd"/>
+      <w:r>
+        <w:rPr>
+          <w:rFonts w:ascii="Times New Roman" w:hAnsi="Times New Roman" w:cs="Times New Roman"/>
+          <w:b/>
+          <w:color w:val="auto"/>
+          <w:sz w:val="24"/>
+          <w:szCs w:val="24"/>
+        </w:rPr>
+        <w:t xml:space="preserve"> UML</w:t>
+      </w:r>
+      <w:bookmarkEnd w:id="39"/>
     </w:p>
     <w:p/>
     <w:p>
@@ -8985,7 +10656,35 @@
         <w:rPr>
           <w:rFonts w:ascii="Times New Roman" w:hAnsi="Times New Roman" w:cs="Times New Roman"/>
         </w:rPr>
-        <w:t>En el diagrama UML se observa que Producto representa el prototipo utilizado para crear nuevas instancias de productos. La clase implementa Cloneable y define el método clone(), encargado de realizar una copia del producto existente. De esta manera, el sistema puede crear nuevos productos a partir de un objeto previamente configurado, evitando tener que construir nuevamente todos sus atributos y permitiendo modificar posteriormente la copia sin afectar directamente al producto original.</w:t>
+        <w:t xml:space="preserve">En el diagrama UML se observa que Producto representa el prototipo utilizado para crear nuevas instancias de productos. La clase implementa </w:t>
+      </w:r>
+      <w:proofErr w:type="spellStart"/>
+      <w:r>
+        <w:rPr>
+          <w:rFonts w:ascii="Times New Roman" w:hAnsi="Times New Roman" w:cs="Times New Roman"/>
+        </w:rPr>
+        <w:t>Cloneable</w:t>
+      </w:r>
+      <w:proofErr w:type="spellEnd"/>
+      <w:r>
+        <w:rPr>
+          <w:rFonts w:ascii="Times New Roman" w:hAnsi="Times New Roman" w:cs="Times New Roman"/>
+        </w:rPr>
+        <w:t xml:space="preserve"> y define el método </w:t>
+      </w:r>
+      <w:proofErr w:type="gramStart"/>
+      <w:r>
+        <w:rPr>
+          <w:rFonts w:ascii="Times New Roman" w:hAnsi="Times New Roman" w:cs="Times New Roman"/>
+        </w:rPr>
+        <w:t>clone(</w:t>
+      </w:r>
+      <w:proofErr w:type="gramEnd"/>
+      <w:r>
+        <w:rPr>
+          <w:rFonts w:ascii="Times New Roman" w:hAnsi="Times New Roman" w:cs="Times New Roman"/>
+        </w:rPr>
+        <w:t>), encargado de realizar una copia del producto existente. De esta manera, el sistema puede crear nuevos productos a partir de un objeto previamente configurado, evitando tener que construir nuevamente todos sus atributos y permitiendo modificar posteriormente la copia sin afectar directamente al producto original.</w:t>
       </w:r>
     </w:p>
     <w:p>
@@ -9039,7 +10738,7 @@
           <w:color w:val="auto"/>
         </w:rPr>
       </w:pPr>
-      <w:bookmarkStart w:id="41" w:name="_Toc240387010"/>
+      <w:bookmarkStart w:id="40" w:name="_Toc240387010"/>
       <w:r>
         <w:rPr>
           <w:rFonts w:ascii="Times New Roman" w:hAnsi="Times New Roman" w:cs="Times New Roman"/>
@@ -9049,7 +10748,7 @@
         <w:lastRenderedPageBreak/>
         <w:t>Código</w:t>
       </w:r>
-      <w:bookmarkEnd w:id="41"/>
+      <w:bookmarkEnd w:id="40"/>
     </w:p>
     <w:p/>
     <w:p>
@@ -9062,7 +10761,63 @@
         <w:rPr>
           <w:rFonts w:ascii="Times New Roman" w:hAnsi="Times New Roman" w:cs="Times New Roman"/>
         </w:rPr>
-        <w:t>se aplica el patrón Prototype porque la clase Producto permite crear una copia de un objeto existente mediante el método clone(). La palabra Cloneable permite que el objeto pueda ser clonado y super.clone() genera una nueva instancia con los datos del producto original.</w:t>
+        <w:t xml:space="preserve">se aplica el patrón </w:t>
+      </w:r>
+      <w:proofErr w:type="spellStart"/>
+      <w:r>
+        <w:rPr>
+          <w:rFonts w:ascii="Times New Roman" w:hAnsi="Times New Roman" w:cs="Times New Roman"/>
+        </w:rPr>
+        <w:t>Prototype</w:t>
+      </w:r>
+      <w:proofErr w:type="spellEnd"/>
+      <w:r>
+        <w:rPr>
+          <w:rFonts w:ascii="Times New Roman" w:hAnsi="Times New Roman" w:cs="Times New Roman"/>
+        </w:rPr>
+        <w:t xml:space="preserve"> porque la clase Producto permite crear una copia de un objeto existente mediante el método </w:t>
+      </w:r>
+      <w:proofErr w:type="gramStart"/>
+      <w:r>
+        <w:rPr>
+          <w:rFonts w:ascii="Times New Roman" w:hAnsi="Times New Roman" w:cs="Times New Roman"/>
+        </w:rPr>
+        <w:t>clone(</w:t>
+      </w:r>
+      <w:proofErr w:type="gramEnd"/>
+      <w:r>
+        <w:rPr>
+          <w:rFonts w:ascii="Times New Roman" w:hAnsi="Times New Roman" w:cs="Times New Roman"/>
+        </w:rPr>
+        <w:t xml:space="preserve">). La palabra </w:t>
+      </w:r>
+      <w:proofErr w:type="spellStart"/>
+      <w:r>
+        <w:rPr>
+          <w:rFonts w:ascii="Times New Roman" w:hAnsi="Times New Roman" w:cs="Times New Roman"/>
+        </w:rPr>
+        <w:t>Cloneable</w:t>
+      </w:r>
+      <w:proofErr w:type="spellEnd"/>
+      <w:r>
+        <w:rPr>
+          <w:rFonts w:ascii="Times New Roman" w:hAnsi="Times New Roman" w:cs="Times New Roman"/>
+        </w:rPr>
+        <w:t xml:space="preserve"> permite que el objeto pueda ser clonado y </w:t>
+      </w:r>
+      <w:proofErr w:type="spellStart"/>
+      <w:r>
+        <w:rPr>
+          <w:rFonts w:ascii="Times New Roman" w:hAnsi="Times New Roman" w:cs="Times New Roman"/>
+        </w:rPr>
+        <w:t>super.clone</w:t>
+      </w:r>
+      <w:proofErr w:type="spellEnd"/>
+      <w:r>
+        <w:rPr>
+          <w:rFonts w:ascii="Times New Roman" w:hAnsi="Times New Roman" w:cs="Times New Roman"/>
+        </w:rPr>
+        <w:t>() genera una nueva instancia con los datos del producto original.</w:t>
       </w:r>
       <w:r>
         <w:rPr>
@@ -9079,6 +10834,8 @@
       <w:r>
         <w:rPr>
           <w:rFonts w:ascii="Times New Roman" w:hAnsi="Times New Roman" w:cs="Times New Roman"/>
+          <w:noProof/>
+          <w:lang w:eastAsia="es-CO"/>
         </w:rPr>
         <w:drawing>
           <wp:inline distT="0" distB="0" distL="0" distR="0" wp14:anchorId="5B09B142" wp14:editId="1DE2075F">
@@ -9126,6 +10883,8 @@
       <w:r>
         <w:rPr>
           <w:rFonts w:ascii="Times New Roman" w:hAnsi="Times New Roman" w:cs="Times New Roman"/>
+          <w:noProof/>
+          <w:lang w:eastAsia="es-CO"/>
         </w:rPr>
         <w:drawing>
           <wp:inline distT="0" distB="0" distL="0" distR="0" wp14:anchorId="03418B8D" wp14:editId="04935101">
@@ -9181,25 +10940,57 @@
         <w:rPr>
           <w:rFonts w:ascii="Times New Roman" w:hAnsi="Times New Roman" w:cs="Times New Roman"/>
         </w:rPr>
-        <w:t>En esta parte se crea primero un producto original y después se utiliza original.clone() para generar una copia. El controlador muestra cómo el patrón Prototype permite crear un nuevo objeto tomando como base otro objeto existente.</w:t>
-      </w:r>
-    </w:p>
-    <w:p>
-      <w:pPr>
-        <w:rPr>
-          <w:rFonts w:ascii="Times New Roman" w:hAnsi="Times New Roman" w:cs="Times New Roman"/>
-        </w:rPr>
-      </w:pPr>
-    </w:p>
-    <w:p>
-      <w:pPr>
-        <w:rPr>
-          <w:rFonts w:ascii="Times New Roman" w:hAnsi="Times New Roman" w:cs="Times New Roman"/>
-        </w:rPr>
-      </w:pPr>
-      <w:r>
-        <w:rPr>
-          <w:rFonts w:ascii="Times New Roman" w:hAnsi="Times New Roman" w:cs="Times New Roman"/>
+        <w:t xml:space="preserve">En esta parte se crea primero un producto original y después se utiliza </w:t>
+      </w:r>
+      <w:proofErr w:type="spellStart"/>
+      <w:proofErr w:type="gramStart"/>
+      <w:r>
+        <w:rPr>
+          <w:rFonts w:ascii="Times New Roman" w:hAnsi="Times New Roman" w:cs="Times New Roman"/>
+        </w:rPr>
+        <w:t>original.clone</w:t>
+      </w:r>
+      <w:proofErr w:type="spellEnd"/>
+      <w:proofErr w:type="gramEnd"/>
+      <w:r>
+        <w:rPr>
+          <w:rFonts w:ascii="Times New Roman" w:hAnsi="Times New Roman" w:cs="Times New Roman"/>
+        </w:rPr>
+        <w:t xml:space="preserve">() para generar una copia. El controlador muestra cómo el patrón </w:t>
+      </w:r>
+      <w:proofErr w:type="spellStart"/>
+      <w:r>
+        <w:rPr>
+          <w:rFonts w:ascii="Times New Roman" w:hAnsi="Times New Roman" w:cs="Times New Roman"/>
+        </w:rPr>
+        <w:t>Prototype</w:t>
+      </w:r>
+      <w:proofErr w:type="spellEnd"/>
+      <w:r>
+        <w:rPr>
+          <w:rFonts w:ascii="Times New Roman" w:hAnsi="Times New Roman" w:cs="Times New Roman"/>
+        </w:rPr>
+        <w:t xml:space="preserve"> permite crear un nuevo objeto tomando como base otro objeto existente.</w:t>
+      </w:r>
+    </w:p>
+    <w:p>
+      <w:pPr>
+        <w:rPr>
+          <w:rFonts w:ascii="Times New Roman" w:hAnsi="Times New Roman" w:cs="Times New Roman"/>
+        </w:rPr>
+      </w:pPr>
+    </w:p>
+    <w:p>
+      <w:pPr>
+        <w:rPr>
+          <w:rFonts w:ascii="Times New Roman" w:hAnsi="Times New Roman" w:cs="Times New Roman"/>
+        </w:rPr>
+      </w:pPr>
+      <w:r>
+        <w:rPr>
+          <w:rFonts w:ascii="Times New Roman" w:hAnsi="Times New Roman" w:cs="Times New Roman"/>
+          <w:noProof/>
+          <w:lang w:eastAsia="es-CO"/>
         </w:rPr>
         <w:drawing>
           <wp:inline distT="0" distB="0" distL="0" distR="0" wp14:anchorId="2297505C" wp14:editId="21F29E59">
@@ -9247,6 +11038,8 @@
       <w:r>
         <w:rPr>
           <w:rFonts w:ascii="Times New Roman" w:hAnsi="Times New Roman" w:cs="Times New Roman"/>
+          <w:noProof/>
+          <w:lang w:eastAsia="es-CO"/>
         </w:rPr>
         <w:lastRenderedPageBreak/>
         <w:drawing>
@@ -9302,7 +11095,7 @@
           <w:color w:val="auto"/>
         </w:rPr>
       </w:pPr>
-      <w:bookmarkStart w:id="42" w:name="_Toc240387011"/>
+      <w:bookmarkStart w:id="41" w:name="_Toc240387011"/>
       <w:r>
         <w:rPr>
           <w:rFonts w:ascii="Times New Roman" w:hAnsi="Times New Roman" w:cs="Times New Roman"/>
@@ -9311,30 +11104,40 @@
         </w:rPr>
         <w:t>Pruebas</w:t>
       </w:r>
-      <w:bookmarkEnd w:id="42"/>
-    </w:p>
-    <w:p>
-      <w:pPr>
-        <w:rPr>
-          <w:rFonts w:ascii="Times New Roman" w:hAnsi="Times New Roman" w:cs="Times New Roman"/>
-        </w:rPr>
-      </w:pPr>
-      <w:r>
-        <w:rPr>
-          <w:rFonts w:ascii="Times New Roman" w:hAnsi="Times New Roman" w:cs="Times New Roman"/>
-        </w:rPr>
-        <w:t>Prototype se utiliza para representar la duplicación de un producto existente. La copia conserva la información del producto original, pero tiene un identificador diferente y puede modificarse de manera independiente.</w:t>
-      </w:r>
-    </w:p>
-    <w:p>
-      <w:pPr>
-        <w:rPr>
-          <w:rFonts w:ascii="Times New Roman" w:hAnsi="Times New Roman" w:cs="Times New Roman"/>
-        </w:rPr>
-      </w:pPr>
-      <w:r>
-        <w:rPr>
-          <w:rFonts w:ascii="Times New Roman" w:hAnsi="Times New Roman" w:cs="Times New Roman"/>
+      <w:bookmarkEnd w:id="41"/>
+    </w:p>
+    <w:p>
+      <w:pPr>
+        <w:rPr>
+          <w:rFonts w:ascii="Times New Roman" w:hAnsi="Times New Roman" w:cs="Times New Roman"/>
+        </w:rPr>
+      </w:pPr>
+      <w:proofErr w:type="spellStart"/>
+      <w:r>
+        <w:rPr>
+          <w:rFonts w:ascii="Times New Roman" w:hAnsi="Times New Roman" w:cs="Times New Roman"/>
+        </w:rPr>
+        <w:t>Prototype</w:t>
+      </w:r>
+      <w:proofErr w:type="spellEnd"/>
+      <w:r>
+        <w:rPr>
+          <w:rFonts w:ascii="Times New Roman" w:hAnsi="Times New Roman" w:cs="Times New Roman"/>
+        </w:rPr>
+        <w:t xml:space="preserve"> se utiliza para representar la duplicación de un producto existente. La copia conserva la información del producto original, pero tiene un identificador diferente y puede modificarse de manera independiente.</w:t>
+      </w:r>
+    </w:p>
+    <w:p>
+      <w:pPr>
+        <w:rPr>
+          <w:rFonts w:ascii="Times New Roman" w:hAnsi="Times New Roman" w:cs="Times New Roman"/>
+        </w:rPr>
+      </w:pPr>
+      <w:r>
+        <w:rPr>
+          <w:rFonts w:ascii="Times New Roman" w:hAnsi="Times New Roman" w:cs="Times New Roman"/>
+          <w:noProof/>
+          <w:lang w:eastAsia="es-CO"/>
         </w:rPr>
         <w:drawing>
           <wp:inline distT="0" distB="0" distL="0" distR="0" wp14:anchorId="2563EEAA" wp14:editId="05C7A470">
@@ -9389,6 +11192,8 @@
       <w:r>
         <w:rPr>
           <w:rFonts w:ascii="Times New Roman" w:hAnsi="Times New Roman" w:cs="Times New Roman"/>
+          <w:noProof/>
+          <w:lang w:eastAsia="es-CO"/>
         </w:rPr>
         <w:lastRenderedPageBreak/>
         <w:drawing>
@@ -9521,14 +11326,1755 @@
           <w:color w:val="auto"/>
         </w:rPr>
       </w:pPr>
+      <w:r>
+        <w:rPr>
+          <w:rFonts w:ascii="Times New Roman" w:hAnsi="Times New Roman" w:cs="Times New Roman"/>
+          <w:b/>
+          <w:color w:val="auto"/>
+        </w:rPr>
+        <w:lastRenderedPageBreak/>
+        <w:t>PATRONES ESTRUCTURALES</w:t>
+      </w:r>
+    </w:p>
+    <w:p>
+      <w:pPr>
+        <w:rPr>
+          <w:rFonts w:ascii="Times New Roman" w:hAnsi="Times New Roman" w:cs="Times New Roman"/>
+        </w:rPr>
+      </w:pPr>
+    </w:p>
+    <w:p>
+      <w:pPr>
+        <w:pStyle w:val="Ttulo2"/>
+        <w:rPr>
+          <w:rFonts w:ascii="Times New Roman" w:hAnsi="Times New Roman" w:cs="Times New Roman"/>
+          <w:b/>
+          <w:color w:val="auto"/>
+        </w:rPr>
+      </w:pPr>
+      <w:r>
+        <w:rPr>
+          <w:rFonts w:ascii="Times New Roman" w:hAnsi="Times New Roman" w:cs="Times New Roman"/>
+          <w:b/>
+          <w:color w:val="auto"/>
+        </w:rPr>
+        <w:t xml:space="preserve">Patrón </w:t>
+      </w:r>
+      <w:proofErr w:type="spellStart"/>
+      <w:r>
+        <w:rPr>
+          <w:rFonts w:ascii="Times New Roman" w:hAnsi="Times New Roman" w:cs="Times New Roman"/>
+          <w:b/>
+          <w:color w:val="auto"/>
+        </w:rPr>
+        <w:t>Adapter</w:t>
+      </w:r>
+      <w:proofErr w:type="spellEnd"/>
+    </w:p>
+    <w:p>
+      <w:pPr>
+        <w:spacing w:before="100" w:beforeAutospacing="1" w:after="100" w:afterAutospacing="1" w:line="240" w:lineRule="auto"/>
+        <w:rPr>
+          <w:rFonts w:ascii="Times New Roman" w:eastAsia="Times New Roman" w:hAnsi="Times New Roman" w:cs="Times New Roman"/>
+          <w:kern w:val="0"/>
+          <w:lang w:eastAsia="es-CO"/>
+          <w14:ligatures w14:val="none"/>
+        </w:rPr>
+      </w:pPr>
+      <w:r>
+        <w:rPr>
+          <w:rFonts w:ascii="Times New Roman" w:eastAsia="Times New Roman" w:hAnsi="Times New Roman" w:cs="Times New Roman"/>
+          <w:kern w:val="0"/>
+          <w:lang w:eastAsia="es-CO"/>
+          <w14:ligatures w14:val="none"/>
+        </w:rPr>
+        <w:t xml:space="preserve">El patrón </w:t>
+      </w:r>
+      <w:proofErr w:type="spellStart"/>
+      <w:r>
+        <w:rPr>
+          <w:rFonts w:ascii="Times New Roman" w:eastAsia="Times New Roman" w:hAnsi="Times New Roman" w:cs="Times New Roman"/>
+          <w:kern w:val="0"/>
+          <w:lang w:eastAsia="es-CO"/>
+          <w14:ligatures w14:val="none"/>
+        </w:rPr>
+        <w:t>Adapter</w:t>
+      </w:r>
+      <w:proofErr w:type="spellEnd"/>
+      <w:r>
+        <w:rPr>
+          <w:rFonts w:ascii="Times New Roman" w:eastAsia="Times New Roman" w:hAnsi="Times New Roman" w:cs="Times New Roman"/>
+          <w:kern w:val="0"/>
+          <w:lang w:eastAsia="es-CO"/>
+          <w14:ligatures w14:val="none"/>
+        </w:rPr>
+        <w:t xml:space="preserve"> permite conectar una clase existente con otra parte del sistema que utiliza una interfaz diferente. En el proyecto Marketplace </w:t>
+      </w:r>
+      <w:proofErr w:type="spellStart"/>
+      <w:r>
+        <w:rPr>
+          <w:rFonts w:ascii="Times New Roman" w:eastAsia="Times New Roman" w:hAnsi="Times New Roman" w:cs="Times New Roman"/>
+          <w:kern w:val="0"/>
+          <w:lang w:eastAsia="es-CO"/>
+          <w14:ligatures w14:val="none"/>
+        </w:rPr>
+        <w:t>Multivendedor</w:t>
+      </w:r>
+      <w:proofErr w:type="spellEnd"/>
+      <w:r>
+        <w:rPr>
+          <w:rFonts w:ascii="Times New Roman" w:eastAsia="Times New Roman" w:hAnsi="Times New Roman" w:cs="Times New Roman"/>
+          <w:kern w:val="0"/>
+          <w:lang w:eastAsia="es-CO"/>
+          <w14:ligatures w14:val="none"/>
+        </w:rPr>
+        <w:t xml:space="preserve"> se utiliza para adaptar una pasarela de pago externa al formato de procesamiento de pagos utilizado por el Marketplace.</w:t>
+      </w:r>
+    </w:p>
+    <w:p>
+      <w:pPr>
+        <w:pStyle w:val="Ttulo3"/>
+        <w:rPr>
+          <w:rFonts w:ascii="Times New Roman" w:hAnsi="Times New Roman" w:cs="Times New Roman"/>
+          <w:b/>
+          <w:color w:val="auto"/>
+        </w:rPr>
+      </w:pPr>
+      <w:r>
+        <w:rPr>
+          <w:rFonts w:ascii="Times New Roman" w:hAnsi="Times New Roman" w:cs="Times New Roman"/>
+          <w:b/>
+          <w:color w:val="auto"/>
+        </w:rPr>
+        <w:t>DIAGRAMA UML</w:t>
+      </w:r>
+    </w:p>
+    <w:p>
+      <w:pPr>
+        <w:rPr>
+          <w:rFonts w:ascii="Times New Roman" w:hAnsi="Times New Roman" w:cs="Times New Roman"/>
+        </w:rPr>
+      </w:pPr>
+      <w:r>
+        <w:rPr>
+          <w:rFonts w:ascii="Times New Roman" w:hAnsi="Times New Roman" w:cs="Times New Roman"/>
+        </w:rPr>
+        <w:t xml:space="preserve">En el diagrama UML se observa que </w:t>
+      </w:r>
+      <w:proofErr w:type="spellStart"/>
+      <w:r>
+        <w:rPr>
+          <w:rFonts w:ascii="Times New Roman" w:hAnsi="Times New Roman" w:cs="Times New Roman"/>
+        </w:rPr>
+        <w:t>ProcesadorPago</w:t>
+      </w:r>
+      <w:proofErr w:type="spellEnd"/>
+      <w:r>
+        <w:rPr>
+          <w:rFonts w:ascii="Times New Roman" w:hAnsi="Times New Roman" w:cs="Times New Roman"/>
+        </w:rPr>
+        <w:t xml:space="preserve"> define la operación </w:t>
+      </w:r>
+      <w:proofErr w:type="gramStart"/>
+      <w:r>
+        <w:rPr>
+          <w:rFonts w:ascii="Times New Roman" w:hAnsi="Times New Roman" w:cs="Times New Roman"/>
+        </w:rPr>
+        <w:t>pagar(</w:t>
+      </w:r>
+      <w:proofErr w:type="gramEnd"/>
+      <w:r>
+        <w:rPr>
+          <w:rFonts w:ascii="Times New Roman" w:hAnsi="Times New Roman" w:cs="Times New Roman"/>
+        </w:rPr>
+        <w:t xml:space="preserve">). </w:t>
+      </w:r>
+      <w:proofErr w:type="spellStart"/>
+      <w:r>
+        <w:rPr>
+          <w:rFonts w:ascii="Times New Roman" w:hAnsi="Times New Roman" w:cs="Times New Roman"/>
+        </w:rPr>
+        <w:t>PasarelaExterna</w:t>
+      </w:r>
+      <w:proofErr w:type="spellEnd"/>
+      <w:r>
+        <w:rPr>
+          <w:rFonts w:ascii="Times New Roman" w:hAnsi="Times New Roman" w:cs="Times New Roman"/>
+        </w:rPr>
+        <w:t xml:space="preserve"> representa un servicio externo que utiliza el método </w:t>
+      </w:r>
+      <w:proofErr w:type="spellStart"/>
+      <w:proofErr w:type="gramStart"/>
+      <w:r>
+        <w:rPr>
+          <w:rFonts w:ascii="Times New Roman" w:hAnsi="Times New Roman" w:cs="Times New Roman"/>
+        </w:rPr>
+        <w:t>realizarTransaccion</w:t>
+      </w:r>
+      <w:proofErr w:type="spellEnd"/>
+      <w:r>
+        <w:rPr>
+          <w:rFonts w:ascii="Times New Roman" w:hAnsi="Times New Roman" w:cs="Times New Roman"/>
+        </w:rPr>
+        <w:t>(</w:t>
+      </w:r>
+      <w:proofErr w:type="gramEnd"/>
+      <w:r>
+        <w:rPr>
+          <w:rFonts w:ascii="Times New Roman" w:hAnsi="Times New Roman" w:cs="Times New Roman"/>
+        </w:rPr>
+        <w:t xml:space="preserve">). </w:t>
+      </w:r>
+      <w:proofErr w:type="spellStart"/>
+      <w:r>
+        <w:rPr>
+          <w:rFonts w:ascii="Times New Roman" w:hAnsi="Times New Roman" w:cs="Times New Roman"/>
+        </w:rPr>
+        <w:t>PasarelaExternaAdapter</w:t>
+      </w:r>
+      <w:proofErr w:type="spellEnd"/>
+      <w:r>
+        <w:rPr>
+          <w:rFonts w:ascii="Times New Roman" w:hAnsi="Times New Roman" w:cs="Times New Roman"/>
+        </w:rPr>
+        <w:t xml:space="preserve"> funciona como adaptador entre ambas clases, permitiendo utilizar la pasarela externa mediante la interfaz </w:t>
+      </w:r>
+      <w:proofErr w:type="spellStart"/>
+      <w:r>
+        <w:rPr>
+          <w:rFonts w:ascii="Times New Roman" w:hAnsi="Times New Roman" w:cs="Times New Roman"/>
+        </w:rPr>
+        <w:t>ProcesadorPago</w:t>
+      </w:r>
+      <w:proofErr w:type="spellEnd"/>
+      <w:r>
+        <w:rPr>
+          <w:rFonts w:ascii="Times New Roman" w:hAnsi="Times New Roman" w:cs="Times New Roman"/>
+        </w:rPr>
+        <w:t>.</w:t>
+      </w:r>
+    </w:p>
+    <w:p>
+      <w:pPr>
+        <w:rPr>
+          <w:rFonts w:ascii="Times New Roman" w:hAnsi="Times New Roman" w:cs="Times New Roman"/>
+        </w:rPr>
+      </w:pPr>
+    </w:p>
+    <w:p>
+      <w:pPr>
+        <w:jc w:val="center"/>
+        <w:rPr>
+          <w:rFonts w:ascii="Times New Roman" w:hAnsi="Times New Roman" w:cs="Times New Roman"/>
+        </w:rPr>
+      </w:pPr>
+      <w:r>
+        <w:rPr>
+          <w:rFonts w:ascii="Times New Roman" w:hAnsi="Times New Roman" w:cs="Times New Roman"/>
+        </w:rPr>
+        <w:drawing>
+          <wp:inline distT="0" distB="0" distL="0" distR="0" wp14:anchorId="7DAAE382" wp14:editId="1FE6EBF3">
+            <wp:extent cx="3474720" cy="3175894"/>
+            <wp:effectExtent l="0" t="0" r="0" b="5715"/>
+            <wp:docPr id="48" name="Imagen 48"/>
+            <wp:cNvGraphicFramePr>
+              <a:graphicFrameLocks xmlns:a="http://schemas.openxmlformats.org/drawingml/2006/main" noChangeAspect="1"/>
+            </wp:cNvGraphicFramePr>
+            <a:graphic xmlns:a="http://schemas.openxmlformats.org/drawingml/2006/main">
+              <a:graphicData uri="http://schemas.openxmlformats.org/drawingml/2006/picture">
+                <pic:pic xmlns:pic="http://schemas.openxmlformats.org/drawingml/2006/picture">
+                  <pic:nvPicPr>
+                    <pic:cNvPr id="1" name=""/>
+                    <pic:cNvPicPr/>
+                  </pic:nvPicPr>
+                  <pic:blipFill>
+                    <a:blip r:embed="rId42"/>
+                    <a:stretch>
+                      <a:fillRect/>
+                    </a:stretch>
+                  </pic:blipFill>
+                  <pic:spPr>
+                    <a:xfrm>
+                      <a:off x="0" y="0"/>
+                      <a:ext cx="3478187" cy="3179063"/>
+                    </a:xfrm>
+                    <a:prstGeom prst="rect">
+                      <a:avLst/>
+                    </a:prstGeom>
+                  </pic:spPr>
+                </pic:pic>
+              </a:graphicData>
+            </a:graphic>
+          </wp:inline>
+        </w:drawing>
+      </w:r>
+    </w:p>
+    <w:p>
+      <w:pPr>
+        <w:rPr>
+          <w:rFonts w:ascii="Times New Roman" w:hAnsi="Times New Roman" w:cs="Times New Roman"/>
+        </w:rPr>
+      </w:pPr>
+    </w:p>
+    <w:p>
+      <w:pPr>
+        <w:rPr>
+          <w:rFonts w:ascii="Times New Roman" w:hAnsi="Times New Roman" w:cs="Times New Roman"/>
+        </w:rPr>
+      </w:pPr>
+    </w:p>
+    <w:p>
+      <w:pPr>
+        <w:rPr>
+          <w:rFonts w:ascii="Times New Roman" w:hAnsi="Times New Roman" w:cs="Times New Roman"/>
+        </w:rPr>
+      </w:pPr>
+    </w:p>
+    <w:p>
+      <w:pPr>
+        <w:rPr>
+          <w:rFonts w:ascii="Times New Roman" w:hAnsi="Times New Roman" w:cs="Times New Roman"/>
+        </w:rPr>
+      </w:pPr>
+    </w:p>
+    <w:p>
+      <w:pPr>
+        <w:rPr>
+          <w:rFonts w:ascii="Times New Roman" w:hAnsi="Times New Roman" w:cs="Times New Roman"/>
+        </w:rPr>
+      </w:pPr>
+      <w:bookmarkStart w:id="42" w:name="_GoBack"/>
+      <w:bookmarkEnd w:id="42"/>
+    </w:p>
+    <w:p>
+      <w:pPr>
+        <w:pStyle w:val="Ttulo3"/>
+        <w:rPr>
+          <w:rFonts w:ascii="Times New Roman" w:hAnsi="Times New Roman" w:cs="Times New Roman"/>
+          <w:b/>
+          <w:color w:val="auto"/>
+        </w:rPr>
+      </w:pPr>
+      <w:r>
+        <w:rPr>
+          <w:rFonts w:ascii="Times New Roman" w:hAnsi="Times New Roman" w:cs="Times New Roman"/>
+          <w:b/>
+          <w:color w:val="auto"/>
+        </w:rPr>
+        <w:lastRenderedPageBreak/>
+        <w:t xml:space="preserve">Código </w:t>
+      </w:r>
+    </w:p>
+    <w:p>
+      <w:pPr>
+        <w:rPr>
+          <w:rFonts w:ascii="Times New Roman" w:hAnsi="Times New Roman" w:cs="Times New Roman"/>
+        </w:rPr>
+      </w:pPr>
+      <w:r>
+        <w:rPr>
+          <w:rFonts w:ascii="Times New Roman" w:hAnsi="Times New Roman" w:cs="Times New Roman"/>
+        </w:rPr>
+        <w:t xml:space="preserve">La interfaz </w:t>
+      </w:r>
+      <w:proofErr w:type="spellStart"/>
+      <w:r>
+        <w:rPr>
+          <w:rStyle w:val="CdigoHTML"/>
+          <w:rFonts w:ascii="Times New Roman" w:eastAsiaTheme="minorHAnsi" w:hAnsi="Times New Roman" w:cs="Times New Roman"/>
+        </w:rPr>
+        <w:t>ProcesadorPago</w:t>
+      </w:r>
+      <w:proofErr w:type="spellEnd"/>
+      <w:r>
+        <w:rPr>
+          <w:rFonts w:ascii="Times New Roman" w:hAnsi="Times New Roman" w:cs="Times New Roman"/>
+        </w:rPr>
+        <w:t xml:space="preserve"> define el método que utiliz</w:t>
+      </w:r>
+      <w:r>
+        <w:rPr>
+          <w:rFonts w:ascii="Times New Roman" w:hAnsi="Times New Roman" w:cs="Times New Roman"/>
+        </w:rPr>
+        <w:t>a el Marketplace</w:t>
+      </w:r>
+    </w:p>
+    <w:p>
+      <w:pPr>
+        <w:rPr>
+          <w:rFonts w:ascii="Times New Roman" w:hAnsi="Times New Roman" w:cs="Times New Roman"/>
+        </w:rPr>
+      </w:pPr>
+      <w:r>
+        <w:rPr>
+          <w:rFonts w:ascii="Times New Roman" w:hAnsi="Times New Roman" w:cs="Times New Roman"/>
+        </w:rPr>
+        <w:drawing>
+          <wp:inline distT="0" distB="0" distL="0" distR="0" wp14:anchorId="40F049BE" wp14:editId="758643F8">
+            <wp:extent cx="3734124" cy="1066892"/>
+            <wp:effectExtent l="0" t="0" r="0" b="0"/>
+            <wp:docPr id="19" name="Imagen 19"/>
+            <wp:cNvGraphicFramePr>
+              <a:graphicFrameLocks xmlns:a="http://schemas.openxmlformats.org/drawingml/2006/main" noChangeAspect="1"/>
+            </wp:cNvGraphicFramePr>
+            <a:graphic xmlns:a="http://schemas.openxmlformats.org/drawingml/2006/main">
+              <a:graphicData uri="http://schemas.openxmlformats.org/drawingml/2006/picture">
+                <pic:pic xmlns:pic="http://schemas.openxmlformats.org/drawingml/2006/picture">
+                  <pic:nvPicPr>
+                    <pic:cNvPr id="1" name=""/>
+                    <pic:cNvPicPr/>
+                  </pic:nvPicPr>
+                  <pic:blipFill>
+                    <a:blip r:embed="rId43"/>
+                    <a:stretch>
+                      <a:fillRect/>
+                    </a:stretch>
+                  </pic:blipFill>
+                  <pic:spPr>
+                    <a:xfrm>
+                      <a:off x="0" y="0"/>
+                      <a:ext cx="3734124" cy="1066892"/>
+                    </a:xfrm>
+                    <a:prstGeom prst="rect">
+                      <a:avLst/>
+                    </a:prstGeom>
+                  </pic:spPr>
+                </pic:pic>
+              </a:graphicData>
+            </a:graphic>
+          </wp:inline>
+        </w:drawing>
+      </w:r>
+    </w:p>
+    <w:p>
+      <w:pPr>
+        <w:rPr>
+          <w:rFonts w:ascii="Times New Roman" w:hAnsi="Times New Roman" w:cs="Times New Roman"/>
+        </w:rPr>
+      </w:pPr>
+    </w:p>
+    <w:p>
+      <w:pPr>
+        <w:rPr>
+          <w:rFonts w:ascii="Times New Roman" w:hAnsi="Times New Roman" w:cs="Times New Roman"/>
+        </w:rPr>
+      </w:pPr>
+      <w:r>
+        <w:rPr>
+          <w:rFonts w:ascii="Times New Roman" w:hAnsi="Times New Roman" w:cs="Times New Roman"/>
+        </w:rPr>
+        <w:t xml:space="preserve">La clase </w:t>
+      </w:r>
+      <w:proofErr w:type="spellStart"/>
+      <w:r>
+        <w:rPr>
+          <w:rStyle w:val="CdigoHTML"/>
+          <w:rFonts w:ascii="Times New Roman" w:eastAsiaTheme="minorHAnsi" w:hAnsi="Times New Roman" w:cs="Times New Roman"/>
+        </w:rPr>
+        <w:t>PasarelaExterna</w:t>
+      </w:r>
+      <w:proofErr w:type="spellEnd"/>
+      <w:r>
+        <w:rPr>
+          <w:rFonts w:ascii="Times New Roman" w:hAnsi="Times New Roman" w:cs="Times New Roman"/>
+        </w:rPr>
+        <w:t xml:space="preserve"> representa una pasarela que tiene una forma difer</w:t>
+      </w:r>
+      <w:r>
+        <w:rPr>
+          <w:rFonts w:ascii="Times New Roman" w:hAnsi="Times New Roman" w:cs="Times New Roman"/>
+        </w:rPr>
+        <w:t>ente de procesar la transacción</w:t>
+      </w:r>
+    </w:p>
+    <w:p>
+      <w:pPr>
+        <w:rPr>
+          <w:rFonts w:ascii="Times New Roman" w:hAnsi="Times New Roman" w:cs="Times New Roman"/>
+        </w:rPr>
+      </w:pPr>
+    </w:p>
+    <w:p>
+      <w:pPr>
+        <w:rPr>
+          <w:rFonts w:ascii="Times New Roman" w:hAnsi="Times New Roman" w:cs="Times New Roman"/>
+        </w:rPr>
+      </w:pPr>
+      <w:r>
+        <w:rPr>
+          <w:rFonts w:ascii="Times New Roman" w:hAnsi="Times New Roman" w:cs="Times New Roman"/>
+        </w:rPr>
+        <w:drawing>
+          <wp:inline distT="0" distB="0" distL="0" distR="0" wp14:anchorId="491EA250" wp14:editId="09D3894C">
+            <wp:extent cx="4716780" cy="1432432"/>
+            <wp:effectExtent l="0" t="0" r="7620" b="0"/>
+            <wp:docPr id="20" name="Imagen 20"/>
+            <wp:cNvGraphicFramePr>
+              <a:graphicFrameLocks xmlns:a="http://schemas.openxmlformats.org/drawingml/2006/main" noChangeAspect="1"/>
+            </wp:cNvGraphicFramePr>
+            <a:graphic xmlns:a="http://schemas.openxmlformats.org/drawingml/2006/main">
+              <a:graphicData uri="http://schemas.openxmlformats.org/drawingml/2006/picture">
+                <pic:pic xmlns:pic="http://schemas.openxmlformats.org/drawingml/2006/picture">
+                  <pic:nvPicPr>
+                    <pic:cNvPr id="1" name=""/>
+                    <pic:cNvPicPr/>
+                  </pic:nvPicPr>
+                  <pic:blipFill>
+                    <a:blip r:embed="rId44"/>
+                    <a:stretch>
+                      <a:fillRect/>
+                    </a:stretch>
+                  </pic:blipFill>
+                  <pic:spPr>
+                    <a:xfrm>
+                      <a:off x="0" y="0"/>
+                      <a:ext cx="4736425" cy="1438398"/>
+                    </a:xfrm>
+                    <a:prstGeom prst="rect">
+                      <a:avLst/>
+                    </a:prstGeom>
+                  </pic:spPr>
+                </pic:pic>
+              </a:graphicData>
+            </a:graphic>
+          </wp:inline>
+        </w:drawing>
+      </w:r>
+    </w:p>
+    <w:p>
+      <w:pPr>
+        <w:rPr>
+          <w:rFonts w:ascii="Times New Roman" w:hAnsi="Times New Roman" w:cs="Times New Roman"/>
+        </w:rPr>
+      </w:pPr>
+    </w:p>
+    <w:p>
+      <w:pPr>
+        <w:rPr>
+          <w:rFonts w:ascii="Times New Roman" w:hAnsi="Times New Roman" w:cs="Times New Roman"/>
+        </w:rPr>
+      </w:pPr>
+      <w:r>
+        <w:rPr>
+          <w:rFonts w:ascii="Times New Roman" w:hAnsi="Times New Roman" w:cs="Times New Roman"/>
+        </w:rPr>
+        <w:t xml:space="preserve">El </w:t>
+      </w:r>
+      <w:proofErr w:type="spellStart"/>
+      <w:r>
+        <w:rPr>
+          <w:rStyle w:val="CdigoHTML"/>
+          <w:rFonts w:ascii="Times New Roman" w:eastAsiaTheme="minorHAnsi" w:hAnsi="Times New Roman" w:cs="Times New Roman"/>
+        </w:rPr>
+        <w:t>PasarelaExternaAdapter</w:t>
+      </w:r>
+      <w:proofErr w:type="spellEnd"/>
+      <w:r>
+        <w:rPr>
+          <w:rFonts w:ascii="Times New Roman" w:hAnsi="Times New Roman" w:cs="Times New Roman"/>
+        </w:rPr>
+        <w:t xml:space="preserve"> adapta e</w:t>
+      </w:r>
+      <w:r>
+        <w:rPr>
+          <w:rFonts w:ascii="Times New Roman" w:hAnsi="Times New Roman" w:cs="Times New Roman"/>
+        </w:rPr>
+        <w:t>l método de la pasarela externa</w:t>
+      </w:r>
+    </w:p>
+    <w:p>
+      <w:pPr>
+        <w:rPr>
+          <w:rFonts w:ascii="Times New Roman" w:hAnsi="Times New Roman" w:cs="Times New Roman"/>
+        </w:rPr>
+      </w:pPr>
+      <w:r>
+        <w:rPr>
+          <w:rFonts w:ascii="Times New Roman" w:hAnsi="Times New Roman" w:cs="Times New Roman"/>
+        </w:rPr>
+        <w:drawing>
+          <wp:inline distT="0" distB="0" distL="0" distR="0" wp14:anchorId="45704D0B" wp14:editId="34AFDFFA">
+            <wp:extent cx="4842682" cy="2286000"/>
+            <wp:effectExtent l="0" t="0" r="0" b="0"/>
+            <wp:docPr id="21" name="Imagen 21"/>
+            <wp:cNvGraphicFramePr>
+              <a:graphicFrameLocks xmlns:a="http://schemas.openxmlformats.org/drawingml/2006/main" noChangeAspect="1"/>
+            </wp:cNvGraphicFramePr>
+            <a:graphic xmlns:a="http://schemas.openxmlformats.org/drawingml/2006/main">
+              <a:graphicData uri="http://schemas.openxmlformats.org/drawingml/2006/picture">
+                <pic:pic xmlns:pic="http://schemas.openxmlformats.org/drawingml/2006/picture">
+                  <pic:nvPicPr>
+                    <pic:cNvPr id="1" name=""/>
+                    <pic:cNvPicPr/>
+                  </pic:nvPicPr>
+                  <pic:blipFill>
+                    <a:blip r:embed="rId45"/>
+                    <a:stretch>
+                      <a:fillRect/>
+                    </a:stretch>
+                  </pic:blipFill>
+                  <pic:spPr>
+                    <a:xfrm>
+                      <a:off x="0" y="0"/>
+                      <a:ext cx="4845989" cy="2287561"/>
+                    </a:xfrm>
+                    <a:prstGeom prst="rect">
+                      <a:avLst/>
+                    </a:prstGeom>
+                  </pic:spPr>
+                </pic:pic>
+              </a:graphicData>
+            </a:graphic>
+          </wp:inline>
+        </w:drawing>
+      </w:r>
+    </w:p>
+    <w:p>
+      <w:pPr>
+        <w:pStyle w:val="Ttulo3"/>
+        <w:rPr>
+          <w:rFonts w:ascii="Times New Roman" w:hAnsi="Times New Roman" w:cs="Times New Roman"/>
+          <w:b/>
+          <w:color w:val="auto"/>
+        </w:rPr>
+      </w:pPr>
+    </w:p>
+    <w:p>
+      <w:pPr>
+        <w:rPr>
+          <w:rFonts w:ascii="Times New Roman" w:hAnsi="Times New Roman" w:cs="Times New Roman"/>
+        </w:rPr>
+      </w:pPr>
+    </w:p>
+    <w:p>
+      <w:pPr>
+        <w:rPr>
+          <w:rFonts w:ascii="Times New Roman" w:hAnsi="Times New Roman" w:cs="Times New Roman"/>
+        </w:rPr>
+      </w:pPr>
+    </w:p>
+    <w:p>
+      <w:pPr>
+        <w:rPr>
+          <w:rFonts w:ascii="Times New Roman" w:hAnsi="Times New Roman" w:cs="Times New Roman"/>
+        </w:rPr>
+      </w:pPr>
+    </w:p>
+    <w:p>
+      <w:pPr>
+        <w:pStyle w:val="Ttulo3"/>
+        <w:rPr>
+          <w:rFonts w:ascii="Times New Roman" w:hAnsi="Times New Roman" w:cs="Times New Roman"/>
+          <w:b/>
+          <w:color w:val="auto"/>
+        </w:rPr>
+      </w:pPr>
+      <w:r>
+        <w:rPr>
+          <w:rFonts w:ascii="Times New Roman" w:hAnsi="Times New Roman" w:cs="Times New Roman"/>
+          <w:b/>
+          <w:color w:val="auto"/>
+        </w:rPr>
+        <w:t xml:space="preserve">Prueba </w:t>
+      </w:r>
+    </w:p>
+    <w:p>
+      <w:pPr>
+        <w:rPr>
+          <w:rFonts w:ascii="Times New Roman" w:hAnsi="Times New Roman" w:cs="Times New Roman"/>
+        </w:rPr>
+      </w:pPr>
+    </w:p>
+    <w:p>
+      <w:pPr>
+        <w:rPr>
+          <w:rFonts w:ascii="Times New Roman" w:hAnsi="Times New Roman" w:cs="Times New Roman"/>
+        </w:rPr>
+      </w:pPr>
+      <w:r>
+        <w:rPr>
+          <w:rFonts w:ascii="Times New Roman" w:hAnsi="Times New Roman" w:cs="Times New Roman"/>
+        </w:rPr>
+        <w:t>La prueba permite observar que el Marketplace puede utilizar la pasarela externa mediante la interfaz definida para sus procesos de pago.</w:t>
+      </w:r>
+    </w:p>
+    <w:p>
+      <w:pPr>
+        <w:rPr>
+          <w:rFonts w:ascii="Times New Roman" w:hAnsi="Times New Roman" w:cs="Times New Roman"/>
+        </w:rPr>
+      </w:pPr>
+      <w:r>
+        <w:rPr>
+          <w:rFonts w:ascii="Times New Roman" w:hAnsi="Times New Roman" w:cs="Times New Roman"/>
+        </w:rPr>
+        <w:drawing>
+          <wp:inline distT="0" distB="0" distL="0" distR="0" wp14:anchorId="73F7497E" wp14:editId="3BAE80BA">
+            <wp:extent cx="3694745" cy="2964180"/>
+            <wp:effectExtent l="0" t="0" r="1270" b="7620"/>
+            <wp:docPr id="38" name="Imagen 38"/>
+            <wp:cNvGraphicFramePr>
+              <a:graphicFrameLocks xmlns:a="http://schemas.openxmlformats.org/drawingml/2006/main" noChangeAspect="1"/>
+            </wp:cNvGraphicFramePr>
+            <a:graphic xmlns:a="http://schemas.openxmlformats.org/drawingml/2006/main">
+              <a:graphicData uri="http://schemas.openxmlformats.org/drawingml/2006/picture">
+                <pic:pic xmlns:pic="http://schemas.openxmlformats.org/drawingml/2006/picture">
+                  <pic:nvPicPr>
+                    <pic:cNvPr id="1" name=""/>
+                    <pic:cNvPicPr/>
+                  </pic:nvPicPr>
+                  <pic:blipFill>
+                    <a:blip r:embed="rId46"/>
+                    <a:stretch>
+                      <a:fillRect/>
+                    </a:stretch>
+                  </pic:blipFill>
+                  <pic:spPr>
+                    <a:xfrm>
+                      <a:off x="0" y="0"/>
+                      <a:ext cx="3706551" cy="2973652"/>
+                    </a:xfrm>
+                    <a:prstGeom prst="rect">
+                      <a:avLst/>
+                    </a:prstGeom>
+                  </pic:spPr>
+                </pic:pic>
+              </a:graphicData>
+            </a:graphic>
+          </wp:inline>
+        </w:drawing>
+      </w:r>
+    </w:p>
+    <w:p>
+      <w:pPr>
+        <w:rPr>
+          <w:rFonts w:ascii="Times New Roman" w:hAnsi="Times New Roman" w:cs="Times New Roman"/>
+        </w:rPr>
+      </w:pPr>
+    </w:p>
+    <w:p>
+      <w:pPr>
+        <w:rPr>
+          <w:rFonts w:ascii="Times New Roman" w:hAnsi="Times New Roman" w:cs="Times New Roman"/>
+        </w:rPr>
+      </w:pPr>
+    </w:p>
+    <w:p>
+      <w:pPr>
+        <w:rPr>
+          <w:rFonts w:ascii="Times New Roman" w:hAnsi="Times New Roman" w:cs="Times New Roman"/>
+        </w:rPr>
+      </w:pPr>
+    </w:p>
+    <w:p>
+      <w:pPr>
+        <w:rPr>
+          <w:rFonts w:ascii="Times New Roman" w:hAnsi="Times New Roman" w:cs="Times New Roman"/>
+        </w:rPr>
+      </w:pPr>
+    </w:p>
+    <w:p>
+      <w:pPr>
+        <w:rPr>
+          <w:rFonts w:ascii="Times New Roman" w:hAnsi="Times New Roman" w:cs="Times New Roman"/>
+        </w:rPr>
+      </w:pPr>
+    </w:p>
+    <w:p>
+      <w:pPr>
+        <w:rPr>
+          <w:rFonts w:ascii="Times New Roman" w:hAnsi="Times New Roman" w:cs="Times New Roman"/>
+        </w:rPr>
+      </w:pPr>
+    </w:p>
+    <w:p>
+      <w:pPr>
+        <w:rPr>
+          <w:rFonts w:ascii="Times New Roman" w:hAnsi="Times New Roman" w:cs="Times New Roman"/>
+        </w:rPr>
+      </w:pPr>
+    </w:p>
+    <w:p>
+      <w:pPr>
+        <w:rPr>
+          <w:rFonts w:ascii="Times New Roman" w:hAnsi="Times New Roman" w:cs="Times New Roman"/>
+        </w:rPr>
+      </w:pPr>
+    </w:p>
+    <w:p>
+      <w:pPr>
+        <w:rPr>
+          <w:rFonts w:ascii="Times New Roman" w:hAnsi="Times New Roman" w:cs="Times New Roman"/>
+        </w:rPr>
+      </w:pPr>
+    </w:p>
+    <w:p>
+      <w:pPr>
+        <w:rPr>
+          <w:rFonts w:ascii="Times New Roman" w:hAnsi="Times New Roman" w:cs="Times New Roman"/>
+        </w:rPr>
+      </w:pPr>
+    </w:p>
+    <w:p>
+      <w:pPr>
+        <w:rPr>
+          <w:rFonts w:ascii="Times New Roman" w:hAnsi="Times New Roman" w:cs="Times New Roman"/>
+        </w:rPr>
+      </w:pPr>
+    </w:p>
+    <w:p>
+      <w:pPr>
+        <w:rPr>
+          <w:rFonts w:ascii="Times New Roman" w:hAnsi="Times New Roman" w:cs="Times New Roman"/>
+        </w:rPr>
+      </w:pPr>
+    </w:p>
+    <w:p>
+      <w:pPr>
+        <w:rPr>
+          <w:rFonts w:ascii="Times New Roman" w:hAnsi="Times New Roman" w:cs="Times New Roman"/>
+        </w:rPr>
+      </w:pPr>
+    </w:p>
+    <w:p>
+      <w:pPr>
+        <w:rPr>
+          <w:rFonts w:ascii="Times New Roman" w:hAnsi="Times New Roman" w:cs="Times New Roman"/>
+        </w:rPr>
+      </w:pPr>
+    </w:p>
+    <w:p>
+      <w:pPr>
+        <w:pStyle w:val="Ttulo2"/>
+        <w:rPr>
+          <w:rFonts w:ascii="Times New Roman" w:hAnsi="Times New Roman" w:cs="Times New Roman"/>
+          <w:b/>
+          <w:color w:val="auto"/>
+        </w:rPr>
+      </w:pPr>
+      <w:r>
+        <w:rPr>
+          <w:rFonts w:ascii="Times New Roman" w:hAnsi="Times New Roman" w:cs="Times New Roman"/>
+          <w:b/>
+          <w:color w:val="auto"/>
+        </w:rPr>
+        <w:t>Patrón</w:t>
+      </w:r>
+      <w:r>
+        <w:rPr>
+          <w:rFonts w:ascii="Times New Roman" w:hAnsi="Times New Roman" w:cs="Times New Roman"/>
+          <w:b/>
+          <w:color w:val="auto"/>
+        </w:rPr>
+        <w:t xml:space="preserve"> bridge</w:t>
+      </w:r>
+    </w:p>
+    <w:p>
+      <w:pPr>
+        <w:rPr>
+          <w:rFonts w:ascii="Times New Roman" w:hAnsi="Times New Roman" w:cs="Times New Roman"/>
+        </w:rPr>
+      </w:pPr>
+    </w:p>
+    <w:p>
+      <w:pPr>
+        <w:rPr>
+          <w:rFonts w:ascii="Times New Roman" w:hAnsi="Times New Roman" w:cs="Times New Roman"/>
+        </w:rPr>
+      </w:pPr>
+      <w:r>
+        <w:rPr>
+          <w:rFonts w:ascii="Times New Roman" w:hAnsi="Times New Roman" w:cs="Times New Roman"/>
+        </w:rPr>
+        <w:t xml:space="preserve">El patrón Bridge permite separar una abstracción de su implementación para que ambas puedan cambiar de manera independiente. En el proyecto Marketplace </w:t>
+      </w:r>
+      <w:proofErr w:type="spellStart"/>
+      <w:r>
+        <w:rPr>
+          <w:rFonts w:ascii="Times New Roman" w:hAnsi="Times New Roman" w:cs="Times New Roman"/>
+        </w:rPr>
+        <w:t>Multivendedor</w:t>
+      </w:r>
+      <w:proofErr w:type="spellEnd"/>
+      <w:r>
+        <w:rPr>
+          <w:rFonts w:ascii="Times New Roman" w:hAnsi="Times New Roman" w:cs="Times New Roman"/>
+        </w:rPr>
+        <w:t xml:space="preserve"> se utiliza para manejar las notificaciones de los pedidos mediante diferentes canales, como Email y SMS.</w:t>
+      </w:r>
+    </w:p>
+    <w:p>
+      <w:pPr>
+        <w:rPr>
+          <w:rFonts w:ascii="Times New Roman" w:hAnsi="Times New Roman" w:cs="Times New Roman"/>
+        </w:rPr>
+      </w:pPr>
+    </w:p>
+    <w:p>
+      <w:pPr>
+        <w:pStyle w:val="Ttulo3"/>
+        <w:rPr>
+          <w:rFonts w:ascii="Times New Roman" w:hAnsi="Times New Roman" w:cs="Times New Roman"/>
+          <w:b/>
+          <w:color w:val="auto"/>
+        </w:rPr>
+      </w:pPr>
+      <w:r>
+        <w:rPr>
+          <w:rFonts w:ascii="Times New Roman" w:hAnsi="Times New Roman" w:cs="Times New Roman"/>
+          <w:b/>
+          <w:color w:val="auto"/>
+        </w:rPr>
+        <w:t>DIAGRAMA UML</w:t>
+      </w:r>
+    </w:p>
+    <w:p>
+      <w:pPr>
+        <w:rPr>
+          <w:rFonts w:ascii="Times New Roman" w:hAnsi="Times New Roman" w:cs="Times New Roman"/>
+        </w:rPr>
+      </w:pPr>
+    </w:p>
+    <w:p>
+      <w:pPr>
+        <w:rPr>
+          <w:rFonts w:ascii="Times New Roman" w:hAnsi="Times New Roman" w:cs="Times New Roman"/>
+        </w:rPr>
+      </w:pPr>
+      <w:r>
+        <w:rPr>
+          <w:rFonts w:ascii="Times New Roman" w:hAnsi="Times New Roman" w:cs="Times New Roman"/>
+        </w:rPr>
+        <w:t xml:space="preserve"> </w:t>
+      </w:r>
+      <w:r>
+        <w:rPr>
+          <w:rFonts w:ascii="Times New Roman" w:hAnsi="Times New Roman" w:cs="Times New Roman"/>
+        </w:rPr>
+        <w:t xml:space="preserve">En el diagrama UML se observa que </w:t>
+      </w:r>
+      <w:proofErr w:type="spellStart"/>
+      <w:r>
+        <w:rPr>
+          <w:rStyle w:val="CdigoHTML"/>
+          <w:rFonts w:ascii="Times New Roman" w:eastAsiaTheme="minorHAnsi" w:hAnsi="Times New Roman" w:cs="Times New Roman"/>
+        </w:rPr>
+        <w:t>Notificacion</w:t>
+      </w:r>
+      <w:proofErr w:type="spellEnd"/>
+      <w:r>
+        <w:rPr>
+          <w:rFonts w:ascii="Times New Roman" w:hAnsi="Times New Roman" w:cs="Times New Roman"/>
+        </w:rPr>
+        <w:t xml:space="preserve"> representa la abstracción y mantiene una referencia hacia </w:t>
+      </w:r>
+      <w:proofErr w:type="spellStart"/>
+      <w:r>
+        <w:rPr>
+          <w:rStyle w:val="CdigoHTML"/>
+          <w:rFonts w:ascii="Times New Roman" w:eastAsiaTheme="minorHAnsi" w:hAnsi="Times New Roman" w:cs="Times New Roman"/>
+        </w:rPr>
+        <w:t>CanalNotificacion</w:t>
+      </w:r>
+      <w:proofErr w:type="spellEnd"/>
+      <w:r>
+        <w:rPr>
+          <w:rFonts w:ascii="Times New Roman" w:hAnsi="Times New Roman" w:cs="Times New Roman"/>
+        </w:rPr>
+        <w:t xml:space="preserve">. </w:t>
+      </w:r>
+      <w:proofErr w:type="spellStart"/>
+      <w:r>
+        <w:rPr>
+          <w:rStyle w:val="CdigoHTML"/>
+          <w:rFonts w:ascii="Times New Roman" w:eastAsiaTheme="minorHAnsi" w:hAnsi="Times New Roman" w:cs="Times New Roman"/>
+        </w:rPr>
+        <w:t>EmailNotificacion</w:t>
+      </w:r>
+      <w:proofErr w:type="spellEnd"/>
+      <w:r>
+        <w:rPr>
+          <w:rFonts w:ascii="Times New Roman" w:hAnsi="Times New Roman" w:cs="Times New Roman"/>
+        </w:rPr>
+        <w:t xml:space="preserve"> y </w:t>
+      </w:r>
+      <w:proofErr w:type="spellStart"/>
+      <w:r>
+        <w:rPr>
+          <w:rStyle w:val="CdigoHTML"/>
+          <w:rFonts w:ascii="Times New Roman" w:eastAsiaTheme="minorHAnsi" w:hAnsi="Times New Roman" w:cs="Times New Roman"/>
+        </w:rPr>
+        <w:t>SMSNotificacion</w:t>
+      </w:r>
+      <w:proofErr w:type="spellEnd"/>
+      <w:r>
+        <w:rPr>
+          <w:rFonts w:ascii="Times New Roman" w:hAnsi="Times New Roman" w:cs="Times New Roman"/>
+        </w:rPr>
+        <w:t xml:space="preserve"> implementan los diferentes canales de comunicación. </w:t>
+      </w:r>
+      <w:proofErr w:type="spellStart"/>
+      <w:r>
+        <w:rPr>
+          <w:rStyle w:val="CdigoHTML"/>
+          <w:rFonts w:ascii="Times New Roman" w:eastAsiaTheme="minorHAnsi" w:hAnsi="Times New Roman" w:cs="Times New Roman"/>
+        </w:rPr>
+        <w:t>NotificacionPedido</w:t>
+      </w:r>
+      <w:proofErr w:type="spellEnd"/>
+      <w:r>
+        <w:rPr>
+          <w:rFonts w:ascii="Times New Roman" w:hAnsi="Times New Roman" w:cs="Times New Roman"/>
+        </w:rPr>
+        <w:t xml:space="preserve"> utiliza esta estructura para enviar mensajes relacionados con los pedidos.</w:t>
+      </w:r>
+    </w:p>
+    <w:p>
+      <w:pPr>
+        <w:rPr>
+          <w:rFonts w:ascii="Times New Roman" w:hAnsi="Times New Roman" w:cs="Times New Roman"/>
+        </w:rPr>
+      </w:pPr>
+    </w:p>
+    <w:p>
+      <w:pPr>
+        <w:rPr>
+          <w:rFonts w:ascii="Times New Roman" w:hAnsi="Times New Roman" w:cs="Times New Roman"/>
+        </w:rPr>
+      </w:pPr>
+    </w:p>
+    <w:p>
+      <w:pPr>
+        <w:jc w:val="center"/>
+        <w:rPr>
+          <w:rFonts w:ascii="Times New Roman" w:hAnsi="Times New Roman" w:cs="Times New Roman"/>
+        </w:rPr>
+      </w:pPr>
+      <w:r>
+        <w:rPr>
+          <w:rFonts w:ascii="Times New Roman" w:hAnsi="Times New Roman" w:cs="Times New Roman"/>
+        </w:rPr>
+        <w:drawing>
+          <wp:inline distT="0" distB="0" distL="0" distR="0" wp14:anchorId="773EBEED" wp14:editId="008F90F4">
+            <wp:extent cx="5612130" cy="2914015"/>
+            <wp:effectExtent l="0" t="0" r="7620" b="635"/>
+            <wp:docPr id="47" name="Imagen 47"/>
+            <wp:cNvGraphicFramePr>
+              <a:graphicFrameLocks xmlns:a="http://schemas.openxmlformats.org/drawingml/2006/main" noChangeAspect="1"/>
+            </wp:cNvGraphicFramePr>
+            <a:graphic xmlns:a="http://schemas.openxmlformats.org/drawingml/2006/main">
+              <a:graphicData uri="http://schemas.openxmlformats.org/drawingml/2006/picture">
+                <pic:pic xmlns:pic="http://schemas.openxmlformats.org/drawingml/2006/picture">
+                  <pic:nvPicPr>
+                    <pic:cNvPr id="1" name=""/>
+                    <pic:cNvPicPr/>
+                  </pic:nvPicPr>
+                  <pic:blipFill>
+                    <a:blip r:embed="rId47"/>
+                    <a:stretch>
+                      <a:fillRect/>
+                    </a:stretch>
+                  </pic:blipFill>
+                  <pic:spPr>
+                    <a:xfrm>
+                      <a:off x="0" y="0"/>
+                      <a:ext cx="5612130" cy="2914015"/>
+                    </a:xfrm>
+                    <a:prstGeom prst="rect">
+                      <a:avLst/>
+                    </a:prstGeom>
+                  </pic:spPr>
+                </pic:pic>
+              </a:graphicData>
+            </a:graphic>
+          </wp:inline>
+        </w:drawing>
+      </w:r>
+    </w:p>
+    <w:p>
+      <w:pPr>
+        <w:rPr>
+          <w:rFonts w:ascii="Times New Roman" w:hAnsi="Times New Roman" w:cs="Times New Roman"/>
+        </w:rPr>
+      </w:pPr>
+    </w:p>
+    <w:p>
+      <w:pPr>
+        <w:rPr>
+          <w:rFonts w:ascii="Times New Roman" w:hAnsi="Times New Roman" w:cs="Times New Roman"/>
+        </w:rPr>
+      </w:pPr>
+    </w:p>
+    <w:p>
+      <w:pPr>
+        <w:rPr>
+          <w:rFonts w:ascii="Times New Roman" w:hAnsi="Times New Roman" w:cs="Times New Roman"/>
+        </w:rPr>
+      </w:pPr>
+    </w:p>
+    <w:p>
+      <w:pPr>
+        <w:rPr>
+          <w:rFonts w:ascii="Times New Roman" w:hAnsi="Times New Roman" w:cs="Times New Roman"/>
+        </w:rPr>
+      </w:pPr>
+    </w:p>
+    <w:p>
+      <w:pPr>
+        <w:rPr>
+          <w:rFonts w:ascii="Times New Roman" w:hAnsi="Times New Roman" w:cs="Times New Roman"/>
+        </w:rPr>
+      </w:pPr>
+    </w:p>
+    <w:p>
+      <w:pPr>
+        <w:rPr>
+          <w:rFonts w:ascii="Times New Roman" w:hAnsi="Times New Roman" w:cs="Times New Roman"/>
+        </w:rPr>
+      </w:pPr>
+    </w:p>
+    <w:p>
+      <w:pPr>
+        <w:rPr>
+          <w:rFonts w:ascii="Times New Roman" w:hAnsi="Times New Roman" w:cs="Times New Roman"/>
+        </w:rPr>
+      </w:pPr>
+    </w:p>
+    <w:p>
+      <w:pPr>
+        <w:pStyle w:val="Ttulo3"/>
+        <w:rPr>
+          <w:rFonts w:ascii="Times New Roman" w:hAnsi="Times New Roman" w:cs="Times New Roman"/>
+          <w:b/>
+          <w:color w:val="auto"/>
+        </w:rPr>
+      </w:pPr>
+      <w:r>
+        <w:rPr>
+          <w:rFonts w:ascii="Times New Roman" w:hAnsi="Times New Roman" w:cs="Times New Roman"/>
+          <w:b/>
+          <w:color w:val="auto"/>
+        </w:rPr>
+        <w:t xml:space="preserve">Código </w:t>
+      </w:r>
+    </w:p>
+    <w:p>
+      <w:pPr>
+        <w:rPr>
+          <w:rFonts w:ascii="Times New Roman" w:hAnsi="Times New Roman" w:cs="Times New Roman"/>
+        </w:rPr>
+      </w:pPr>
+    </w:p>
+    <w:p>
+      <w:pPr>
+        <w:rPr>
+          <w:rFonts w:ascii="Times New Roman" w:hAnsi="Times New Roman" w:cs="Times New Roman"/>
+        </w:rPr>
+      </w:pPr>
+      <w:r>
+        <w:rPr>
+          <w:rFonts w:ascii="Times New Roman" w:hAnsi="Times New Roman" w:cs="Times New Roman"/>
+        </w:rPr>
+        <w:t xml:space="preserve">La interfaz </w:t>
+      </w:r>
+      <w:proofErr w:type="spellStart"/>
+      <w:r>
+        <w:rPr>
+          <w:rStyle w:val="CdigoHTML"/>
+          <w:rFonts w:ascii="Times New Roman" w:eastAsiaTheme="minorHAnsi" w:hAnsi="Times New Roman" w:cs="Times New Roman"/>
+        </w:rPr>
+        <w:t>CanalNotificacion</w:t>
+      </w:r>
+      <w:proofErr w:type="spellEnd"/>
+      <w:r>
+        <w:rPr>
+          <w:rFonts w:ascii="Times New Roman" w:hAnsi="Times New Roman" w:cs="Times New Roman"/>
+        </w:rPr>
+        <w:t xml:space="preserve"> define el método para enviar el mensaje</w:t>
+      </w:r>
+    </w:p>
+    <w:p>
+      <w:pPr>
+        <w:rPr>
+          <w:rFonts w:ascii="Times New Roman" w:hAnsi="Times New Roman" w:cs="Times New Roman"/>
+        </w:rPr>
+      </w:pPr>
+      <w:r>
+        <w:rPr>
+          <w:rFonts w:ascii="Times New Roman" w:hAnsi="Times New Roman" w:cs="Times New Roman"/>
+        </w:rPr>
+        <w:drawing>
+          <wp:inline distT="0" distB="0" distL="0" distR="0" wp14:anchorId="79AD1CC5" wp14:editId="0436A137">
+            <wp:extent cx="3436918" cy="1181202"/>
+            <wp:effectExtent l="0" t="0" r="0" b="0"/>
+            <wp:docPr id="39" name="Imagen 39"/>
+            <wp:cNvGraphicFramePr>
+              <a:graphicFrameLocks xmlns:a="http://schemas.openxmlformats.org/drawingml/2006/main" noChangeAspect="1"/>
+            </wp:cNvGraphicFramePr>
+            <a:graphic xmlns:a="http://schemas.openxmlformats.org/drawingml/2006/main">
+              <a:graphicData uri="http://schemas.openxmlformats.org/drawingml/2006/picture">
+                <pic:pic xmlns:pic="http://schemas.openxmlformats.org/drawingml/2006/picture">
+                  <pic:nvPicPr>
+                    <pic:cNvPr id="1" name=""/>
+                    <pic:cNvPicPr/>
+                  </pic:nvPicPr>
+                  <pic:blipFill>
+                    <a:blip r:embed="rId48"/>
+                    <a:stretch>
+                      <a:fillRect/>
+                    </a:stretch>
+                  </pic:blipFill>
+                  <pic:spPr>
+                    <a:xfrm>
+                      <a:off x="0" y="0"/>
+                      <a:ext cx="3436918" cy="1181202"/>
+                    </a:xfrm>
+                    <a:prstGeom prst="rect">
+                      <a:avLst/>
+                    </a:prstGeom>
+                  </pic:spPr>
+                </pic:pic>
+              </a:graphicData>
+            </a:graphic>
+          </wp:inline>
+        </w:drawing>
+      </w:r>
+    </w:p>
+    <w:p>
+      <w:pPr>
+        <w:rPr>
+          <w:rFonts w:ascii="Times New Roman" w:hAnsi="Times New Roman" w:cs="Times New Roman"/>
+        </w:rPr>
+      </w:pPr>
+    </w:p>
+    <w:p>
+      <w:pPr>
+        <w:rPr>
+          <w:rFonts w:ascii="Times New Roman" w:hAnsi="Times New Roman" w:cs="Times New Roman"/>
+        </w:rPr>
+      </w:pPr>
+      <w:r>
+        <w:rPr>
+          <w:rFonts w:ascii="Times New Roman" w:hAnsi="Times New Roman" w:cs="Times New Roman"/>
+        </w:rPr>
+        <w:t>La implementación para Email</w:t>
+      </w:r>
+    </w:p>
+    <w:p>
+      <w:pPr>
+        <w:rPr>
+          <w:rFonts w:ascii="Times New Roman" w:hAnsi="Times New Roman" w:cs="Times New Roman"/>
+        </w:rPr>
+      </w:pPr>
+      <w:r>
+        <w:rPr>
+          <w:rFonts w:ascii="Times New Roman" w:hAnsi="Times New Roman" w:cs="Times New Roman"/>
+        </w:rPr>
+        <w:drawing>
+          <wp:inline distT="0" distB="0" distL="0" distR="0" wp14:anchorId="2C104F11" wp14:editId="3033688B">
+            <wp:extent cx="4922403" cy="1836190"/>
+            <wp:effectExtent l="0" t="0" r="0" b="0"/>
+            <wp:docPr id="40" name="Imagen 40"/>
+            <wp:cNvGraphicFramePr>
+              <a:graphicFrameLocks xmlns:a="http://schemas.openxmlformats.org/drawingml/2006/main" noChangeAspect="1"/>
+            </wp:cNvGraphicFramePr>
+            <a:graphic xmlns:a="http://schemas.openxmlformats.org/drawingml/2006/main">
+              <a:graphicData uri="http://schemas.openxmlformats.org/drawingml/2006/picture">
+                <pic:pic xmlns:pic="http://schemas.openxmlformats.org/drawingml/2006/picture">
+                  <pic:nvPicPr>
+                    <pic:cNvPr id="1" name=""/>
+                    <pic:cNvPicPr/>
+                  </pic:nvPicPr>
+                  <pic:blipFill>
+                    <a:blip r:embed="rId49"/>
+                    <a:stretch>
+                      <a:fillRect/>
+                    </a:stretch>
+                  </pic:blipFill>
+                  <pic:spPr>
+                    <a:xfrm>
+                      <a:off x="0" y="0"/>
+                      <a:ext cx="4964353" cy="1851838"/>
+                    </a:xfrm>
+                    <a:prstGeom prst="rect">
+                      <a:avLst/>
+                    </a:prstGeom>
+                  </pic:spPr>
+                </pic:pic>
+              </a:graphicData>
+            </a:graphic>
+          </wp:inline>
+        </w:drawing>
+      </w:r>
+    </w:p>
+    <w:p>
+      <w:pPr>
+        <w:rPr>
+          <w:rFonts w:ascii="Times New Roman" w:hAnsi="Times New Roman" w:cs="Times New Roman"/>
+        </w:rPr>
+      </w:pPr>
+    </w:p>
+    <w:p>
+      <w:pPr>
+        <w:rPr>
+          <w:rFonts w:ascii="Times New Roman" w:hAnsi="Times New Roman" w:cs="Times New Roman"/>
+        </w:rPr>
+      </w:pPr>
+      <w:r>
+        <w:rPr>
+          <w:rFonts w:ascii="Times New Roman" w:hAnsi="Times New Roman" w:cs="Times New Roman"/>
+        </w:rPr>
+        <w:t>La implementación para SMS</w:t>
+      </w:r>
+    </w:p>
+    <w:p>
+      <w:pPr>
+        <w:rPr>
+          <w:rFonts w:ascii="Times New Roman" w:hAnsi="Times New Roman" w:cs="Times New Roman"/>
+        </w:rPr>
+      </w:pPr>
+      <w:r>
+        <w:rPr>
+          <w:rFonts w:ascii="Times New Roman" w:hAnsi="Times New Roman" w:cs="Times New Roman"/>
+        </w:rPr>
+        <w:drawing>
+          <wp:inline distT="0" distB="0" distL="0" distR="0" wp14:anchorId="6BABABD5" wp14:editId="33EBF394">
+            <wp:extent cx="5006774" cy="1988992"/>
+            <wp:effectExtent l="0" t="0" r="3810" b="0"/>
+            <wp:docPr id="41" name="Imagen 41"/>
+            <wp:cNvGraphicFramePr>
+              <a:graphicFrameLocks xmlns:a="http://schemas.openxmlformats.org/drawingml/2006/main" noChangeAspect="1"/>
+            </wp:cNvGraphicFramePr>
+            <a:graphic xmlns:a="http://schemas.openxmlformats.org/drawingml/2006/main">
+              <a:graphicData uri="http://schemas.openxmlformats.org/drawingml/2006/picture">
+                <pic:pic xmlns:pic="http://schemas.openxmlformats.org/drawingml/2006/picture">
+                  <pic:nvPicPr>
+                    <pic:cNvPr id="1" name=""/>
+                    <pic:cNvPicPr/>
+                  </pic:nvPicPr>
+                  <pic:blipFill>
+                    <a:blip r:embed="rId50"/>
+                    <a:stretch>
+                      <a:fillRect/>
+                    </a:stretch>
+                  </pic:blipFill>
+                  <pic:spPr>
+                    <a:xfrm>
+                      <a:off x="0" y="0"/>
+                      <a:ext cx="5006774" cy="1988992"/>
+                    </a:xfrm>
+                    <a:prstGeom prst="rect">
+                      <a:avLst/>
+                    </a:prstGeom>
+                  </pic:spPr>
+                </pic:pic>
+              </a:graphicData>
+            </a:graphic>
+          </wp:inline>
+        </w:drawing>
+      </w:r>
+    </w:p>
+    <w:p>
+      <w:pPr>
+        <w:rPr>
+          <w:rFonts w:ascii="Times New Roman" w:hAnsi="Times New Roman" w:cs="Times New Roman"/>
+        </w:rPr>
+      </w:pPr>
+      <w:r>
+        <w:rPr>
+          <w:rFonts w:ascii="Times New Roman" w:hAnsi="Times New Roman" w:cs="Times New Roman"/>
+        </w:rPr>
+        <w:lastRenderedPageBreak/>
+        <w:t xml:space="preserve">La clase abstracta </w:t>
+      </w:r>
+      <w:proofErr w:type="spellStart"/>
+      <w:r>
+        <w:rPr>
+          <w:rStyle w:val="CdigoHTML"/>
+          <w:rFonts w:ascii="Times New Roman" w:eastAsiaTheme="minorHAnsi" w:hAnsi="Times New Roman" w:cs="Times New Roman"/>
+        </w:rPr>
+        <w:t>Notificacion</w:t>
+      </w:r>
+      <w:proofErr w:type="spellEnd"/>
+      <w:r>
+        <w:rPr>
+          <w:rFonts w:ascii="Times New Roman" w:hAnsi="Times New Roman" w:cs="Times New Roman"/>
+        </w:rPr>
+        <w:t xml:space="preserve"> mantiene el canal</w:t>
+      </w:r>
+    </w:p>
+    <w:p>
+      <w:pPr>
+        <w:rPr>
+          <w:rFonts w:ascii="Times New Roman" w:hAnsi="Times New Roman" w:cs="Times New Roman"/>
+        </w:rPr>
+      </w:pPr>
+      <w:r>
+        <w:rPr>
+          <w:rFonts w:ascii="Times New Roman" w:hAnsi="Times New Roman" w:cs="Times New Roman"/>
+        </w:rPr>
+        <w:drawing>
+          <wp:inline distT="0" distB="0" distL="0" distR="0" wp14:anchorId="0F979F73" wp14:editId="35581F5D">
+            <wp:extent cx="4519052" cy="2171888"/>
+            <wp:effectExtent l="0" t="0" r="0" b="0"/>
+            <wp:docPr id="42" name="Imagen 42"/>
+            <wp:cNvGraphicFramePr>
+              <a:graphicFrameLocks xmlns:a="http://schemas.openxmlformats.org/drawingml/2006/main" noChangeAspect="1"/>
+            </wp:cNvGraphicFramePr>
+            <a:graphic xmlns:a="http://schemas.openxmlformats.org/drawingml/2006/main">
+              <a:graphicData uri="http://schemas.openxmlformats.org/drawingml/2006/picture">
+                <pic:pic xmlns:pic="http://schemas.openxmlformats.org/drawingml/2006/picture">
+                  <pic:nvPicPr>
+                    <pic:cNvPr id="1" name=""/>
+                    <pic:cNvPicPr/>
+                  </pic:nvPicPr>
+                  <pic:blipFill>
+                    <a:blip r:embed="rId51"/>
+                    <a:stretch>
+                      <a:fillRect/>
+                    </a:stretch>
+                  </pic:blipFill>
+                  <pic:spPr>
+                    <a:xfrm>
+                      <a:off x="0" y="0"/>
+                      <a:ext cx="4519052" cy="2171888"/>
+                    </a:xfrm>
+                    <a:prstGeom prst="rect">
+                      <a:avLst/>
+                    </a:prstGeom>
+                  </pic:spPr>
+                </pic:pic>
+              </a:graphicData>
+            </a:graphic>
+          </wp:inline>
+        </w:drawing>
+      </w:r>
+    </w:p>
+    <w:p>
+      <w:pPr>
+        <w:rPr>
+          <w:rFonts w:ascii="Times New Roman" w:hAnsi="Times New Roman" w:cs="Times New Roman"/>
+        </w:rPr>
+      </w:pPr>
+    </w:p>
+    <w:p>
+      <w:pPr>
+        <w:rPr>
+          <w:rFonts w:ascii="Times New Roman" w:hAnsi="Times New Roman" w:cs="Times New Roman"/>
+        </w:rPr>
+      </w:pPr>
+      <w:proofErr w:type="spellStart"/>
+      <w:r>
+        <w:rPr>
+          <w:rStyle w:val="CdigoHTML"/>
+          <w:rFonts w:ascii="Times New Roman" w:eastAsiaTheme="minorHAnsi" w:hAnsi="Times New Roman" w:cs="Times New Roman"/>
+        </w:rPr>
+        <w:t>NotificacionPedido</w:t>
+      </w:r>
+      <w:proofErr w:type="spellEnd"/>
+      <w:r>
+        <w:rPr>
+          <w:rFonts w:ascii="Times New Roman" w:hAnsi="Times New Roman" w:cs="Times New Roman"/>
+        </w:rPr>
+        <w:t xml:space="preserve"> utiliza el canal seleccionado</w:t>
+      </w:r>
+    </w:p>
+    <w:p>
+      <w:pPr>
+        <w:rPr>
+          <w:rFonts w:ascii="Times New Roman" w:hAnsi="Times New Roman" w:cs="Times New Roman"/>
+        </w:rPr>
+      </w:pPr>
+      <w:r>
+        <w:rPr>
+          <w:rFonts w:ascii="Times New Roman" w:hAnsi="Times New Roman" w:cs="Times New Roman"/>
+        </w:rPr>
+        <w:drawing>
+          <wp:inline distT="0" distB="0" distL="0" distR="0" wp14:anchorId="6710C1B1" wp14:editId="1A1544FB">
+            <wp:extent cx="4343400" cy="2474089"/>
+            <wp:effectExtent l="0" t="0" r="0" b="2540"/>
+            <wp:docPr id="43" name="Imagen 43"/>
+            <wp:cNvGraphicFramePr>
+              <a:graphicFrameLocks xmlns:a="http://schemas.openxmlformats.org/drawingml/2006/main" noChangeAspect="1"/>
+            </wp:cNvGraphicFramePr>
+            <a:graphic xmlns:a="http://schemas.openxmlformats.org/drawingml/2006/main">
+              <a:graphicData uri="http://schemas.openxmlformats.org/drawingml/2006/picture">
+                <pic:pic xmlns:pic="http://schemas.openxmlformats.org/drawingml/2006/picture">
+                  <pic:nvPicPr>
+                    <pic:cNvPr id="1" name=""/>
+                    <pic:cNvPicPr/>
+                  </pic:nvPicPr>
+                  <pic:blipFill>
+                    <a:blip r:embed="rId52"/>
+                    <a:stretch>
+                      <a:fillRect/>
+                    </a:stretch>
+                  </pic:blipFill>
+                  <pic:spPr>
+                    <a:xfrm>
+                      <a:off x="0" y="0"/>
+                      <a:ext cx="4350533" cy="2478152"/>
+                    </a:xfrm>
+                    <a:prstGeom prst="rect">
+                      <a:avLst/>
+                    </a:prstGeom>
+                  </pic:spPr>
+                </pic:pic>
+              </a:graphicData>
+            </a:graphic>
+          </wp:inline>
+        </w:drawing>
+      </w:r>
+    </w:p>
+    <w:p>
+      <w:pPr>
+        <w:rPr>
+          <w:rFonts w:ascii="Times New Roman" w:hAnsi="Times New Roman" w:cs="Times New Roman"/>
+        </w:rPr>
+      </w:pPr>
+    </w:p>
+    <w:p>
+      <w:pPr>
+        <w:rPr>
+          <w:rFonts w:ascii="Times New Roman" w:hAnsi="Times New Roman" w:cs="Times New Roman"/>
+        </w:rPr>
+      </w:pPr>
+    </w:p>
+    <w:p>
+      <w:pPr>
+        <w:rPr>
+          <w:rFonts w:ascii="Times New Roman" w:hAnsi="Times New Roman" w:cs="Times New Roman"/>
+        </w:rPr>
+      </w:pPr>
+    </w:p>
+    <w:p>
+      <w:pPr>
+        <w:rPr>
+          <w:rFonts w:ascii="Times New Roman" w:hAnsi="Times New Roman" w:cs="Times New Roman"/>
+        </w:rPr>
+      </w:pPr>
+    </w:p>
+    <w:p>
+      <w:pPr>
+        <w:rPr>
+          <w:rFonts w:ascii="Times New Roman" w:hAnsi="Times New Roman" w:cs="Times New Roman"/>
+        </w:rPr>
+      </w:pPr>
+    </w:p>
+    <w:p>
+      <w:pPr>
+        <w:rPr>
+          <w:rFonts w:ascii="Times New Roman" w:hAnsi="Times New Roman" w:cs="Times New Roman"/>
+        </w:rPr>
+      </w:pPr>
+    </w:p>
+    <w:p>
+      <w:pPr>
+        <w:rPr>
+          <w:rFonts w:ascii="Times New Roman" w:hAnsi="Times New Roman" w:cs="Times New Roman"/>
+        </w:rPr>
+      </w:pPr>
+    </w:p>
+    <w:p>
+      <w:pPr>
+        <w:rPr>
+          <w:rFonts w:ascii="Times New Roman" w:hAnsi="Times New Roman" w:cs="Times New Roman"/>
+        </w:rPr>
+      </w:pPr>
+    </w:p>
+    <w:p>
+      <w:pPr>
+        <w:pStyle w:val="Ttulo3"/>
+        <w:rPr>
+          <w:rFonts w:ascii="Times New Roman" w:hAnsi="Times New Roman" w:cs="Times New Roman"/>
+          <w:b/>
+          <w:color w:val="auto"/>
+        </w:rPr>
+      </w:pPr>
+      <w:r>
+        <w:rPr>
+          <w:rFonts w:ascii="Times New Roman" w:hAnsi="Times New Roman" w:cs="Times New Roman"/>
+          <w:b/>
+          <w:color w:val="auto"/>
+        </w:rPr>
+        <w:lastRenderedPageBreak/>
+        <w:t xml:space="preserve">Prueba </w:t>
+      </w:r>
+    </w:p>
+    <w:p>
+      <w:pPr>
+        <w:rPr>
+          <w:rFonts w:ascii="Times New Roman" w:hAnsi="Times New Roman" w:cs="Times New Roman"/>
+        </w:rPr>
+      </w:pPr>
+    </w:p>
+    <w:p>
+      <w:pPr>
+        <w:rPr>
+          <w:rFonts w:ascii="Times New Roman" w:hAnsi="Times New Roman" w:cs="Times New Roman"/>
+        </w:rPr>
+      </w:pPr>
+      <w:r>
+        <w:rPr>
+          <w:rFonts w:ascii="Times New Roman" w:hAnsi="Times New Roman" w:cs="Times New Roman"/>
+        </w:rPr>
+        <w:t xml:space="preserve">La prueba permite observar que </w:t>
+      </w:r>
+      <w:proofErr w:type="spellStart"/>
+      <w:r>
+        <w:rPr>
+          <w:rStyle w:val="CdigoHTML"/>
+          <w:rFonts w:ascii="Times New Roman" w:eastAsiaTheme="minorHAnsi" w:hAnsi="Times New Roman" w:cs="Times New Roman"/>
+        </w:rPr>
+        <w:t>NotificacionPedido</w:t>
+      </w:r>
+      <w:proofErr w:type="spellEnd"/>
+      <w:r>
+        <w:rPr>
+          <w:rFonts w:ascii="Times New Roman" w:hAnsi="Times New Roman" w:cs="Times New Roman"/>
+        </w:rPr>
+        <w:t xml:space="preserve"> puede trabajar con diferentes canales de comunicación sin modificar la lógica de la notificación.</w:t>
+      </w:r>
+    </w:p>
+    <w:p>
+      <w:pPr>
+        <w:rPr>
+          <w:rFonts w:ascii="Times New Roman" w:hAnsi="Times New Roman" w:cs="Times New Roman"/>
+        </w:rPr>
+      </w:pPr>
+    </w:p>
+    <w:p>
+      <w:pPr>
+        <w:rPr>
+          <w:rFonts w:ascii="Times New Roman" w:hAnsi="Times New Roman" w:cs="Times New Roman"/>
+        </w:rPr>
+      </w:pPr>
+      <w:r>
+        <w:rPr>
+          <w:rFonts w:ascii="Times New Roman" w:hAnsi="Times New Roman" w:cs="Times New Roman"/>
+        </w:rPr>
+        <w:drawing>
+          <wp:inline distT="0" distB="0" distL="0" distR="0" wp14:anchorId="5AADCCF1" wp14:editId="5BAD8E9A">
+            <wp:extent cx="4693920" cy="2432468"/>
+            <wp:effectExtent l="0" t="0" r="0" b="6350"/>
+            <wp:docPr id="44" name="Imagen 44"/>
+            <wp:cNvGraphicFramePr>
+              <a:graphicFrameLocks xmlns:a="http://schemas.openxmlformats.org/drawingml/2006/main" noChangeAspect="1"/>
+            </wp:cNvGraphicFramePr>
+            <a:graphic xmlns:a="http://schemas.openxmlformats.org/drawingml/2006/main">
+              <a:graphicData uri="http://schemas.openxmlformats.org/drawingml/2006/picture">
+                <pic:pic xmlns:pic="http://schemas.openxmlformats.org/drawingml/2006/picture">
+                  <pic:nvPicPr>
+                    <pic:cNvPr id="1" name=""/>
+                    <pic:cNvPicPr/>
+                  </pic:nvPicPr>
+                  <pic:blipFill>
+                    <a:blip r:embed="rId53"/>
+                    <a:stretch>
+                      <a:fillRect/>
+                    </a:stretch>
+                  </pic:blipFill>
+                  <pic:spPr>
+                    <a:xfrm>
+                      <a:off x="0" y="0"/>
+                      <a:ext cx="4701563" cy="2436429"/>
+                    </a:xfrm>
+                    <a:prstGeom prst="rect">
+                      <a:avLst/>
+                    </a:prstGeom>
+                  </pic:spPr>
+                </pic:pic>
+              </a:graphicData>
+            </a:graphic>
+          </wp:inline>
+        </w:drawing>
+      </w:r>
+    </w:p>
+    <w:p>
+      <w:pPr>
+        <w:rPr>
+          <w:rFonts w:ascii="Times New Roman" w:hAnsi="Times New Roman" w:cs="Times New Roman"/>
+        </w:rPr>
+      </w:pPr>
+    </w:p>
+    <w:p>
+      <w:pPr>
+        <w:rPr>
+          <w:rFonts w:ascii="Times New Roman" w:hAnsi="Times New Roman" w:cs="Times New Roman"/>
+        </w:rPr>
+      </w:pPr>
+      <w:r>
+        <w:rPr>
+          <w:rFonts w:ascii="Times New Roman" w:hAnsi="Times New Roman" w:cs="Times New Roman"/>
+        </w:rPr>
+        <w:drawing>
+          <wp:inline distT="0" distB="0" distL="0" distR="0" wp14:anchorId="3E574352" wp14:editId="5B785147">
+            <wp:extent cx="3909060" cy="2963862"/>
+            <wp:effectExtent l="0" t="0" r="0" b="8255"/>
+            <wp:docPr id="45" name="Imagen 45"/>
+            <wp:cNvGraphicFramePr>
+              <a:graphicFrameLocks xmlns:a="http://schemas.openxmlformats.org/drawingml/2006/main" noChangeAspect="1"/>
+            </wp:cNvGraphicFramePr>
+            <a:graphic xmlns:a="http://schemas.openxmlformats.org/drawingml/2006/main">
+              <a:graphicData uri="http://schemas.openxmlformats.org/drawingml/2006/picture">
+                <pic:pic xmlns:pic="http://schemas.openxmlformats.org/drawingml/2006/picture">
+                  <pic:nvPicPr>
+                    <pic:cNvPr id="1" name=""/>
+                    <pic:cNvPicPr/>
+                  </pic:nvPicPr>
+                  <pic:blipFill>
+                    <a:blip r:embed="rId54"/>
+                    <a:stretch>
+                      <a:fillRect/>
+                    </a:stretch>
+                  </pic:blipFill>
+                  <pic:spPr>
+                    <a:xfrm>
+                      <a:off x="0" y="0"/>
+                      <a:ext cx="3918709" cy="2971178"/>
+                    </a:xfrm>
+                    <a:prstGeom prst="rect">
+                      <a:avLst/>
+                    </a:prstGeom>
+                  </pic:spPr>
+                </pic:pic>
+              </a:graphicData>
+            </a:graphic>
+          </wp:inline>
+        </w:drawing>
+      </w:r>
+    </w:p>
+    <w:p>
+      <w:pPr>
+        <w:pStyle w:val="Ttulo1"/>
+        <w:rPr>
+          <w:rFonts w:ascii="Times New Roman" w:hAnsi="Times New Roman" w:cs="Times New Roman"/>
+          <w:b/>
+          <w:color w:val="auto"/>
+        </w:rPr>
+      </w:pPr>
       <w:bookmarkStart w:id="43" w:name="_Toc240387012"/>
-      <w:r>
+    </w:p>
+    <w:p/>
+    <w:p/>
+    <w:p/>
+    <w:p/>
+    <w:p/>
+    <w:p>
+      <w:pPr>
+        <w:pStyle w:val="Ttulo1"/>
         <w:rPr>
           <w:rFonts w:ascii="Times New Roman" w:hAnsi="Times New Roman" w:cs="Times New Roman"/>
           <w:b/>
           <w:color w:val="auto"/>
         </w:rPr>
-        <w:lastRenderedPageBreak/>
+      </w:pPr>
+      <w:r>
+        <w:rPr>
+          <w:rFonts w:ascii="Times New Roman" w:hAnsi="Times New Roman" w:cs="Times New Roman"/>
+          <w:b/>
+          <w:color w:val="auto"/>
+        </w:rPr>
         <w:t>Referencias</w:t>
       </w:r>
       <w:bookmarkEnd w:id="43"/>
@@ -9546,11 +13092,19 @@
           <w:rFonts w:ascii="Times New Roman" w:hAnsi="Times New Roman" w:cs="Times New Roman"/>
         </w:rPr>
       </w:pPr>
-      <w:r>
-        <w:rPr>
-          <w:rFonts w:ascii="Times New Roman" w:hAnsi="Times New Roman" w:cs="Times New Roman"/>
-        </w:rPr>
-        <w:t xml:space="preserve">Logarta, M. (2026, 12 agosto). Explorando Vendedores de Productos: Una Introducción Completa a los Vendedores del Marketplace. </w:t>
+      <w:proofErr w:type="spellStart"/>
+      <w:r>
+        <w:rPr>
+          <w:rFonts w:ascii="Times New Roman" w:hAnsi="Times New Roman" w:cs="Times New Roman"/>
+        </w:rPr>
+        <w:t>Logarta</w:t>
+      </w:r>
+      <w:proofErr w:type="spellEnd"/>
+      <w:r>
+        <w:rPr>
+          <w:rFonts w:ascii="Times New Roman" w:hAnsi="Times New Roman" w:cs="Times New Roman"/>
+        </w:rPr>
+        <w:t xml:space="preserve">, M. (2026, 12 agosto). Explorando Vendedores de Productos: Una Introducción Completa a los Vendedores del Marketplace. </w:t>
       </w:r>
       <w:r>
         <w:rPr>
@@ -9558,319 +13112,1165 @@
           <w:i/>
           <w:iCs/>
         </w:rPr>
-        <w:t>WC Vendors - El mejor plugin de mercado multivendedor para WooCommerce</w:t>
-      </w:r>
-      <w:r>
-        <w:rPr>
-          <w:rFonts w:ascii="Times New Roman" w:hAnsi="Times New Roman" w:cs="Times New Roman"/>
-        </w:rPr>
-        <w:t>. https://www.wcvendors.com/es/exploring-product-vendors/</w:t>
-      </w:r>
-    </w:p>
-    <w:p>
-      <w:pPr>
-        <w:rPr>
-          <w:rFonts w:ascii="Times New Roman" w:hAnsi="Times New Roman" w:cs="Times New Roman"/>
-        </w:rPr>
-      </w:pPr>
-    </w:p>
-    <w:p>
-      <w:pPr>
-        <w:rPr>
-          <w:rFonts w:ascii="Times New Roman" w:hAnsi="Times New Roman" w:cs="Times New Roman"/>
-        </w:rPr>
-      </w:pPr>
-      <w:r>
-        <w:rPr>
-          <w:rFonts w:ascii="Times New Roman" w:hAnsi="Times New Roman" w:cs="Times New Roman"/>
-        </w:rPr>
-        <w:t xml:space="preserve">Dubbelman, S., &amp; Dubbelman, S. (2026, 13 abril). </w:t>
-      </w:r>
+        <w:t xml:space="preserve">WC </w:t>
+      </w:r>
+      <w:proofErr w:type="spellStart"/>
       <w:r>
         <w:rPr>
           <w:rFonts w:ascii="Times New Roman" w:hAnsi="Times New Roman" w:cs="Times New Roman"/>
           <w:i/>
           <w:iCs/>
         </w:rPr>
-        <w:t>Gestión de pedidos: qué es, cómo funciona y por qué falla</w:t>
-      </w:r>
-      <w:r>
-        <w:rPr>
-          <w:rFonts w:ascii="Times New Roman" w:hAnsi="Times New Roman" w:cs="Times New Roman"/>
-        </w:rPr>
-        <w:t>. Blog Para Fabricantes y Distribuidores. https://www.mrpeasy.com/blog/es/gestion-de-pedidos/</w:t>
-      </w:r>
-    </w:p>
-    <w:p>
-      <w:pPr>
-        <w:rPr>
-          <w:rFonts w:ascii="Times New Roman" w:hAnsi="Times New Roman" w:cs="Times New Roman"/>
-        </w:rPr>
-      </w:pPr>
-    </w:p>
-    <w:p>
-      <w:pPr>
-        <w:rPr>
-          <w:rFonts w:ascii="Times New Roman" w:hAnsi="Times New Roman" w:cs="Times New Roman"/>
-        </w:rPr>
-      </w:pPr>
-      <w:r>
-        <w:rPr>
-          <w:rFonts w:ascii="Times New Roman" w:hAnsi="Times New Roman" w:cs="Times New Roman"/>
-        </w:rPr>
-        <w:t xml:space="preserve">Jakubowicz, K. (2024, 11 octubre). 11 Top-Rated Multi-Vendor Marketplace Platforms for eCommerce. </w:t>
-      </w:r>
+        <w:t>Vendors</w:t>
+      </w:r>
+      <w:proofErr w:type="spellEnd"/>
       <w:r>
         <w:rPr>
           <w:rFonts w:ascii="Times New Roman" w:hAnsi="Times New Roman" w:cs="Times New Roman"/>
           <w:i/>
           <w:iCs/>
         </w:rPr>
-        <w:t>Rigby</w:t>
-      </w:r>
-      <w:r>
-        <w:rPr>
-          <w:rFonts w:ascii="Times New Roman" w:hAnsi="Times New Roman" w:cs="Times New Roman"/>
-        </w:rPr>
-        <w:t>. https://www.rigbyjs.com/blog/11-multi-vendor-marketplace-platforms</w:t>
-      </w:r>
-    </w:p>
-    <w:p>
-      <w:pPr>
-        <w:rPr>
-          <w:rFonts w:ascii="Times New Roman" w:hAnsi="Times New Roman" w:cs="Times New Roman"/>
-        </w:rPr>
-      </w:pPr>
+        <w:t xml:space="preserve"> - El mejor </w:t>
+      </w:r>
+      <w:proofErr w:type="spellStart"/>
       <w:r>
         <w:rPr>
           <w:rFonts w:ascii="Times New Roman" w:hAnsi="Times New Roman" w:cs="Times New Roman"/>
           <w:i/>
           <w:iCs/>
         </w:rPr>
-        <w:t>Cómo elegir una plataforma de ecommerce multi vendedor - Shopify</w:t>
-      </w:r>
-      <w:r>
-        <w:rPr>
-          <w:rFonts w:ascii="Times New Roman" w:hAnsi="Times New Roman" w:cs="Times New Roman"/>
-        </w:rPr>
-        <w:t>. (s. f.). Shopify. https://www.shopify.com/es/blog/plataforma-de-ecommerce-multi-vendedor</w:t>
-      </w:r>
-    </w:p>
-    <w:p>
-      <w:pPr>
-        <w:rPr>
-          <w:rFonts w:ascii="Times New Roman" w:hAnsi="Times New Roman" w:cs="Times New Roman"/>
-        </w:rPr>
-      </w:pPr>
-    </w:p>
-    <w:p>
-      <w:pPr>
-        <w:rPr>
-          <w:rFonts w:ascii="Times New Roman" w:hAnsi="Times New Roman" w:cs="Times New Roman"/>
-        </w:rPr>
-      </w:pPr>
-      <w:r>
-        <w:rPr>
-          <w:rFonts w:ascii="Times New Roman" w:hAnsi="Times New Roman" w:cs="Times New Roman"/>
-        </w:rPr>
-        <w:t xml:space="preserve">Niranjan, A. (2026, 15 julio). </w:t>
-      </w:r>
+        <w:t>plugin</w:t>
+      </w:r>
+      <w:proofErr w:type="spellEnd"/>
       <w:r>
         <w:rPr>
           <w:rFonts w:ascii="Times New Roman" w:hAnsi="Times New Roman" w:cs="Times New Roman"/>
           <w:i/>
           <w:iCs/>
         </w:rPr>
-        <w:t>Top 50 Multi Vendor eCommerce Marketplaces Worldwide in 2026</w:t>
-      </w:r>
-      <w:r>
-        <w:rPr>
-          <w:rFonts w:ascii="Times New Roman" w:hAnsi="Times New Roman" w:cs="Times New Roman"/>
-        </w:rPr>
-        <w:t>. SPXCommerce | AI-Powered Enterprise E-commerce Platform. https://www.spxcommerce.com/blog/top-multi-vendor-ecommerce-marketplaces-worldwide/</w:t>
-      </w:r>
-    </w:p>
-    <w:p>
-      <w:pPr>
+        <w:t xml:space="preserve"> de mercado </w:t>
+      </w:r>
+      <w:proofErr w:type="spellStart"/>
+      <w:r>
         <w:rPr>
           <w:rFonts w:ascii="Times New Roman" w:hAnsi="Times New Roman" w:cs="Times New Roman"/>
           <w:i/>
           <w:iCs/>
         </w:rPr>
-      </w:pPr>
-    </w:p>
-    <w:p>
-      <w:pPr>
-        <w:rPr>
-          <w:rFonts w:ascii="Times New Roman" w:hAnsi="Times New Roman" w:cs="Times New Roman"/>
-        </w:rPr>
-      </w:pPr>
+        <w:t>multivendedor</w:t>
+      </w:r>
+      <w:proofErr w:type="spellEnd"/>
       <w:r>
         <w:rPr>
           <w:rFonts w:ascii="Times New Roman" w:hAnsi="Times New Roman" w:cs="Times New Roman"/>
           <w:i/>
           <w:iCs/>
         </w:rPr>
-        <w:t>Sistema de recomendación, motor de recomendaciones - Amazon Personalize - AWS</w:t>
-      </w:r>
-      <w:r>
-        <w:rPr>
-          <w:rFonts w:ascii="Times New Roman" w:hAnsi="Times New Roman" w:cs="Times New Roman"/>
-        </w:rPr>
-        <w:t>. (s. f.). Amazon Web Services, Inc. https://aws.amazon.com/es/personalize/</w:t>
-      </w:r>
-    </w:p>
-    <w:p>
-      <w:pPr>
-        <w:rPr>
-          <w:rFonts w:ascii="Times New Roman" w:hAnsi="Times New Roman" w:cs="Times New Roman"/>
-        </w:rPr>
-      </w:pPr>
-    </w:p>
-    <w:p>
-      <w:pPr>
-        <w:rPr>
-          <w:rFonts w:ascii="Times New Roman" w:hAnsi="Times New Roman" w:cs="Times New Roman"/>
-        </w:rPr>
-      </w:pPr>
-      <w:r>
-        <w:rPr>
-          <w:rFonts w:ascii="Times New Roman" w:hAnsi="Times New Roman" w:cs="Times New Roman"/>
-        </w:rPr>
-        <w:t xml:space="preserve">Fedewa, D., Holder, C., Teichner, W., &amp; Wiseman, B. (2021, 12 agosto). Crecimiento “cinco estrellas”: Cómo usar las calificaciones online para diseñar mejores productos. </w:t>
-      </w:r>
+        <w:t xml:space="preserve"> para </w:t>
+      </w:r>
+      <w:proofErr w:type="spellStart"/>
       <w:r>
         <w:rPr>
           <w:rFonts w:ascii="Times New Roman" w:hAnsi="Times New Roman" w:cs="Times New Roman"/>
           <w:i/>
           <w:iCs/>
         </w:rPr>
-        <w:t>McKinsey &amp; Company</w:t>
-      </w:r>
-      <w:r>
-        <w:rPr>
-          <w:rFonts w:ascii="Times New Roman" w:hAnsi="Times New Roman" w:cs="Times New Roman"/>
-        </w:rPr>
-        <w:t>. https://www.mckinsey.com/industries/consumer-packaged-goods/our-insights/five-star-growth-using-online-ratings-to-design-better-products/es-CL</w:t>
-      </w:r>
-    </w:p>
-    <w:p>
-      <w:pPr>
-        <w:rPr>
-          <w:rFonts w:ascii="Times New Roman" w:hAnsi="Times New Roman" w:cs="Times New Roman"/>
-        </w:rPr>
-      </w:pPr>
-    </w:p>
-    <w:p>
-      <w:pPr>
-        <w:rPr>
-          <w:rFonts w:ascii="Times New Roman" w:hAnsi="Times New Roman" w:cs="Times New Roman"/>
-        </w:rPr>
-      </w:pPr>
+        <w:t>WooCommerce</w:t>
+      </w:r>
+      <w:proofErr w:type="spellEnd"/>
+      <w:r>
+        <w:rPr>
+          <w:rFonts w:ascii="Times New Roman" w:hAnsi="Times New Roman" w:cs="Times New Roman"/>
+        </w:rPr>
+        <w:t>. https://www.wcvendors.com/es/exploring-product-vendors/</w:t>
+      </w:r>
+    </w:p>
+    <w:p>
+      <w:pPr>
+        <w:rPr>
+          <w:rFonts w:ascii="Times New Roman" w:hAnsi="Times New Roman" w:cs="Times New Roman"/>
+        </w:rPr>
+      </w:pPr>
+    </w:p>
+    <w:p>
+      <w:pPr>
+        <w:rPr>
+          <w:rFonts w:ascii="Times New Roman" w:hAnsi="Times New Roman" w:cs="Times New Roman"/>
+        </w:rPr>
+      </w:pPr>
+      <w:proofErr w:type="spellStart"/>
+      <w:r>
+        <w:rPr>
+          <w:rFonts w:ascii="Times New Roman" w:hAnsi="Times New Roman" w:cs="Times New Roman"/>
+        </w:rPr>
+        <w:t>Dubbelman</w:t>
+      </w:r>
+      <w:proofErr w:type="spellEnd"/>
+      <w:r>
+        <w:rPr>
+          <w:rFonts w:ascii="Times New Roman" w:hAnsi="Times New Roman" w:cs="Times New Roman"/>
+        </w:rPr>
+        <w:t xml:space="preserve">, S., &amp; </w:t>
+      </w:r>
+      <w:proofErr w:type="spellStart"/>
+      <w:r>
+        <w:rPr>
+          <w:rFonts w:ascii="Times New Roman" w:hAnsi="Times New Roman" w:cs="Times New Roman"/>
+        </w:rPr>
+        <w:t>Dubbelman</w:t>
+      </w:r>
+      <w:proofErr w:type="spellEnd"/>
+      <w:r>
+        <w:rPr>
+          <w:rFonts w:ascii="Times New Roman" w:hAnsi="Times New Roman" w:cs="Times New Roman"/>
+        </w:rPr>
+        <w:t>, S. (20</w:t>
+      </w:r>
+      <w:r>
+        <w:rPr>
+          <w:rFonts w:ascii="Times New Roman" w:hAnsi="Times New Roman" w:cs="Times New Roman"/>
+        </w:rPr>
+        <w:t xml:space="preserve">26, 13 abril). </w:t>
+      </w:r>
       <w:r>
         <w:rPr>
           <w:rFonts w:ascii="Times New Roman" w:hAnsi="Times New Roman" w:cs="Times New Roman"/>
           <w:i/>
           <w:iCs/>
         </w:rPr>
-        <w:t>Gestión de inventario</w:t>
-      </w:r>
-      <w:r>
-        <w:rPr>
-          <w:rFonts w:ascii="Times New Roman" w:hAnsi="Times New Roman" w:cs="Times New Roman"/>
-        </w:rPr>
-        <w:t>. (s. f.-a). Shopify. https://apps.shopify.com/built-in-features/inventory?locale=es</w:t>
-      </w:r>
-    </w:p>
-    <w:p>
-      <w:pPr>
-        <w:rPr>
-          <w:rFonts w:ascii="Times New Roman" w:hAnsi="Times New Roman" w:cs="Times New Roman"/>
-        </w:rPr>
-      </w:pPr>
-    </w:p>
-    <w:p>
-      <w:pPr>
-        <w:rPr>
-          <w:rFonts w:ascii="Times New Roman" w:hAnsi="Times New Roman" w:cs="Times New Roman"/>
-        </w:rPr>
-      </w:pPr>
+        <w:t>Gestión de pedidos: qué es, cómo funciona y por qué falla</w:t>
+      </w:r>
+      <w:r>
+        <w:rPr>
+          <w:rFonts w:ascii="Times New Roman" w:hAnsi="Times New Roman" w:cs="Times New Roman"/>
+        </w:rPr>
+        <w:t>. Blog Para Fabricantes y Distribuidores. https://www.mrpeasy.com/blog/es/gestion-de-pedidos/</w:t>
+      </w:r>
+    </w:p>
+    <w:p>
+      <w:pPr>
+        <w:rPr>
+          <w:rFonts w:ascii="Times New Roman" w:hAnsi="Times New Roman" w:cs="Times New Roman"/>
+        </w:rPr>
+      </w:pPr>
+    </w:p>
+    <w:p>
+      <w:pPr>
+        <w:rPr>
+          <w:rFonts w:ascii="Times New Roman" w:hAnsi="Times New Roman" w:cs="Times New Roman"/>
+        </w:rPr>
+      </w:pPr>
+      <w:proofErr w:type="spellStart"/>
+      <w:r>
+        <w:rPr>
+          <w:rFonts w:ascii="Times New Roman" w:hAnsi="Times New Roman" w:cs="Times New Roman"/>
+        </w:rPr>
+        <w:t>Jakubowicz</w:t>
+      </w:r>
+      <w:proofErr w:type="spellEnd"/>
+      <w:r>
+        <w:rPr>
+          <w:rFonts w:ascii="Times New Roman" w:hAnsi="Times New Roman" w:cs="Times New Roman"/>
+        </w:rPr>
+        <w:t>, K. (2024, 11 octubre). 11 Top-</w:t>
+      </w:r>
+      <w:proofErr w:type="spellStart"/>
+      <w:r>
+        <w:rPr>
+          <w:rFonts w:ascii="Times New Roman" w:hAnsi="Times New Roman" w:cs="Times New Roman"/>
+        </w:rPr>
+        <w:t>Rated</w:t>
+      </w:r>
+      <w:proofErr w:type="spellEnd"/>
+      <w:r>
+        <w:rPr>
+          <w:rFonts w:ascii="Times New Roman" w:hAnsi="Times New Roman" w:cs="Times New Roman"/>
+        </w:rPr>
+        <w:t xml:space="preserve"> </w:t>
+      </w:r>
+      <w:proofErr w:type="spellStart"/>
+      <w:r>
+        <w:rPr>
+          <w:rFonts w:ascii="Times New Roman" w:hAnsi="Times New Roman" w:cs="Times New Roman"/>
+        </w:rPr>
+        <w:t>Multi-Vendor</w:t>
+      </w:r>
+      <w:proofErr w:type="spellEnd"/>
+      <w:r>
+        <w:rPr>
+          <w:rFonts w:ascii="Times New Roman" w:hAnsi="Times New Roman" w:cs="Times New Roman"/>
+        </w:rPr>
+        <w:t xml:space="preserve"> Marketplace </w:t>
+      </w:r>
+      <w:proofErr w:type="spellStart"/>
+      <w:r>
+        <w:rPr>
+          <w:rFonts w:ascii="Times New Roman" w:hAnsi="Times New Roman" w:cs="Times New Roman"/>
+        </w:rPr>
+        <w:t>Platforms</w:t>
+      </w:r>
+      <w:proofErr w:type="spellEnd"/>
+      <w:r>
+        <w:rPr>
+          <w:rFonts w:ascii="Times New Roman" w:hAnsi="Times New Roman" w:cs="Times New Roman"/>
+        </w:rPr>
+        <w:t xml:space="preserve"> </w:t>
+      </w:r>
+      <w:proofErr w:type="spellStart"/>
+      <w:r>
+        <w:rPr>
+          <w:rFonts w:ascii="Times New Roman" w:hAnsi="Times New Roman" w:cs="Times New Roman"/>
+        </w:rPr>
+        <w:t>for</w:t>
+      </w:r>
+      <w:proofErr w:type="spellEnd"/>
+      <w:r>
+        <w:rPr>
+          <w:rFonts w:ascii="Times New Roman" w:hAnsi="Times New Roman" w:cs="Times New Roman"/>
+        </w:rPr>
+        <w:t xml:space="preserve"> </w:t>
+      </w:r>
+      <w:proofErr w:type="spellStart"/>
+      <w:r>
+        <w:rPr>
+          <w:rFonts w:ascii="Times New Roman" w:hAnsi="Times New Roman" w:cs="Times New Roman"/>
+        </w:rPr>
+        <w:t>eCommerce</w:t>
+      </w:r>
+      <w:proofErr w:type="spellEnd"/>
+      <w:r>
+        <w:rPr>
+          <w:rFonts w:ascii="Times New Roman" w:hAnsi="Times New Roman" w:cs="Times New Roman"/>
+        </w:rPr>
+        <w:t xml:space="preserve">. </w:t>
+      </w:r>
+      <w:proofErr w:type="spellStart"/>
       <w:r>
         <w:rPr>
           <w:rFonts w:ascii="Times New Roman" w:hAnsi="Times New Roman" w:cs="Times New Roman"/>
           <w:i/>
           <w:iCs/>
         </w:rPr>
-        <w:lastRenderedPageBreak/>
-        <w:t>Utiliza las opiniones de tus clientes para impulsar las ventas de tu tienda virtual</w:t>
-      </w:r>
-      <w:r>
-        <w:rPr>
-          <w:rFonts w:ascii="Times New Roman" w:hAnsi="Times New Roman" w:cs="Times New Roman"/>
-        </w:rPr>
-        <w:t>. (s. f.-b). Shopify. https://es.shopify.com/blog/11190537-utiliza-las-opiniones-de-tus-clientes-para-impulsar-las-ventas-de-tu-tienda-virtual</w:t>
-      </w:r>
-    </w:p>
-    <w:p>
-      <w:pPr>
-        <w:rPr>
-          <w:rFonts w:ascii="Times New Roman" w:hAnsi="Times New Roman" w:cs="Times New Roman"/>
-        </w:rPr>
-      </w:pPr>
-    </w:p>
-    <w:p>
-      <w:pPr>
-        <w:rPr>
-          <w:rFonts w:ascii="Times New Roman" w:hAnsi="Times New Roman" w:cs="Times New Roman"/>
-        </w:rPr>
-      </w:pPr>
-      <w:r>
-        <w:rPr>
-          <w:rFonts w:ascii="Times New Roman" w:hAnsi="Times New Roman" w:cs="Times New Roman"/>
-        </w:rPr>
-        <w:t xml:space="preserve">Stripe. (2025, 30 octubre). </w:t>
-      </w:r>
+        <w:t>Rigby</w:t>
+      </w:r>
+      <w:proofErr w:type="spellEnd"/>
+      <w:r>
+        <w:rPr>
+          <w:rFonts w:ascii="Times New Roman" w:hAnsi="Times New Roman" w:cs="Times New Roman"/>
+        </w:rPr>
+        <w:t>. https://www.rigbyjs.com/blog/11-multi-vendor-marketplace-platforms</w:t>
+      </w:r>
+    </w:p>
+    <w:p>
+      <w:pPr>
+        <w:rPr>
+          <w:rFonts w:ascii="Times New Roman" w:hAnsi="Times New Roman" w:cs="Times New Roman"/>
+        </w:rPr>
+      </w:pPr>
       <w:r>
         <w:rPr>
           <w:rFonts w:ascii="Times New Roman" w:hAnsi="Times New Roman" w:cs="Times New Roman"/>
           <w:i/>
           <w:iCs/>
         </w:rPr>
-        <w:t>Checkout solutions: What they are and how to choose the best one for your business</w:t>
-      </w:r>
-      <w:r>
-        <w:rPr>
-          <w:rFonts w:ascii="Times New Roman" w:hAnsi="Times New Roman" w:cs="Times New Roman"/>
-        </w:rPr>
-        <w:t>. https://stripe.com/resources/more/checkout-solutions</w:t>
-      </w:r>
-    </w:p>
-    <w:p>
-      <w:pPr>
-        <w:rPr>
-          <w:rFonts w:ascii="Times New Roman" w:hAnsi="Times New Roman" w:cs="Times New Roman"/>
-        </w:rPr>
-      </w:pPr>
-    </w:p>
-    <w:p>
-      <w:pPr>
-        <w:rPr>
-          <w:rFonts w:ascii="Times New Roman" w:hAnsi="Times New Roman" w:cs="Times New Roman"/>
-        </w:rPr>
-      </w:pPr>
+        <w:t xml:space="preserve">Cómo elegir una plataforma de </w:t>
+      </w:r>
+      <w:proofErr w:type="spellStart"/>
       <w:r>
         <w:rPr>
           <w:rFonts w:ascii="Times New Roman" w:hAnsi="Times New Roman" w:cs="Times New Roman"/>
           <w:i/>
           <w:iCs/>
         </w:rPr>
-        <w:t>Email payments explained: How they work and when to use them</w:t>
-      </w:r>
-      <w:r>
-        <w:rPr>
-          <w:rFonts w:ascii="Times New Roman" w:hAnsi="Times New Roman" w:cs="Times New Roman"/>
-        </w:rPr>
-        <w:t>. (s. f.). Stripe. https://stripe.com/resources/more/email-payments-explained</w:t>
+        <w:t>ecommerce</w:t>
+      </w:r>
+      <w:proofErr w:type="spellEnd"/>
+      <w:r>
+        <w:rPr>
+          <w:rFonts w:ascii="Times New Roman" w:hAnsi="Times New Roman" w:cs="Times New Roman"/>
+          <w:i/>
+          <w:iCs/>
+        </w:rPr>
+        <w:t xml:space="preserve"> </w:t>
+      </w:r>
+      <w:proofErr w:type="spellStart"/>
+      <w:r>
+        <w:rPr>
+          <w:rFonts w:ascii="Times New Roman" w:hAnsi="Times New Roman" w:cs="Times New Roman"/>
+          <w:i/>
+          <w:iCs/>
+        </w:rPr>
+        <w:t>multi</w:t>
+      </w:r>
+      <w:proofErr w:type="spellEnd"/>
+      <w:r>
+        <w:rPr>
+          <w:rFonts w:ascii="Times New Roman" w:hAnsi="Times New Roman" w:cs="Times New Roman"/>
+          <w:i/>
+          <w:iCs/>
+        </w:rPr>
+        <w:t xml:space="preserve"> vendedor - </w:t>
+      </w:r>
+      <w:proofErr w:type="spellStart"/>
+      <w:r>
+        <w:rPr>
+          <w:rFonts w:ascii="Times New Roman" w:hAnsi="Times New Roman" w:cs="Times New Roman"/>
+          <w:i/>
+          <w:iCs/>
+        </w:rPr>
+        <w:t>Shopify</w:t>
+      </w:r>
+      <w:proofErr w:type="spellEnd"/>
+      <w:r>
+        <w:rPr>
+          <w:rFonts w:ascii="Times New Roman" w:hAnsi="Times New Roman" w:cs="Times New Roman"/>
+        </w:rPr>
+        <w:t xml:space="preserve">. (s. f.). </w:t>
+      </w:r>
+      <w:proofErr w:type="spellStart"/>
+      <w:r>
+        <w:rPr>
+          <w:rFonts w:ascii="Times New Roman" w:hAnsi="Times New Roman" w:cs="Times New Roman"/>
+        </w:rPr>
+        <w:t>Shopify</w:t>
+      </w:r>
+      <w:proofErr w:type="spellEnd"/>
+      <w:r>
+        <w:rPr>
+          <w:rFonts w:ascii="Times New Roman" w:hAnsi="Times New Roman" w:cs="Times New Roman"/>
+        </w:rPr>
+        <w:t>. https://www.shopify.com/es/blog/plataforma-de-ecommerce-multi-vendedor</w:t>
+      </w:r>
+    </w:p>
+    <w:p>
+      <w:pPr>
+        <w:rPr>
+          <w:rFonts w:ascii="Times New Roman" w:hAnsi="Times New Roman" w:cs="Times New Roman"/>
+        </w:rPr>
+      </w:pPr>
+    </w:p>
+    <w:p>
+      <w:pPr>
+        <w:rPr>
+          <w:rFonts w:ascii="Times New Roman" w:hAnsi="Times New Roman" w:cs="Times New Roman"/>
+        </w:rPr>
+      </w:pPr>
+      <w:proofErr w:type="spellStart"/>
+      <w:r>
+        <w:rPr>
+          <w:rFonts w:ascii="Times New Roman" w:hAnsi="Times New Roman" w:cs="Times New Roman"/>
+        </w:rPr>
+        <w:t>Niranjan</w:t>
+      </w:r>
+      <w:proofErr w:type="spellEnd"/>
+      <w:r>
+        <w:rPr>
+          <w:rFonts w:ascii="Times New Roman" w:hAnsi="Times New Roman" w:cs="Times New Roman"/>
+        </w:rPr>
+        <w:t xml:space="preserve">, A. (2026, 15 julio). </w:t>
+      </w:r>
+      <w:r>
+        <w:rPr>
+          <w:rFonts w:ascii="Times New Roman" w:hAnsi="Times New Roman" w:cs="Times New Roman"/>
+          <w:i/>
+          <w:iCs/>
+        </w:rPr>
+        <w:t xml:space="preserve">Top 50 </w:t>
+      </w:r>
+      <w:proofErr w:type="spellStart"/>
+      <w:r>
+        <w:rPr>
+          <w:rFonts w:ascii="Times New Roman" w:hAnsi="Times New Roman" w:cs="Times New Roman"/>
+          <w:i/>
+          <w:iCs/>
+        </w:rPr>
+        <w:t>Multi</w:t>
+      </w:r>
+      <w:proofErr w:type="spellEnd"/>
+      <w:r>
+        <w:rPr>
+          <w:rFonts w:ascii="Times New Roman" w:hAnsi="Times New Roman" w:cs="Times New Roman"/>
+          <w:i/>
+          <w:iCs/>
+        </w:rPr>
+        <w:t xml:space="preserve"> </w:t>
+      </w:r>
+      <w:proofErr w:type="spellStart"/>
+      <w:r>
+        <w:rPr>
+          <w:rFonts w:ascii="Times New Roman" w:hAnsi="Times New Roman" w:cs="Times New Roman"/>
+          <w:i/>
+          <w:iCs/>
+        </w:rPr>
+        <w:t>Vendor</w:t>
+      </w:r>
+      <w:proofErr w:type="spellEnd"/>
+      <w:r>
+        <w:rPr>
+          <w:rFonts w:ascii="Times New Roman" w:hAnsi="Times New Roman" w:cs="Times New Roman"/>
+          <w:i/>
+          <w:iCs/>
+        </w:rPr>
+        <w:t xml:space="preserve"> </w:t>
+      </w:r>
+      <w:proofErr w:type="spellStart"/>
+      <w:r>
+        <w:rPr>
+          <w:rFonts w:ascii="Times New Roman" w:hAnsi="Times New Roman" w:cs="Times New Roman"/>
+          <w:i/>
+          <w:iCs/>
+        </w:rPr>
+        <w:t>eCommerce</w:t>
+      </w:r>
+      <w:proofErr w:type="spellEnd"/>
+      <w:r>
+        <w:rPr>
+          <w:rFonts w:ascii="Times New Roman" w:hAnsi="Times New Roman" w:cs="Times New Roman"/>
+          <w:i/>
+          <w:iCs/>
+        </w:rPr>
+        <w:t xml:space="preserve"> </w:t>
+      </w:r>
+      <w:proofErr w:type="spellStart"/>
+      <w:r>
+        <w:rPr>
+          <w:rFonts w:ascii="Times New Roman" w:hAnsi="Times New Roman" w:cs="Times New Roman"/>
+          <w:i/>
+          <w:iCs/>
+        </w:rPr>
+        <w:t>Marketplaces</w:t>
+      </w:r>
+      <w:proofErr w:type="spellEnd"/>
+      <w:r>
+        <w:rPr>
+          <w:rFonts w:ascii="Times New Roman" w:hAnsi="Times New Roman" w:cs="Times New Roman"/>
+          <w:i/>
+          <w:iCs/>
+        </w:rPr>
+        <w:t xml:space="preserve"> </w:t>
+      </w:r>
+      <w:proofErr w:type="spellStart"/>
+      <w:r>
+        <w:rPr>
+          <w:rFonts w:ascii="Times New Roman" w:hAnsi="Times New Roman" w:cs="Times New Roman"/>
+          <w:i/>
+          <w:iCs/>
+        </w:rPr>
+        <w:t>Worldwide</w:t>
+      </w:r>
+      <w:proofErr w:type="spellEnd"/>
+      <w:r>
+        <w:rPr>
+          <w:rFonts w:ascii="Times New Roman" w:hAnsi="Times New Roman" w:cs="Times New Roman"/>
+          <w:i/>
+          <w:iCs/>
+        </w:rPr>
+        <w:t xml:space="preserve"> in 2026</w:t>
+      </w:r>
+      <w:r>
+        <w:rPr>
+          <w:rFonts w:ascii="Times New Roman" w:hAnsi="Times New Roman" w:cs="Times New Roman"/>
+        </w:rPr>
+        <w:t xml:space="preserve">. </w:t>
+      </w:r>
+      <w:proofErr w:type="spellStart"/>
+      <w:r>
+        <w:rPr>
+          <w:rFonts w:ascii="Times New Roman" w:hAnsi="Times New Roman" w:cs="Times New Roman"/>
+        </w:rPr>
+        <w:t>SPXCommerce</w:t>
+      </w:r>
+      <w:proofErr w:type="spellEnd"/>
+      <w:r>
+        <w:rPr>
+          <w:rFonts w:ascii="Times New Roman" w:hAnsi="Times New Roman" w:cs="Times New Roman"/>
+        </w:rPr>
+        <w:t xml:space="preserve"> | AI-</w:t>
+      </w:r>
+      <w:proofErr w:type="spellStart"/>
+      <w:r>
+        <w:rPr>
+          <w:rFonts w:ascii="Times New Roman" w:hAnsi="Times New Roman" w:cs="Times New Roman"/>
+        </w:rPr>
+        <w:t>Powered</w:t>
+      </w:r>
+      <w:proofErr w:type="spellEnd"/>
+      <w:r>
+        <w:rPr>
+          <w:rFonts w:ascii="Times New Roman" w:hAnsi="Times New Roman" w:cs="Times New Roman"/>
+        </w:rPr>
+        <w:t xml:space="preserve"> Enterprise E-</w:t>
+      </w:r>
+      <w:proofErr w:type="spellStart"/>
+      <w:r>
+        <w:rPr>
+          <w:rFonts w:ascii="Times New Roman" w:hAnsi="Times New Roman" w:cs="Times New Roman"/>
+        </w:rPr>
+        <w:t>commerce</w:t>
+      </w:r>
+      <w:proofErr w:type="spellEnd"/>
+      <w:r>
+        <w:rPr>
+          <w:rFonts w:ascii="Times New Roman" w:hAnsi="Times New Roman" w:cs="Times New Roman"/>
+        </w:rPr>
+        <w:t xml:space="preserve"> </w:t>
+      </w:r>
+      <w:proofErr w:type="spellStart"/>
+      <w:r>
+        <w:rPr>
+          <w:rFonts w:ascii="Times New Roman" w:hAnsi="Times New Roman" w:cs="Times New Roman"/>
+        </w:rPr>
+        <w:t>Platform</w:t>
+      </w:r>
+      <w:proofErr w:type="spellEnd"/>
+      <w:r>
+        <w:rPr>
+          <w:rFonts w:ascii="Times New Roman" w:hAnsi="Times New Roman" w:cs="Times New Roman"/>
+        </w:rPr>
+        <w:t>. https://www.spxcommerce.com/blog/top-multi-vendor-ecommerce-marketplaces-worldwide/</w:t>
+      </w:r>
+    </w:p>
+    <w:p>
+      <w:pPr>
+        <w:rPr>
+          <w:rFonts w:ascii="Times New Roman" w:hAnsi="Times New Roman" w:cs="Times New Roman"/>
+          <w:i/>
+          <w:iCs/>
+        </w:rPr>
+      </w:pPr>
+    </w:p>
+    <w:p>
+      <w:pPr>
+        <w:rPr>
+          <w:rFonts w:ascii="Times New Roman" w:hAnsi="Times New Roman" w:cs="Times New Roman"/>
+        </w:rPr>
+      </w:pPr>
+      <w:r>
+        <w:rPr>
+          <w:rFonts w:ascii="Times New Roman" w:hAnsi="Times New Roman" w:cs="Times New Roman"/>
+          <w:i/>
+          <w:iCs/>
+        </w:rPr>
+        <w:t xml:space="preserve">Sistema de recomendación, motor de recomendaciones - Amazon </w:t>
+      </w:r>
+      <w:proofErr w:type="spellStart"/>
+      <w:r>
+        <w:rPr>
+          <w:rFonts w:ascii="Times New Roman" w:hAnsi="Times New Roman" w:cs="Times New Roman"/>
+          <w:i/>
+          <w:iCs/>
+        </w:rPr>
+        <w:t>Personalize</w:t>
+      </w:r>
+      <w:proofErr w:type="spellEnd"/>
+      <w:r>
+        <w:rPr>
+          <w:rFonts w:ascii="Times New Roman" w:hAnsi="Times New Roman" w:cs="Times New Roman"/>
+          <w:i/>
+          <w:iCs/>
+        </w:rPr>
+        <w:t xml:space="preserve"> - AWS</w:t>
+      </w:r>
+      <w:r>
+        <w:rPr>
+          <w:rFonts w:ascii="Times New Roman" w:hAnsi="Times New Roman" w:cs="Times New Roman"/>
+        </w:rPr>
+        <w:t xml:space="preserve">. (s. f.). Amazon Web </w:t>
+      </w:r>
+      <w:proofErr w:type="spellStart"/>
+      <w:r>
+        <w:rPr>
+          <w:rFonts w:ascii="Times New Roman" w:hAnsi="Times New Roman" w:cs="Times New Roman"/>
+        </w:rPr>
+        <w:t>Services</w:t>
+      </w:r>
+      <w:proofErr w:type="spellEnd"/>
+      <w:r>
+        <w:rPr>
+          <w:rFonts w:ascii="Times New Roman" w:hAnsi="Times New Roman" w:cs="Times New Roman"/>
+        </w:rPr>
+        <w:t>, Inc. https://aws.amazon.com/es/personalize/</w:t>
+      </w:r>
+    </w:p>
+    <w:p>
+      <w:pPr>
+        <w:rPr>
+          <w:rFonts w:ascii="Times New Roman" w:hAnsi="Times New Roman" w:cs="Times New Roman"/>
+        </w:rPr>
+      </w:pPr>
+    </w:p>
+    <w:p>
+      <w:pPr>
+        <w:rPr>
+          <w:rFonts w:ascii="Times New Roman" w:hAnsi="Times New Roman" w:cs="Times New Roman"/>
+        </w:rPr>
+      </w:pPr>
+      <w:proofErr w:type="spellStart"/>
+      <w:r>
+        <w:rPr>
+          <w:rFonts w:ascii="Times New Roman" w:hAnsi="Times New Roman" w:cs="Times New Roman"/>
+        </w:rPr>
+        <w:t>Fedewa</w:t>
+      </w:r>
+      <w:proofErr w:type="spellEnd"/>
+      <w:r>
+        <w:rPr>
+          <w:rFonts w:ascii="Times New Roman" w:hAnsi="Times New Roman" w:cs="Times New Roman"/>
+        </w:rPr>
+        <w:t xml:space="preserve">, D., </w:t>
+      </w:r>
+      <w:proofErr w:type="spellStart"/>
+      <w:r>
+        <w:rPr>
+          <w:rFonts w:ascii="Times New Roman" w:hAnsi="Times New Roman" w:cs="Times New Roman"/>
+        </w:rPr>
+        <w:t>Holder</w:t>
+      </w:r>
+      <w:proofErr w:type="spellEnd"/>
+      <w:r>
+        <w:rPr>
+          <w:rFonts w:ascii="Times New Roman" w:hAnsi="Times New Roman" w:cs="Times New Roman"/>
+        </w:rPr>
+        <w:t xml:space="preserve">, C., </w:t>
+      </w:r>
+      <w:proofErr w:type="spellStart"/>
+      <w:r>
+        <w:rPr>
+          <w:rFonts w:ascii="Times New Roman" w:hAnsi="Times New Roman" w:cs="Times New Roman"/>
+        </w:rPr>
+        <w:t>Teichner</w:t>
+      </w:r>
+      <w:proofErr w:type="spellEnd"/>
+      <w:r>
+        <w:rPr>
+          <w:rFonts w:ascii="Times New Roman" w:hAnsi="Times New Roman" w:cs="Times New Roman"/>
+        </w:rPr>
+        <w:t xml:space="preserve">, W., &amp; </w:t>
+      </w:r>
+      <w:proofErr w:type="spellStart"/>
+      <w:r>
+        <w:rPr>
+          <w:rFonts w:ascii="Times New Roman" w:hAnsi="Times New Roman" w:cs="Times New Roman"/>
+        </w:rPr>
+        <w:t>Wiseman</w:t>
+      </w:r>
+      <w:proofErr w:type="spellEnd"/>
+      <w:r>
+        <w:rPr>
+          <w:rFonts w:ascii="Times New Roman" w:hAnsi="Times New Roman" w:cs="Times New Roman"/>
+        </w:rPr>
+        <w:t xml:space="preserve">, B. (2021, 12 agosto). Crecimiento “cinco estrellas”: Cómo usar las calificaciones online para diseñar mejores productos. </w:t>
+      </w:r>
+      <w:proofErr w:type="spellStart"/>
+      <w:r>
+        <w:rPr>
+          <w:rFonts w:ascii="Times New Roman" w:hAnsi="Times New Roman" w:cs="Times New Roman"/>
+          <w:i/>
+          <w:iCs/>
+        </w:rPr>
+        <w:t>McKinsey</w:t>
+      </w:r>
+      <w:proofErr w:type="spellEnd"/>
+      <w:r>
+        <w:rPr>
+          <w:rFonts w:ascii="Times New Roman" w:hAnsi="Times New Roman" w:cs="Times New Roman"/>
+          <w:i/>
+          <w:iCs/>
+        </w:rPr>
+        <w:t xml:space="preserve"> &amp; Company</w:t>
+      </w:r>
+      <w:r>
+        <w:rPr>
+          <w:rFonts w:ascii="Times New Roman" w:hAnsi="Times New Roman" w:cs="Times New Roman"/>
+        </w:rPr>
+        <w:t>. https://www.mckinsey.com/industries/consumer-packaged-goods/our-insights/five-star-growth-using-online-ratings-to-design-better-products/es-CL</w:t>
+      </w:r>
+    </w:p>
+    <w:p>
+      <w:pPr>
+        <w:rPr>
+          <w:rFonts w:ascii="Times New Roman" w:hAnsi="Times New Roman" w:cs="Times New Roman"/>
+        </w:rPr>
+      </w:pPr>
+    </w:p>
+    <w:p>
+      <w:pPr>
+        <w:rPr>
+          <w:rFonts w:ascii="Times New Roman" w:hAnsi="Times New Roman" w:cs="Times New Roman"/>
+        </w:rPr>
+      </w:pPr>
+      <w:r>
+        <w:rPr>
+          <w:rFonts w:ascii="Times New Roman" w:hAnsi="Times New Roman" w:cs="Times New Roman"/>
+          <w:i/>
+          <w:iCs/>
+        </w:rPr>
+        <w:lastRenderedPageBreak/>
+        <w:t>Gestión de inventario</w:t>
+      </w:r>
+      <w:r>
+        <w:rPr>
+          <w:rFonts w:ascii="Times New Roman" w:hAnsi="Times New Roman" w:cs="Times New Roman"/>
+        </w:rPr>
+        <w:t xml:space="preserve">. (s. f.-a). </w:t>
+      </w:r>
+      <w:proofErr w:type="spellStart"/>
+      <w:r>
+        <w:rPr>
+          <w:rFonts w:ascii="Times New Roman" w:hAnsi="Times New Roman" w:cs="Times New Roman"/>
+        </w:rPr>
+        <w:t>Shopify</w:t>
+      </w:r>
+      <w:proofErr w:type="spellEnd"/>
+      <w:r>
+        <w:rPr>
+          <w:rFonts w:ascii="Times New Roman" w:hAnsi="Times New Roman" w:cs="Times New Roman"/>
+        </w:rPr>
+        <w:t>. https://apps.shopify.com/built-in-features/inventory?locale=es</w:t>
+      </w:r>
+    </w:p>
+    <w:p>
+      <w:pPr>
+        <w:rPr>
+          <w:rFonts w:ascii="Times New Roman" w:hAnsi="Times New Roman" w:cs="Times New Roman"/>
+        </w:rPr>
+      </w:pPr>
+    </w:p>
+    <w:p>
+      <w:pPr>
+        <w:rPr>
+          <w:rFonts w:ascii="Times New Roman" w:hAnsi="Times New Roman" w:cs="Times New Roman"/>
+        </w:rPr>
+      </w:pPr>
+      <w:r>
+        <w:rPr>
+          <w:rFonts w:ascii="Times New Roman" w:hAnsi="Times New Roman" w:cs="Times New Roman"/>
+          <w:i/>
+          <w:iCs/>
+        </w:rPr>
+        <w:t>Utiliza las opiniones de tus clientes para impulsar las ventas de tu tienda virtual</w:t>
+      </w:r>
+      <w:r>
+        <w:rPr>
+          <w:rFonts w:ascii="Times New Roman" w:hAnsi="Times New Roman" w:cs="Times New Roman"/>
+        </w:rPr>
+        <w:t xml:space="preserve">. (s. f.-b). </w:t>
+      </w:r>
+      <w:proofErr w:type="spellStart"/>
+      <w:r>
+        <w:rPr>
+          <w:rFonts w:ascii="Times New Roman" w:hAnsi="Times New Roman" w:cs="Times New Roman"/>
+        </w:rPr>
+        <w:t>Shopify</w:t>
+      </w:r>
+      <w:proofErr w:type="spellEnd"/>
+      <w:r>
+        <w:rPr>
+          <w:rFonts w:ascii="Times New Roman" w:hAnsi="Times New Roman" w:cs="Times New Roman"/>
+        </w:rPr>
+        <w:t>. https://es.shopify.com/blog/11190537-utiliza-las-opiniones-de-tus-clientes-para-impulsar-las-ventas-de-tu-tienda-virtual</w:t>
+      </w:r>
+    </w:p>
+    <w:p>
+      <w:pPr>
+        <w:rPr>
+          <w:rFonts w:ascii="Times New Roman" w:hAnsi="Times New Roman" w:cs="Times New Roman"/>
+        </w:rPr>
+      </w:pPr>
+    </w:p>
+    <w:p>
+      <w:pPr>
+        <w:rPr>
+          <w:rFonts w:ascii="Times New Roman" w:hAnsi="Times New Roman" w:cs="Times New Roman"/>
+        </w:rPr>
+      </w:pPr>
+      <w:proofErr w:type="spellStart"/>
+      <w:r>
+        <w:rPr>
+          <w:rFonts w:ascii="Times New Roman" w:hAnsi="Times New Roman" w:cs="Times New Roman"/>
+        </w:rPr>
+        <w:t>Stripe</w:t>
+      </w:r>
+      <w:proofErr w:type="spellEnd"/>
+      <w:r>
+        <w:rPr>
+          <w:rFonts w:ascii="Times New Roman" w:hAnsi="Times New Roman" w:cs="Times New Roman"/>
+        </w:rPr>
+        <w:t xml:space="preserve">. (2025, 30 octubre). </w:t>
+      </w:r>
+      <w:proofErr w:type="spellStart"/>
+      <w:r>
+        <w:rPr>
+          <w:rFonts w:ascii="Times New Roman" w:hAnsi="Times New Roman" w:cs="Times New Roman"/>
+          <w:i/>
+          <w:iCs/>
+        </w:rPr>
+        <w:t>Checkout</w:t>
+      </w:r>
+      <w:proofErr w:type="spellEnd"/>
+      <w:r>
+        <w:rPr>
+          <w:rFonts w:ascii="Times New Roman" w:hAnsi="Times New Roman" w:cs="Times New Roman"/>
+          <w:i/>
+          <w:iCs/>
+        </w:rPr>
+        <w:t xml:space="preserve"> </w:t>
+      </w:r>
+      <w:proofErr w:type="spellStart"/>
+      <w:r>
+        <w:rPr>
+          <w:rFonts w:ascii="Times New Roman" w:hAnsi="Times New Roman" w:cs="Times New Roman"/>
+          <w:i/>
+          <w:iCs/>
+        </w:rPr>
+        <w:t>solutions</w:t>
+      </w:r>
+      <w:proofErr w:type="spellEnd"/>
+      <w:r>
+        <w:rPr>
+          <w:rFonts w:ascii="Times New Roman" w:hAnsi="Times New Roman" w:cs="Times New Roman"/>
+          <w:i/>
+          <w:iCs/>
+        </w:rPr>
+        <w:t xml:space="preserve">: </w:t>
+      </w:r>
+      <w:proofErr w:type="spellStart"/>
+      <w:r>
+        <w:rPr>
+          <w:rFonts w:ascii="Times New Roman" w:hAnsi="Times New Roman" w:cs="Times New Roman"/>
+          <w:i/>
+          <w:iCs/>
+        </w:rPr>
+        <w:t>What</w:t>
+      </w:r>
+      <w:proofErr w:type="spellEnd"/>
+      <w:r>
+        <w:rPr>
+          <w:rFonts w:ascii="Times New Roman" w:hAnsi="Times New Roman" w:cs="Times New Roman"/>
+          <w:i/>
+          <w:iCs/>
+        </w:rPr>
+        <w:t xml:space="preserve"> </w:t>
+      </w:r>
+      <w:proofErr w:type="spellStart"/>
+      <w:r>
+        <w:rPr>
+          <w:rFonts w:ascii="Times New Roman" w:hAnsi="Times New Roman" w:cs="Times New Roman"/>
+          <w:i/>
+          <w:iCs/>
+        </w:rPr>
+        <w:t>they</w:t>
+      </w:r>
+      <w:proofErr w:type="spellEnd"/>
+      <w:r>
+        <w:rPr>
+          <w:rFonts w:ascii="Times New Roman" w:hAnsi="Times New Roman" w:cs="Times New Roman"/>
+          <w:i/>
+          <w:iCs/>
+        </w:rPr>
+        <w:t xml:space="preserve"> are and </w:t>
+      </w:r>
+      <w:proofErr w:type="spellStart"/>
+      <w:r>
+        <w:rPr>
+          <w:rFonts w:ascii="Times New Roman" w:hAnsi="Times New Roman" w:cs="Times New Roman"/>
+          <w:i/>
+          <w:iCs/>
+        </w:rPr>
+        <w:t>how</w:t>
+      </w:r>
+      <w:proofErr w:type="spellEnd"/>
+      <w:r>
+        <w:rPr>
+          <w:rFonts w:ascii="Times New Roman" w:hAnsi="Times New Roman" w:cs="Times New Roman"/>
+          <w:i/>
+          <w:iCs/>
+        </w:rPr>
+        <w:t xml:space="preserve"> to </w:t>
+      </w:r>
+      <w:proofErr w:type="spellStart"/>
+      <w:r>
+        <w:rPr>
+          <w:rFonts w:ascii="Times New Roman" w:hAnsi="Times New Roman" w:cs="Times New Roman"/>
+          <w:i/>
+          <w:iCs/>
+        </w:rPr>
+        <w:t>choose</w:t>
+      </w:r>
+      <w:proofErr w:type="spellEnd"/>
+      <w:r>
+        <w:rPr>
+          <w:rFonts w:ascii="Times New Roman" w:hAnsi="Times New Roman" w:cs="Times New Roman"/>
+          <w:i/>
+          <w:iCs/>
+        </w:rPr>
+        <w:t xml:space="preserve"> </w:t>
+      </w:r>
+      <w:proofErr w:type="spellStart"/>
+      <w:r>
+        <w:rPr>
+          <w:rFonts w:ascii="Times New Roman" w:hAnsi="Times New Roman" w:cs="Times New Roman"/>
+          <w:i/>
+          <w:iCs/>
+        </w:rPr>
+        <w:t>the</w:t>
+      </w:r>
+      <w:proofErr w:type="spellEnd"/>
+      <w:r>
+        <w:rPr>
+          <w:rFonts w:ascii="Times New Roman" w:hAnsi="Times New Roman" w:cs="Times New Roman"/>
+          <w:i/>
+          <w:iCs/>
+        </w:rPr>
+        <w:t xml:space="preserve"> </w:t>
+      </w:r>
+      <w:proofErr w:type="spellStart"/>
+      <w:r>
+        <w:rPr>
+          <w:rFonts w:ascii="Times New Roman" w:hAnsi="Times New Roman" w:cs="Times New Roman"/>
+          <w:i/>
+          <w:iCs/>
+        </w:rPr>
+        <w:t>best</w:t>
+      </w:r>
+      <w:proofErr w:type="spellEnd"/>
+      <w:r>
+        <w:rPr>
+          <w:rFonts w:ascii="Times New Roman" w:hAnsi="Times New Roman" w:cs="Times New Roman"/>
+          <w:i/>
+          <w:iCs/>
+        </w:rPr>
+        <w:t xml:space="preserve"> </w:t>
+      </w:r>
+      <w:proofErr w:type="spellStart"/>
+      <w:r>
+        <w:rPr>
+          <w:rFonts w:ascii="Times New Roman" w:hAnsi="Times New Roman" w:cs="Times New Roman"/>
+          <w:i/>
+          <w:iCs/>
+        </w:rPr>
+        <w:t>one</w:t>
+      </w:r>
+      <w:proofErr w:type="spellEnd"/>
+      <w:r>
+        <w:rPr>
+          <w:rFonts w:ascii="Times New Roman" w:hAnsi="Times New Roman" w:cs="Times New Roman"/>
+          <w:i/>
+          <w:iCs/>
+        </w:rPr>
+        <w:t xml:space="preserve"> </w:t>
+      </w:r>
+      <w:proofErr w:type="spellStart"/>
+      <w:r>
+        <w:rPr>
+          <w:rFonts w:ascii="Times New Roman" w:hAnsi="Times New Roman" w:cs="Times New Roman"/>
+          <w:i/>
+          <w:iCs/>
+        </w:rPr>
+        <w:t>for</w:t>
+      </w:r>
+      <w:proofErr w:type="spellEnd"/>
+      <w:r>
+        <w:rPr>
+          <w:rFonts w:ascii="Times New Roman" w:hAnsi="Times New Roman" w:cs="Times New Roman"/>
+          <w:i/>
+          <w:iCs/>
+        </w:rPr>
+        <w:t xml:space="preserve"> </w:t>
+      </w:r>
+      <w:proofErr w:type="spellStart"/>
+      <w:r>
+        <w:rPr>
+          <w:rFonts w:ascii="Times New Roman" w:hAnsi="Times New Roman" w:cs="Times New Roman"/>
+          <w:i/>
+          <w:iCs/>
+        </w:rPr>
+        <w:t>your</w:t>
+      </w:r>
+      <w:proofErr w:type="spellEnd"/>
+      <w:r>
+        <w:rPr>
+          <w:rFonts w:ascii="Times New Roman" w:hAnsi="Times New Roman" w:cs="Times New Roman"/>
+          <w:i/>
+          <w:iCs/>
+        </w:rPr>
+        <w:t xml:space="preserve"> </w:t>
+      </w:r>
+      <w:proofErr w:type="spellStart"/>
+      <w:r>
+        <w:rPr>
+          <w:rFonts w:ascii="Times New Roman" w:hAnsi="Times New Roman" w:cs="Times New Roman"/>
+          <w:i/>
+          <w:iCs/>
+        </w:rPr>
+        <w:t>business</w:t>
+      </w:r>
+      <w:proofErr w:type="spellEnd"/>
+      <w:r>
+        <w:rPr>
+          <w:rFonts w:ascii="Times New Roman" w:hAnsi="Times New Roman" w:cs="Times New Roman"/>
+        </w:rPr>
+        <w:t>. https://stripe.com/resources/more/checkout-solutions</w:t>
+      </w:r>
+    </w:p>
+    <w:p>
+      <w:pPr>
+        <w:rPr>
+          <w:rFonts w:ascii="Times New Roman" w:hAnsi="Times New Roman" w:cs="Times New Roman"/>
+        </w:rPr>
+      </w:pPr>
+    </w:p>
+    <w:p>
+      <w:pPr>
+        <w:rPr>
+          <w:rFonts w:ascii="Times New Roman" w:hAnsi="Times New Roman" w:cs="Times New Roman"/>
+        </w:rPr>
+      </w:pPr>
+      <w:r>
+        <w:rPr>
+          <w:rFonts w:ascii="Times New Roman" w:hAnsi="Times New Roman" w:cs="Times New Roman"/>
+          <w:i/>
+          <w:iCs/>
+        </w:rPr>
+        <w:t xml:space="preserve">Email </w:t>
+      </w:r>
+      <w:proofErr w:type="spellStart"/>
+      <w:r>
+        <w:rPr>
+          <w:rFonts w:ascii="Times New Roman" w:hAnsi="Times New Roman" w:cs="Times New Roman"/>
+          <w:i/>
+          <w:iCs/>
+        </w:rPr>
+        <w:t>payments</w:t>
+      </w:r>
+      <w:proofErr w:type="spellEnd"/>
+      <w:r>
+        <w:rPr>
+          <w:rFonts w:ascii="Times New Roman" w:hAnsi="Times New Roman" w:cs="Times New Roman"/>
+          <w:i/>
+          <w:iCs/>
+        </w:rPr>
+        <w:t xml:space="preserve"> </w:t>
+      </w:r>
+      <w:proofErr w:type="spellStart"/>
+      <w:r>
+        <w:rPr>
+          <w:rFonts w:ascii="Times New Roman" w:hAnsi="Times New Roman" w:cs="Times New Roman"/>
+          <w:i/>
+          <w:iCs/>
+        </w:rPr>
+        <w:t>explained</w:t>
+      </w:r>
+      <w:proofErr w:type="spellEnd"/>
+      <w:r>
+        <w:rPr>
+          <w:rFonts w:ascii="Times New Roman" w:hAnsi="Times New Roman" w:cs="Times New Roman"/>
+          <w:i/>
+          <w:iCs/>
+        </w:rPr>
+        <w:t xml:space="preserve">: </w:t>
+      </w:r>
+      <w:proofErr w:type="spellStart"/>
+      <w:r>
+        <w:rPr>
+          <w:rFonts w:ascii="Times New Roman" w:hAnsi="Times New Roman" w:cs="Times New Roman"/>
+          <w:i/>
+          <w:iCs/>
+        </w:rPr>
+        <w:t>How</w:t>
+      </w:r>
+      <w:proofErr w:type="spellEnd"/>
+      <w:r>
+        <w:rPr>
+          <w:rFonts w:ascii="Times New Roman" w:hAnsi="Times New Roman" w:cs="Times New Roman"/>
+          <w:i/>
+          <w:iCs/>
+        </w:rPr>
+        <w:t xml:space="preserve"> </w:t>
+      </w:r>
+      <w:proofErr w:type="spellStart"/>
+      <w:r>
+        <w:rPr>
+          <w:rFonts w:ascii="Times New Roman" w:hAnsi="Times New Roman" w:cs="Times New Roman"/>
+          <w:i/>
+          <w:iCs/>
+        </w:rPr>
+        <w:t>they</w:t>
+      </w:r>
+      <w:proofErr w:type="spellEnd"/>
+      <w:r>
+        <w:rPr>
+          <w:rFonts w:ascii="Times New Roman" w:hAnsi="Times New Roman" w:cs="Times New Roman"/>
+          <w:i/>
+          <w:iCs/>
+        </w:rPr>
+        <w:t xml:space="preserve"> </w:t>
+      </w:r>
+      <w:proofErr w:type="spellStart"/>
+      <w:r>
+        <w:rPr>
+          <w:rFonts w:ascii="Times New Roman" w:hAnsi="Times New Roman" w:cs="Times New Roman"/>
+          <w:i/>
+          <w:iCs/>
+        </w:rPr>
+        <w:t>work</w:t>
+      </w:r>
+      <w:proofErr w:type="spellEnd"/>
+      <w:r>
+        <w:rPr>
+          <w:rFonts w:ascii="Times New Roman" w:hAnsi="Times New Roman" w:cs="Times New Roman"/>
+          <w:i/>
+          <w:iCs/>
+        </w:rPr>
+        <w:t xml:space="preserve"> and </w:t>
+      </w:r>
+      <w:proofErr w:type="spellStart"/>
+      <w:r>
+        <w:rPr>
+          <w:rFonts w:ascii="Times New Roman" w:hAnsi="Times New Roman" w:cs="Times New Roman"/>
+          <w:i/>
+          <w:iCs/>
+        </w:rPr>
+        <w:t>when</w:t>
+      </w:r>
+      <w:proofErr w:type="spellEnd"/>
+      <w:r>
+        <w:rPr>
+          <w:rFonts w:ascii="Times New Roman" w:hAnsi="Times New Roman" w:cs="Times New Roman"/>
+          <w:i/>
+          <w:iCs/>
+        </w:rPr>
+        <w:t xml:space="preserve"> to use </w:t>
+      </w:r>
+      <w:proofErr w:type="spellStart"/>
+      <w:r>
+        <w:rPr>
+          <w:rFonts w:ascii="Times New Roman" w:hAnsi="Times New Roman" w:cs="Times New Roman"/>
+          <w:i/>
+          <w:iCs/>
+        </w:rPr>
+        <w:t>them</w:t>
+      </w:r>
+      <w:proofErr w:type="spellEnd"/>
+      <w:r>
+        <w:rPr>
+          <w:rFonts w:ascii="Times New Roman" w:hAnsi="Times New Roman" w:cs="Times New Roman"/>
+        </w:rPr>
+        <w:t xml:space="preserve">. (s. f.). </w:t>
+      </w:r>
+      <w:proofErr w:type="spellStart"/>
+      <w:r>
+        <w:rPr>
+          <w:rFonts w:ascii="Times New Roman" w:hAnsi="Times New Roman" w:cs="Times New Roman"/>
+        </w:rPr>
+        <w:t>Stripe</w:t>
+      </w:r>
+      <w:proofErr w:type="spellEnd"/>
+      <w:r>
+        <w:rPr>
+          <w:rFonts w:ascii="Times New Roman" w:hAnsi="Times New Roman" w:cs="Times New Roman"/>
+        </w:rPr>
+        <w:t>. https://stripe.com/resources/more/email-payments-explained</w:t>
       </w:r>
     </w:p>
     <w:p>
@@ -11327,6 +15727,7 @@
   <w:style w:type="character" w:default="1" w:styleId="Fuentedeprrafopredeter">
     <w:name w:val="Default Paragraph Font"/>
     <w:uiPriority w:val="1"/>
+    <w:semiHidden/>
     <w:unhideWhenUsed/>
   </w:style>
   <w:style w:type="table" w:default="1" w:styleId="Tablanormal">
@@ -11876,7 +16277,7 @@
 </file>
 
 <file path=customXml/itemProps1.xml><?xml version="1.0" encoding="utf-8"?>
-<ds:datastoreItem xmlns:ds="http://schemas.openxmlformats.org/officeDocument/2006/customXml" ds:itemID="{9F0B0F50-349A-482A-9E52-150E05B9E520}">
+<ds:datastoreItem xmlns:ds="http://schemas.openxmlformats.org/officeDocument/2006/customXml" ds:itemID="{44E7A486-468E-4365-AF80-6C4F25E79B1B}">
   <ds:schemaRefs>
     <ds:schemaRef ds:uri="http://schemas.openxmlformats.org/officeDocument/2006/bibliography"/>
   </ds:schemaRefs>
